--- a/downloads/student/ai-4-week-34.docx
+++ b/downloads/student/ai-4-week-34.docx
@@ -2205,6 +2205,16 @@
     <w:p>
       <w:r>
         <w:t>A well-planned split does not create sufficient sample size; two held-out plants support only a very narrow claim.</w:t>
+      </w:r>
+    </w:p>
+    <w:p>
+      <w:r>
+        <w:t>Read the labelled picture: What provenance field prevents the crop from appearing independent? Point to the relevant step in the picture, then write the changed result and the rule or evidence that supports it.</w:t>
+      </w:r>
+    </w:p>
+    <w:p>
+      <w:r>
+        <w:t>Change one thing: A derived crop of plantG is added to training. Predict the result before checking the explanation. What remains the same?</w:t>
       </w:r>
     </w:p>
     <w:p>
@@ -4105,6 +4115,187 @@
     <w:p>
       <w:r>
         <w:t>Attempt the independent case before hints. Record whether you worked alone, used a hint or followed a model. After feedback, fix the first unsupported step and explain why it changed. A later check uses a changed case, not a copied answer.</w:t>
+      </w:r>
+    </w:p>
+    <w:p>
+      <w:pPr>
+        <w:pStyle w:val="Heading1"/>
+      </w:pPr>
+      <w:r>
+        <w:t>15. Your lesson route</w:t>
+      </w:r>
+    </w:p>
+    <w:p>
+      <w:r>
+        <w:t>Start with this question: Plan the plant capstone around independent groups and a baseline before collecting more rows.</w:t>
+      </w:r>
+    </w:p>
+    <w:tbl>
+      <w:tblPr>
+        <w:tblStyle w:val="LightShading-Accent1"/>
+        <w:tblW w:type="auto" w:w="0"/>
+        <w:tblLook w:firstColumn="1" w:firstRow="1" w:lastColumn="0" w:lastRow="0" w:noHBand="0" w:noVBand="1" w:val="04A0"/>
+      </w:tblPr>
+      <w:tblGrid>
+        <w:gridCol w:w="5112"/>
+        <w:gridCol w:w="5112"/>
+      </w:tblGrid>
+      <w:tr>
+        <w:trPr>
+          <w:tblHeader/>
+        </w:trPr>
+        <w:tc>
+          <w:tcPr>
+            <w:tcW w:type="dxa" w:w="5112"/>
+          </w:tcPr>
+          <w:p>
+            <w:r>
+              <w:t>By the end, I can</w:t>
+            </w:r>
+          </w:p>
+        </w:tc>
+        <w:tc>
+          <w:tcPr>
+            <w:tcW w:type="dxa" w:w="5112"/>
+          </w:tcPr>
+          <w:p>
+            <w:r>
+              <w:t>How I will show it</w:t>
+            </w:r>
+          </w:p>
+        </w:tc>
+      </w:tr>
+      <w:tr>
+        <w:tc>
+          <w:tcPr>
+            <w:tcW w:type="dxa" w:w="5112"/>
+          </w:tcPr>
+          <w:p>
+            <w:r>
+              <w:t>Define a feasible capstone question and acceptance criteria</w:t>
+            </w:r>
+          </w:p>
+        </w:tc>
+        <w:tc>
+          <w:tcPr>
+            <w:tcW w:type="dxa" w:w="5112"/>
+          </w:tcPr>
+          <w:p>
+            <w:r>
+              <w:t>Explain the deciding step, show a trace or test, and state one limit.</w:t>
+            </w:r>
+          </w:p>
+        </w:tc>
+      </w:tr>
+      <w:tr>
+        <w:tc>
+          <w:tcPr>
+            <w:tcW w:type="dxa" w:w="5112"/>
+          </w:tcPr>
+          <w:p>
+            <w:r>
+              <w:t>Create a data and split plan before modelling</w:t>
+            </w:r>
+          </w:p>
+        </w:tc>
+        <w:tc>
+          <w:tcPr>
+            <w:tcW w:type="dxa" w:w="5112"/>
+          </w:tcPr>
+          <w:p>
+            <w:r>
+              <w:t>Explain the deciding step, show a trace or test, and state one limit.</w:t>
+            </w:r>
+          </w:p>
+        </w:tc>
+      </w:tr>
+      <w:tr>
+        <w:tc>
+          <w:tcPr>
+            <w:tcW w:type="dxa" w:w="5112"/>
+          </w:tcPr>
+          <w:p>
+            <w:r>
+              <w:t>Specify evidence, privacy and a fallback</w:t>
+            </w:r>
+          </w:p>
+        </w:tc>
+        <w:tc>
+          <w:tcPr>
+            <w:tcW w:type="dxa" w:w="5112"/>
+          </w:tcPr>
+          <w:p>
+            <w:r>
+              <w:t>Explain the deciding step, show a trace or test, and state one limit.</w:t>
+            </w:r>
+          </w:p>
+        </w:tc>
+      </w:tr>
+    </w:tbl>
+    <w:p>
+      <w:r>
+        <w:t>Remember → watch and explain → try with help → investigate → try independently → keep project evidence. Your teacher may spread this lesson across several classes.</w:t>
+      </w:r>
+    </w:p>
+    <w:p>
+      <w:r>
+        <w:t>Keep your first prediction. Compare it with what the evidence shows and explain any change.</w:t>
+      </w:r>
+    </w:p>
+    <w:p>
+      <w:pPr>
+        <w:pStyle w:val="Heading1"/>
+      </w:pPr>
+      <w:r>
+        <w:t>16. Finish and return</w:t>
+      </w:r>
+    </w:p>
+    <w:p>
+      <w:r>
+        <w:t>Close your notes. Explain this goal in your own words: Define a feasible capstone question and acceptance criteria</w:t>
+      </w:r>
+    </w:p>
+    <w:p>
+      <w:pPr>
+        <w:pStyle w:val="Heading3"/>
+      </w:pPr>
+      <w:r>
+        <w:t>My deciding step, evidence and one remaining question</w:t>
+      </w:r>
+    </w:p>
+    <w:p>
+      <w:r>
+        <w:t>________________________________________________________________</w:t>
+      </w:r>
+    </w:p>
+    <w:p>
+      <w:r>
+        <w:t>________________________________________________________________</w:t>
+      </w:r>
+    </w:p>
+    <w:p>
+      <w:r>
+        <w:t>________________________________________________________________</w:t>
+      </w:r>
+    </w:p>
+    <w:p>
+      <w:r>
+        <w:t>________________________________________________________________</w:t>
+      </w:r>
+    </w:p>
+    <w:p>
+      <w:r>
+        <w:t>________________________________________________________________</w:t>
+      </w:r>
+    </w:p>
+    <w:p>
+      <w:r>
+        <w:t>If you are unsure, return to the worked picture and explain one arrow. If you are ready, change an input or assumption and justify your prediction.</w:t>
+      </w:r>
+    </w:p>
+    <w:p>
+      <w:r>
+        <w:t>Save your workbook evidence. At the next review, try a different case before opening your old answer.</w:t>
       </w:r>
     </w:p>
     <w:sectPr>

--- a/downloads/student/ai-4-week-34.docx
+++ b/downloads/student/ai-4-week-34.docx
@@ -4296,6 +4296,215 @@
     <w:p>
       <w:r>
         <w:t>Save your workbook evidence. At the next review, try a different case before opening your old answer.</w:t>
+      </w:r>
+    </w:p>
+    <w:p>
+      <w:pPr>
+        <w:pStyle w:val="Heading1"/>
+      </w:pPr>
+      <w:r>
+        <w:t>17. Supported practice, repair and portfolio</w:t>
+      </w:r>
+    </w:p>
+    <w:p>
+      <w:r>
+        <w:t>Use this supported practice once, in the browser or on paper. Keep the reserved independent assessment for a separate first attempt before teacher feedback.</w:t>
+      </w:r>
+    </w:p>
+    <w:p>
+      <w:r>
+        <w:t>Plan the plant capstone around independent groups and a baseline before collecting more rows.</w:t>
+      </w:r>
+    </w:p>
+    <w:p>
+      <w:pPr>
+        <w:pStyle w:val="Heading3"/>
+      </w:pPr>
+      <w:r>
+        <w:t>Practice 1: explain the deciding evidence</w:t>
+      </w:r>
+    </w:p>
+    <w:p>
+      <w:r>
+        <w:t>Which labelled step matches this detail? Fit majority label only from development training; record metrics and error types.</w:t>
+      </w:r>
+    </w:p>
+    <w:p>
+      <w:r>
+        <w:t>1. Define target</w:t>
+      </w:r>
+    </w:p>
+    <w:p>
+      <w:r>
+        <w:t>2. Split by groups</w:t>
+      </w:r>
+    </w:p>
+    <w:p>
+      <w:r>
+        <w:t>3. Plan baseline</w:t>
+      </w:r>
+    </w:p>
+    <w:p>
+      <w:pPr>
+        <w:pStyle w:val="Heading3"/>
+      </w:pPr>
+      <w:r>
+        <w:t>My selected conclusion, deciding fact and explanation</w:t>
+      </w:r>
+    </w:p>
+    <w:p>
+      <w:r>
+        <w:t>________________________________________________________________</w:t>
+      </w:r>
+    </w:p>
+    <w:p>
+      <w:r>
+        <w:t>________________________________________________________________</w:t>
+      </w:r>
+    </w:p>
+    <w:p>
+      <w:r>
+        <w:t>________________________________________________________________</w:t>
+      </w:r>
+    </w:p>
+    <w:p>
+      <w:r>
+        <w:t>________________________________________________________________</w:t>
+      </w:r>
+    </w:p>
+    <w:p>
+      <w:r>
+        <w:t>________________________________________________________________</w:t>
+      </w:r>
+    </w:p>
+    <w:p>
+      <w:r>
+        <w:t>Hint if needed: Read the steps in the pictorial case. Match the supplied detail to the stage that performs or records it.</w:t>
+      </w:r>
+    </w:p>
+    <w:p>
+      <w:r>
+        <w:t>After your attempt, compare with the supported explanation: Plan baseline Fit majority label only from development training; record metrics and error types. Read the picture in order. Fit majority label only from development training; record metrics and error types. The arrows show which recorded input or intermediate result each decision uses. Explain the deciding step aloud before checking the changed case; pointing to the final answer alone does not show how it follows.</w:t>
+      </w:r>
+    </w:p>
+    <w:p>
+      <w:pPr>
+        <w:pStyle w:val="Heading3"/>
+      </w:pPr>
+      <w:r>
+        <w:t>Practice 2: explain the deciding evidence</w:t>
+      </w:r>
+    </w:p>
+    <w:p>
+      <w:r>
+        <w:t>Changed-case practice: A derived crop of plantG is added to training. Which conclusion is supported by the supplied facts?</w:t>
+      </w:r>
+    </w:p>
+    <w:p>
+      <w:r>
+        <w:t>1. This one example guarantees correct results for every future input.</w:t>
+      </w:r>
+    </w:p>
+    <w:p>
+      <w:r>
+        <w:t>2. We can decide the result without examining the changed input or the procedure.</w:t>
+      </w:r>
+    </w:p>
+    <w:p>
+      <w:r>
+        <w:t>3. The final group separation is violated.</w:t>
+      </w:r>
+    </w:p>
+    <w:p>
+      <w:pPr>
+        <w:pStyle w:val="Heading3"/>
+      </w:pPr>
+      <w:r>
+        <w:t>My selected conclusion, deciding fact and explanation</w:t>
+      </w:r>
+    </w:p>
+    <w:p>
+      <w:r>
+        <w:t>________________________________________________________________</w:t>
+      </w:r>
+    </w:p>
+    <w:p>
+      <w:r>
+        <w:t>________________________________________________________________</w:t>
+      </w:r>
+    </w:p>
+    <w:p>
+      <w:r>
+        <w:t>________________________________________________________________</w:t>
+      </w:r>
+    </w:p>
+    <w:p>
+      <w:r>
+        <w:t>________________________________________________________________</w:t>
+      </w:r>
+    </w:p>
+    <w:p>
+      <w:r>
+        <w:t>________________________________________________________________</w:t>
+      </w:r>
+    </w:p>
+    <w:p>
+      <w:r>
+        <w:t>Hint if needed: Use the changed condition and the deciding step in the pictorial trace. The answer must say what follows from those facts.</w:t>
+      </w:r>
+    </w:p>
+    <w:p>
+      <w:r>
+        <w:t>After your attempt, compare with the supported explanation: The final group separation is violated. The crop retains the same source plant identity even with a new file name.</w:t>
+      </w:r>
+    </w:p>
+    <w:p>
+      <w:pPr>
+        <w:pStyle w:val="Heading3"/>
+      </w:pPr>
+      <w:r>
+        <w:t>Repair a missing building block</w:t>
+      </w:r>
+    </w:p>
+    <w:p>
+      <w:r>
+        <w:t>Review Model Cards and Human Review (ai-4/33). Goal: Write a model card whose claims match evidence. Short practice: Write a bounded replacement for the publicity sentence. Point to the relevant step in the picture, then write the changed result and the rule or evidence that supports it.. Return to this week and explain what you changed.</w:t>
+      </w:r>
+    </w:p>
+    <w:p>
+      <w:r>
+        <w:t>Review Subgroup Performance (ai-4/31). Goal: Calculate subgroup results with sample sizes. Short practice: Why should the report retain subgroup rates alongside the total? Point to the relevant step in the picture, then write the changed result and the rule or evidence that supports it.. Return to this week and explain what you changed.</w:t>
+      </w:r>
+    </w:p>
+    <w:p>
+      <w:r>
+        <w:t>Review Learning Curves (ai-4/28). Goal: Read training-size learning curves. Short practice: What comparison is valid if the validation set changes between sizes? Point to the relevant step in the picture, then write the changed result and the rule or evidence that supports it.. Return to this week and explain what you changed.</w:t>
+      </w:r>
+    </w:p>
+    <w:p>
+      <w:pPr>
+        <w:pStyle w:val="Heading3"/>
+      </w:pPr>
+      <w:r>
+        <w:t>Predict, run and debug</w:t>
+      </w:r>
+    </w:p>
+    <w:p>
+      <w:r>
+        <w:t>The browser lab lets you edit the supported Python examples already included in this lesson. Predict first, run, inspect the actual output or error, change one input, then run again. Keep code, predictions, actual results and a reasoned revision together. On paper, label your result as a trace rather than an execution.</w:t>
+      </w:r>
+    </w:p>
+    <w:p>
+      <w:pPr>
+        <w:pStyle w:val="Heading3"/>
+      </w:pPr>
+      <w:r>
+        <w:t>Keep your completed work</w:t>
+      </w:r>
+    </w:p>
+    <w:p>
+      <w:r>
+        <w:t>Use Download completed work in the hosted lesson to export your answers, reflections, practice feedback and code-run evidence. Open the HTML copy to read or print it. Drafts stay in this browser when storage is available; clear drafts on a shared device.</w:t>
       </w:r>
     </w:p>
     <w:sectPr>

--- a/downloads/student/ai-4-week-34.docx
+++ b/downloads/student/ai-4-week-34.docx
@@ -42,6 +42,11 @@
       </w:r>
     </w:p>
     <w:p>
+      <w:r>
+        <w:t>Start with the target: Define a feasible capstone question and acceptance criteria. Try the recall before opening notes.</w:t>
+      </w:r>
+    </w:p>
+    <w:p>
       <w:pPr>
         <w:pStyle w:val="Heading3"/>
       </w:pPr>
@@ -50,18 +55,48 @@
       </w:r>
     </w:p>
     <w:p>
-      <w:r>
+      <w:pPr>
+        <w:spacing w:line="336" w:lineRule="auto" w:after="180"/>
+      </w:pPr>
+      <w:r>
+        <w:rPr>
+          <w:b w:val="0"/>
+        </w:rPr>
         <w:t>I can define a feasible capstone question and acceptance criteria.</w:t>
       </w:r>
     </w:p>
     <w:p>
-      <w:r>
+      <w:pPr>
+        <w:spacing w:line="336" w:lineRule="auto" w:after="180"/>
+      </w:pPr>
+      <w:r>
+        <w:rPr>
+          <w:b w:val="0"/>
+        </w:rPr>
         <w:t>I can create a data and split plan before modelling.</w:t>
       </w:r>
     </w:p>
     <w:p>
-      <w:r>
-        <w:t>I can specify evidence, privacy and a fallback.</w:t>
+      <w:pPr>
+        <w:spacing w:line="336" w:lineRule="auto" w:after="180"/>
+      </w:pPr>
+      <w:r>
+        <w:rPr>
+          <w:b w:val="0"/>
+        </w:rPr>
+        <w:t xml:space="preserve">I can specify </w:t>
+      </w:r>
+      <w:r>
+        <w:rPr>
+          <w:b/>
+        </w:rPr>
+        <w:t>evidence</w:t>
+      </w:r>
+      <w:r>
+        <w:rPr>
+          <w:b w:val="0"/>
+        </w:rPr>
+        <w:t>, privacy and a fallback.</w:t>
       </w:r>
     </w:p>
     <w:p>
@@ -73,33 +108,105 @@
       </w:r>
     </w:p>
     <w:p>
-      <w:r>
+      <w:pPr>
+        <w:spacing w:line="336" w:lineRule="auto" w:after="180"/>
+      </w:pPr>
+      <w:r>
+        <w:rPr>
+          <w:b w:val="0"/>
+        </w:rPr>
         <w:t>Close your notes first. A rough first answer helps us choose the right starting point; it is not a score for your ability.</w:t>
       </w:r>
     </w:p>
     <w:p>
-      <w:r>
+      <w:pPr>
+        <w:spacing w:line="336" w:lineRule="auto" w:after="180"/>
+      </w:pPr>
+      <w:r>
+        <w:rPr>
+          <w:b w:val="0"/>
+        </w:rPr>
         <w:t>Without opening the old lesson, explain one key idea from Model Cards and Human Review. Give an example and a mistake that the idea helps you avoid.</w:t>
       </w:r>
     </w:p>
     <w:p>
-      <w:r>
+      <w:pPr>
+        <w:spacing w:line="336" w:lineRule="auto" w:after="180"/>
+      </w:pPr>
+      <w:r>
+        <w:rPr>
+          <w:b w:val="0"/>
+        </w:rPr>
         <w:t>Without opening the old lesson, explain one key idea from Subgroup Performance. Give an example and a mistake that the idea helps you avoid.</w:t>
       </w:r>
     </w:p>
     <w:p>
-      <w:r>
+      <w:pPr>
+        <w:spacing w:line="336" w:lineRule="auto" w:after="180"/>
+      </w:pPr>
+      <w:r>
+        <w:rPr>
+          <w:b w:val="0"/>
+        </w:rPr>
         <w:t>Without opening the old lesson, explain one key idea from Learning Curves. Give an example and a mistake that the idea helps you avoid.</w:t>
       </w:r>
     </w:p>
     <w:p>
-      <w:r>
-        <w:t>After trying, check the relevant lesson or ask your teacher. Change the part of your explanation that the evidence shows was wrong.</w:t>
-      </w:r>
-    </w:p>
-    <w:p>
-      <w:r>
-        <w:t>A responsible capstone begins by freezing the problem, intended use, dataset documentation, grouped split, and baseline evidence.</w:t>
+      <w:pPr>
+        <w:spacing w:line="336" w:lineRule="auto" w:after="180"/>
+      </w:pPr>
+      <w:r>
+        <w:rPr>
+          <w:b w:val="0"/>
+        </w:rPr>
+        <w:t xml:space="preserve">After trying, check the relevant lesson or ask your teacher. Change the part of your explanation that the </w:t>
+      </w:r>
+      <w:r>
+        <w:rPr>
+          <w:b/>
+        </w:rPr>
+        <w:t>evidence</w:t>
+      </w:r>
+      <w:r>
+        <w:rPr>
+          <w:b w:val="0"/>
+        </w:rPr>
+        <w:t xml:space="preserve"> shows was wrong.</w:t>
+      </w:r>
+    </w:p>
+    <w:p>
+      <w:pPr>
+        <w:spacing w:line="336" w:lineRule="auto" w:after="180"/>
+      </w:pPr>
+      <w:r>
+        <w:rPr>
+          <w:b w:val="0"/>
+        </w:rPr>
+        <w:t xml:space="preserve">A responsible capstone begins by freezing the problem, intended use, dataset documentation, grouped split, and </w:t>
+      </w:r>
+      <w:r>
+        <w:rPr>
+          <w:b/>
+        </w:rPr>
+        <w:t>baseline</w:t>
+      </w:r>
+      <w:r>
+        <w:rPr>
+          <w:b w:val="0"/>
+        </w:rPr>
+        <w:t xml:space="preserve"> </w:t>
+      </w:r>
+      <w:r>
+        <w:rPr>
+          <w:b/>
+        </w:rPr>
+        <w:t>evidence</w:t>
+      </w:r>
+      <w:r>
+        <w:rPr>
+          <w:b w:val="0"/>
+        </w:rPr>
+        <w:t>.</w:t>
       </w:r>
     </w:p>
     <w:p>
@@ -139,12 +246,45 @@
       </w:r>
     </w:p>
     <w:p>
-      <w:r>
-        <w:t>LEARNING TARGET  A capstone has two views of each of 40 leaves. Specify a 24/8/8 leaf split and baseline procedure. When may final labels be consulted?</w:t>
-      </w:r>
-    </w:p>
-    <w:p>
-      <w:r>
+      <w:pPr>
+        <w:pStyle w:val="Heading3"/>
+      </w:pPr>
+      <w:r>
+        <w:t>Your target</w:t>
+      </w:r>
+    </w:p>
+    <w:p>
+      <w:pPr>
+        <w:spacing w:line="336" w:lineRule="auto" w:after="180"/>
+        <w:shd w:fill="EDF7F3"/>
+      </w:pPr>
+      <w:r>
+        <w:rPr>
+          <w:b w:val="0"/>
+        </w:rPr>
+        <w:t xml:space="preserve">LEARNING TARGET  A capstone has two views of each of 40 leaves. Specify a 24/8/8 leaf split and </w:t>
+      </w:r>
+      <w:r>
+        <w:rPr>
+          <w:b/>
+        </w:rPr>
+        <w:t>baseline</w:t>
+      </w:r>
+      <w:r>
+        <w:rPr>
+          <w:b w:val="0"/>
+        </w:rPr>
+        <w:t xml:space="preserve"> procedure. When may final labels be consulted?</w:t>
+      </w:r>
+    </w:p>
+    <w:p>
+      <w:pPr>
+        <w:spacing w:line="336" w:lineRule="auto" w:after="180"/>
+      </w:pPr>
+      <w:r>
+        <w:rPr>
+          <w:b w:val="0"/>
+        </w:rPr>
         <w:t>Builder name and experiment date:</w:t>
       </w:r>
     </w:p>
@@ -157,7 +297,14 @@
       </w:r>
     </w:p>
     <w:p>
-      <w:r>
+      <w:pPr>
+        <w:spacing w:line="336" w:lineRule="auto" w:after="180"/>
+        <w:shd w:fill="F5F1FB"/>
+      </w:pPr>
+      <w:r>
+        <w:rPr>
+          <w:b w:val="0"/>
+        </w:rPr>
         <w:t>Which evaluation choices should precede model selection?</w:t>
       </w:r>
     </w:p>
@@ -170,7 +317,14 @@
       </w:r>
     </w:p>
     <w:p>
-      <w:r>
+      <w:pPr>
+        <w:spacing w:line="336" w:lineRule="auto" w:after="180"/>
+        <w:shd w:fill="F5F1FB"/>
+      </w:pPr>
+      <w:r>
+        <w:rPr>
+          <w:b w:val="0"/>
+        </w:rPr>
         <w:t>What must be fixed before the capstone comparison?</w:t>
       </w:r>
     </w:p>
@@ -206,8 +360,26 @@
       </w:r>
     </w:p>
     <w:p>
-      <w:r>
-        <w:t>By the end, I can explain capstone dataset and baseline using a traced example and a stated limitation.</w:t>
+      <w:pPr>
+        <w:spacing w:line="336" w:lineRule="auto" w:after="180"/>
+      </w:pPr>
+      <w:r>
+        <w:rPr>
+          <w:b w:val="0"/>
+        </w:rPr>
+        <w:t xml:space="preserve">By the end, I can explain capstone dataset and </w:t>
+      </w:r>
+      <w:r>
+        <w:rPr>
+          <w:b/>
+        </w:rPr>
+        <w:t>baseline</w:t>
+      </w:r>
+      <w:r>
+        <w:rPr>
+          <w:b w:val="0"/>
+        </w:rPr>
+        <w:t xml:space="preserve"> using a traced example and a stated limitation.</w:t>
       </w:r>
     </w:p>
     <w:p>
@@ -220,6 +392,17 @@
     </w:p>
     <w:p>
       <w:r>
+        <w:t>Investigate the supplied Capstone Dataset and Baseline case. Separate observations, given facts and assumptions before choosing an explanation.</w:t>
+      </w:r>
+    </w:p>
+    <w:p>
+      <w:pPr>
+        <w:spacing w:line="336" w:lineRule="auto" w:after="180"/>
+      </w:pPr>
+      <w:r>
+        <w:rPr>
+          <w:b/>
+        </w:rPr>
         <w:t>PICTURE ENTRY</w:t>
       </w:r>
     </w:p>
@@ -232,8 +415,26 @@
       </w:r>
     </w:p>
     <w:p>
-      <w:r>
-        <w:t>Begin with visible evidence; do not explain more than the picture and information support.</w:t>
+      <w:pPr>
+        <w:spacing w:line="336" w:lineRule="auto" w:after="180"/>
+      </w:pPr>
+      <w:r>
+        <w:rPr>
+          <w:b w:val="0"/>
+        </w:rPr>
+        <w:t xml:space="preserve">Begin with visible </w:t>
+      </w:r>
+      <w:r>
+        <w:rPr>
+          <w:b/>
+        </w:rPr>
+        <w:t>evidence</w:t>
+      </w:r>
+      <w:r>
+        <w:rPr>
+          <w:b w:val="0"/>
+        </w:rPr>
+        <w:t>; do not explain more than the picture and information support.</w:t>
       </w:r>
     </w:p>
     <w:p>
@@ -273,33 +474,150 @@
       </w:r>
     </w:p>
     <w:p>
-      <w:r>
-        <w:t>MYSTERY  The team must use capstone dataset and baseline to solve a model-building problem. What information do they have? What important evidence is still missing?</w:t>
-      </w:r>
-    </w:p>
-    <w:p>
-      <w:r>
+      <w:pPr>
+        <w:pStyle w:val="Heading3"/>
+      </w:pPr>
+      <w:r>
+        <w:t>Start with this puzzle</w:t>
+      </w:r>
+    </w:p>
+    <w:p>
+      <w:pPr>
+        <w:spacing w:line="336" w:lineRule="auto" w:after="180"/>
+        <w:shd w:fill="F1F6FC"/>
+      </w:pPr>
+      <w:r>
+        <w:rPr>
+          <w:b w:val="0"/>
+        </w:rPr>
+        <w:t xml:space="preserve">MYSTERY  The team must use capstone dataset and </w:t>
+      </w:r>
+      <w:r>
+        <w:rPr>
+          <w:b/>
+        </w:rPr>
+        <w:t>baseline</w:t>
+      </w:r>
+      <w:r>
+        <w:rPr>
+          <w:b w:val="0"/>
+        </w:rPr>
+        <w:t xml:space="preserve"> to solve a model-building problem. What information do they have? What important </w:t>
+      </w:r>
+      <w:r>
+        <w:rPr>
+          <w:b/>
+        </w:rPr>
+        <w:t>evidence</w:t>
+      </w:r>
+      <w:r>
+        <w:rPr>
+          <w:b w:val="0"/>
+        </w:rPr>
+        <w:t xml:space="preserve"> is still missing?</w:t>
+      </w:r>
+    </w:p>
+    <w:p>
+      <w:pPr>
+        <w:spacing w:line="336" w:lineRule="auto" w:after="180"/>
+      </w:pPr>
+      <w:r>
+        <w:rPr>
+          <w:b w:val="0"/>
+        </w:rPr>
         <w:t>Name three visible details without interpreting them.</w:t>
       </w:r>
     </w:p>
     <w:p>
-      <w:r>
+      <w:pPr>
+        <w:spacing w:line="336" w:lineRule="auto" w:after="180"/>
+      </w:pPr>
+      <w:r>
+        <w:rPr>
+          <w:b w:val="0"/>
+        </w:rPr>
         <w:t>Predict the data, model, or evaluation decision being made.</w:t>
       </w:r>
     </w:p>
     <w:p>
-      <w:r>
+      <w:pPr>
+        <w:spacing w:line="336" w:lineRule="auto" w:after="180"/>
+      </w:pPr>
+      <w:r>
+        <w:rPr>
+          <w:b w:val="0"/>
+        </w:rPr>
         <w:t>Identify one hidden assumption that could change the result.</w:t>
       </w:r>
     </w:p>
     <w:p>
-      <w:r>
-        <w:t>State what evidence would confirm or reject your prediction.</w:t>
-      </w:r>
-    </w:p>
-    <w:p>
-      <w:r>
-        <w:t>My prediction and supporting evidence:</w:t>
+      <w:pPr>
+        <w:spacing w:line="336" w:lineRule="auto" w:after="180"/>
+      </w:pPr>
+      <w:r>
+        <w:rPr>
+          <w:b w:val="0"/>
+        </w:rPr>
+        <w:t xml:space="preserve">State what </w:t>
+      </w:r>
+      <w:r>
+        <w:rPr>
+          <w:b/>
+        </w:rPr>
+        <w:t>evidence</w:t>
+      </w:r>
+      <w:r>
+        <w:rPr>
+          <w:b w:val="0"/>
+        </w:rPr>
+        <w:t xml:space="preserve"> would confirm or reject your </w:t>
+      </w:r>
+      <w:r>
+        <w:rPr>
+          <w:b/>
+        </w:rPr>
+        <w:t>prediction</w:t>
+      </w:r>
+      <w:r>
+        <w:rPr>
+          <w:b w:val="0"/>
+        </w:rPr>
+        <w:t>.</w:t>
+      </w:r>
+    </w:p>
+    <w:p>
+      <w:pPr>
+        <w:spacing w:line="336" w:lineRule="auto" w:after="180"/>
+      </w:pPr>
+      <w:r>
+        <w:rPr>
+          <w:b w:val="0"/>
+        </w:rPr>
+        <w:t xml:space="preserve">My </w:t>
+      </w:r>
+      <w:r>
+        <w:rPr>
+          <w:b/>
+        </w:rPr>
+        <w:t>prediction</w:t>
+      </w:r>
+      <w:r>
+        <w:rPr>
+          <w:b w:val="0"/>
+        </w:rPr>
+        <w:t xml:space="preserve"> and supporting </w:t>
+      </w:r>
+      <w:r>
+        <w:rPr>
+          <w:b/>
+        </w:rPr>
+        <w:t>evidence</w:t>
+      </w:r>
+      <w:r>
+        <w:rPr>
+          <w:b w:val="0"/>
+        </w:rPr>
+        <w:t>:</w:t>
       </w:r>
     </w:p>
     <w:p>
@@ -311,13 +629,83 @@
       </w:r>
     </w:p>
     <w:p>
-      <w:r>
-        <w:t>The capstone is a classroom investigation, not a product launch. Choose the supplied fictional clear/blocked parcel task or an equally bounded teacher-approved synthetic task. Write a question that can be answered by comparing a simple model against a baseline. Do not use private student records or real safety decisions.</w:t>
-      </w:r>
-    </w:p>
-    <w:p>
-      <w:r>
-        <w:t>Use fictional classroom data throughout this investigation. Keep the task, units, reference labels and data split visible as you reason. Earlier weeks supplied the model-building process; this week examines capstone data and requirements.</w:t>
+      <w:pPr>
+        <w:spacing w:line="336" w:lineRule="auto" w:after="180"/>
+      </w:pPr>
+      <w:r>
+        <w:rPr>
+          <w:b w:val="0"/>
+        </w:rPr>
+        <w:t>The capstone is a classroom investigation, not a product launch. Choose the supplied fictional clear/blocked parcel task or an equally bounded teacher-approved synthetic task.</w:t>
+      </w:r>
+    </w:p>
+    <w:p>
+      <w:pPr>
+        <w:spacing w:line="336" w:lineRule="auto" w:after="180"/>
+      </w:pPr>
+      <w:r>
+        <w:rPr>
+          <w:b w:val="0"/>
+        </w:rPr>
+        <w:t xml:space="preserve">Write a question that can be answered by comparing a simple model against a </w:t>
+      </w:r>
+      <w:r>
+        <w:rPr>
+          <w:b/>
+        </w:rPr>
+        <w:t>baseline</w:t>
+      </w:r>
+      <w:r>
+        <w:rPr>
+          <w:b w:val="0"/>
+        </w:rPr>
+        <w:t>. Do not use private student records or real safety decisions.</w:t>
+      </w:r>
+    </w:p>
+    <w:p>
+      <w:pPr>
+        <w:spacing w:line="336" w:lineRule="auto" w:after="180"/>
+      </w:pPr>
+      <w:r>
+        <w:rPr>
+          <w:b w:val="0"/>
+        </w:rPr>
+        <w:t>Use fictional classroom data throughout this investigation. Keep the task, units, reference labels and data split visible as you reason.</w:t>
+      </w:r>
+    </w:p>
+    <w:p>
+      <w:pPr>
+        <w:spacing w:line="336" w:lineRule="auto" w:after="180"/>
+      </w:pPr>
+      <w:r>
+        <w:rPr>
+          <w:b w:val="0"/>
+        </w:rPr>
+        <w:t xml:space="preserve">Earlier weeks supplied the model-building </w:t>
+      </w:r>
+      <w:r>
+        <w:rPr>
+          <w:b/>
+        </w:rPr>
+        <w:t>process</w:t>
+      </w:r>
+      <w:r>
+        <w:rPr>
+          <w:b w:val="0"/>
+        </w:rPr>
+        <w:t xml:space="preserve">; this week examines capstone data and </w:t>
+      </w:r>
+      <w:r>
+        <w:rPr>
+          <w:b/>
+        </w:rPr>
+        <w:t>requirement</w:t>
+      </w:r>
+      <w:r>
+        <w:rPr>
+          <w:b w:val="0"/>
+        </w:rPr>
+        <w:t>s.</w:t>
       </w:r>
     </w:p>
     <w:p>
@@ -329,13 +717,107 @@
       </w:r>
     </w:p>
     <w:p>
-      <w:r>
-        <w:t>Build the baseline before the candidate. For classification, use the most common training class, with a declared tie policy. Choose one simple candidate using techniques already learned, such as k-nearest neighbours with training-only scaling and a fixed k. Record every development attempt; complexity earns no automatic credit.</w:t>
-      </w:r>
-    </w:p>
-    <w:p>
-      <w:r>
-        <w:t>Use fictional classroom data throughout this investigation. Keep the task, units, reference labels and data split visible as you reason. Earlier weeks supplied the model-building process; this week examines capstone models and baselines.</w:t>
+      <w:pPr>
+        <w:spacing w:line="336" w:lineRule="auto" w:after="180"/>
+      </w:pPr>
+      <w:r>
+        <w:rPr>
+          <w:b w:val="0"/>
+        </w:rPr>
+        <w:t xml:space="preserve">Build the </w:t>
+      </w:r>
+      <w:r>
+        <w:rPr>
+          <w:b/>
+        </w:rPr>
+        <w:t>baseline</w:t>
+      </w:r>
+      <w:r>
+        <w:rPr>
+          <w:b w:val="0"/>
+        </w:rPr>
+        <w:t xml:space="preserve"> before the candidate. For classification, use the most common </w:t>
+      </w:r>
+      <w:r>
+        <w:rPr>
+          <w:b/>
+        </w:rPr>
+        <w:t>training</w:t>
+      </w:r>
+      <w:r>
+        <w:rPr>
+          <w:b w:val="0"/>
+        </w:rPr>
+        <w:t xml:space="preserve"> class, with a declared tie policy.</w:t>
+      </w:r>
+    </w:p>
+    <w:p>
+      <w:pPr>
+        <w:spacing w:line="336" w:lineRule="auto" w:after="180"/>
+      </w:pPr>
+      <w:r>
+        <w:rPr>
+          <w:b w:val="0"/>
+        </w:rPr>
+        <w:t xml:space="preserve">Choose one simple candidate using techniques already learned, such as k-nearest neighbours with </w:t>
+      </w:r>
+      <w:r>
+        <w:rPr>
+          <w:b/>
+        </w:rPr>
+        <w:t>training</w:t>
+      </w:r>
+      <w:r>
+        <w:rPr>
+          <w:b w:val="0"/>
+        </w:rPr>
+        <w:t>-only scaling and a fixed k. Record every development attempt; complexity earns no automatic credit.</w:t>
+      </w:r>
+    </w:p>
+    <w:p>
+      <w:pPr>
+        <w:spacing w:line="336" w:lineRule="auto" w:after="180"/>
+      </w:pPr>
+      <w:r>
+        <w:rPr>
+          <w:b w:val="0"/>
+        </w:rPr>
+        <w:t>Use fictional classroom data throughout this investigation. Keep the task, units, reference labels and data split visible as you reason.</w:t>
+      </w:r>
+    </w:p>
+    <w:p>
+      <w:pPr>
+        <w:spacing w:line="336" w:lineRule="auto" w:after="180"/>
+      </w:pPr>
+      <w:r>
+        <w:rPr>
+          <w:b w:val="0"/>
+        </w:rPr>
+        <w:t xml:space="preserve">Earlier weeks supplied the model-building </w:t>
+      </w:r>
+      <w:r>
+        <w:rPr>
+          <w:b/>
+        </w:rPr>
+        <w:t>process</w:t>
+      </w:r>
+      <w:r>
+        <w:rPr>
+          <w:b w:val="0"/>
+        </w:rPr>
+        <w:t xml:space="preserve">; this week examines capstone models and </w:t>
+      </w:r>
+      <w:r>
+        <w:rPr>
+          <w:b/>
+        </w:rPr>
+        <w:t>baseline</w:t>
+      </w:r>
+      <w:r>
+        <w:rPr>
+          <w:b w:val="0"/>
+        </w:rPr>
+        <w:t>s.</w:t>
       </w:r>
     </w:p>
     <w:p>
@@ -348,7 +830,24 @@
     </w:p>
     <w:p>
       <w:r>
-        <w:t>ML MECHANISM</w:t>
+        <w:t>Follow the mechanism for Capstone Dataset and Baseline. Connect each labelled input, deciding step and result.</w:t>
+      </w:r>
+    </w:p>
+    <w:p>
+      <w:pPr>
+        <w:spacing w:line="336" w:lineRule="auto" w:after="180"/>
+      </w:pPr>
+      <w:r>
+        <w:rPr>
+          <w:b/>
+        </w:rPr>
+        <w:t xml:space="preserve">ML </w:t>
+      </w:r>
+      <w:r>
+        <w:rPr>
+          <w:b/>
+        </w:rPr>
+        <w:t>MECHANISM</w:t>
       </w:r>
     </w:p>
     <w:p>
@@ -360,7 +859,13 @@
       </w:r>
     </w:p>
     <w:p>
-      <w:r>
+      <w:pPr>
+        <w:spacing w:line="336" w:lineRule="auto" w:after="180"/>
+      </w:pPr>
+      <w:r>
+        <w:rPr>
+          <w:b w:val="0"/>
+        </w:rPr>
         <w:t>Trace the information, fitted behavior, and evaluation proof separately.</w:t>
       </w:r>
     </w:p>
@@ -473,51 +978,310 @@
       </w:r>
     </w:p>
     <w:p>
-      <w:r>
-        <w:t>QUESTION  Freeze the dataset card, split, and baseline results before training.</w:t>
-      </w:r>
-    </w:p>
-    <w:p>
-      <w:r>
-        <w:t>MODEL IDEA  A responsible capstone begins by freezing the problem, intended use, dataset documentation, grouped split, and baseline evidence.</w:t>
-      </w:r>
-    </w:p>
-    <w:p>
-      <w:r>
+      <w:pPr>
+        <w:pStyle w:val="Heading3"/>
+      </w:pPr>
+      <w:r>
+        <w:t>Question to explain</w:t>
+      </w:r>
+    </w:p>
+    <w:p>
+      <w:pPr>
+        <w:spacing w:line="336" w:lineRule="auto" w:after="180"/>
+        <w:shd w:fill="F5F1FB"/>
+      </w:pPr>
+      <w:r>
+        <w:rPr>
+          <w:b w:val="0"/>
+        </w:rPr>
+        <w:t xml:space="preserve">QUESTION  </w:t>
+      </w:r>
+      <w:r>
+        <w:rPr>
+          <w:b/>
+        </w:rPr>
+        <w:t>Freeze</w:t>
+      </w:r>
+      <w:r>
+        <w:rPr>
+          <w:b w:val="0"/>
+        </w:rPr>
+        <w:t xml:space="preserve"> the dataset card, split, and </w:t>
+      </w:r>
+      <w:r>
+        <w:rPr>
+          <w:b/>
+        </w:rPr>
+        <w:t>baseline result</w:t>
+      </w:r>
+      <w:r>
+        <w:rPr>
+          <w:b w:val="0"/>
+        </w:rPr>
+        <w:t xml:space="preserve">s before </w:t>
+      </w:r>
+      <w:r>
+        <w:rPr>
+          <w:b/>
+        </w:rPr>
+        <w:t>training</w:t>
+      </w:r>
+      <w:r>
+        <w:rPr>
+          <w:b w:val="0"/>
+        </w:rPr>
+        <w:t>.</w:t>
+      </w:r>
+    </w:p>
+    <w:p>
+      <w:pPr>
+        <w:spacing w:line="336" w:lineRule="auto" w:after="180"/>
+      </w:pPr>
+      <w:r>
+        <w:rPr>
+          <w:b w:val="0"/>
+        </w:rPr>
+        <w:t xml:space="preserve">MODEL IDEA  A responsible capstone begins by freezing the problem, intended use, dataset documentation, grouped split, and </w:t>
+      </w:r>
+      <w:r>
+        <w:rPr>
+          <w:b/>
+        </w:rPr>
+        <w:t>baseline</w:t>
+      </w:r>
+      <w:r>
+        <w:rPr>
+          <w:b w:val="0"/>
+        </w:rPr>
+        <w:t xml:space="preserve"> </w:t>
+      </w:r>
+      <w:r>
+        <w:rPr>
+          <w:b/>
+        </w:rPr>
+        <w:t>evidence</w:t>
+      </w:r>
+      <w:r>
+        <w:rPr>
+          <w:b w:val="0"/>
+        </w:rPr>
+        <w:t>.</w:t>
+      </w:r>
+    </w:p>
+    <w:p>
+      <w:pPr>
+        <w:spacing w:line="336" w:lineRule="auto" w:after="180"/>
+      </w:pPr>
+      <w:r>
+        <w:rPr>
+          <w:b w:val="0"/>
+        </w:rPr>
         <w:t>PROOF NEEDED  Use an unseen case, visible calculation, error analysis, and a stated limitation.</w:t>
       </w:r>
     </w:p>
     <w:p>
-      <w:r>
-        <w:t>UNDER THE HOOD  Freeze dataset card v3 and grouped split s2 with no plant identity crossing sets. Test set remains sealed; validation supports model choices.</w:t>
-      </w:r>
-    </w:p>
-    <w:p>
-      <w:r>
-        <w:t>Draw a fresh data → model → prediction → evaluation trace:</w:t>
-      </w:r>
-    </w:p>
-    <w:p>
       <w:pPr>
         <w:pStyle w:val="Heading3"/>
       </w:pPr>
       <w:r>
+        <w:t>How the mechanism works</w:t>
+      </w:r>
+    </w:p>
+    <w:p>
+      <w:pPr>
+        <w:spacing w:line="336" w:lineRule="auto" w:after="180"/>
+        <w:shd w:fill="F1F6F8"/>
+      </w:pPr>
+      <w:r>
+        <w:rPr>
+          <w:b w:val="0"/>
+        </w:rPr>
+        <w:t xml:space="preserve">UNDER THE HOOD  </w:t>
+      </w:r>
+      <w:r>
+        <w:rPr>
+          <w:b/>
+        </w:rPr>
+        <w:t>Freeze</w:t>
+      </w:r>
+      <w:r>
+        <w:rPr>
+          <w:b w:val="0"/>
+        </w:rPr>
+        <w:t xml:space="preserve"> dataset card v3 and grouped split s2 with no plant identity crossing sets. Test set remains sealed; validation supports model choices.</w:t>
+      </w:r>
+    </w:p>
+    <w:p>
+      <w:pPr>
+        <w:spacing w:line="336" w:lineRule="auto" w:after="180"/>
+      </w:pPr>
+      <w:r>
+        <w:rPr>
+          <w:b w:val="0"/>
+        </w:rPr>
+        <w:t xml:space="preserve">Draw a fresh data → model → </w:t>
+      </w:r>
+      <w:r>
+        <w:rPr>
+          <w:b/>
+        </w:rPr>
+        <w:t>prediction</w:t>
+      </w:r>
+      <w:r>
+        <w:rPr>
+          <w:b w:val="0"/>
+        </w:rPr>
+        <w:t xml:space="preserve"> → evaluation trace:</w:t>
+      </w:r>
+    </w:p>
+    <w:p>
+      <w:pPr>
+        <w:pStyle w:val="Heading3"/>
+      </w:pPr>
+      <w:r>
         <w:t>A closer explanation</w:t>
       </w:r>
     </w:p>
     <w:p>
-      <w:r>
-        <w:t>Example proposal: can a small classifier improve validation accuracy over the training-majority baseline on fictional parcel measurements? Before modelling, assign 40 training, 20 validation and 12 final-test records, with related parcel groups kept together. Define blocked as positive, keep a fixed label rule, and reserve test labels with the teacher until Week 35.</w:t>
-      </w:r>
-    </w:p>
-    <w:p>
-      <w:r>
-        <w:t>Before continuing, underline the decision rule and circle the evidence that supports the conclusion. Explain the example to a partner without replacing the counts or conditions with a stronger claim. Keep the distinction between an observed result and a proposed next step.</w:t>
-      </w:r>
-    </w:p>
-    <w:p>
-      <w:r>
-        <w:t>Your teacher can prepare the 72-record fictional grid described in the teacher guide, or approve another documented synthetic dataset. Each supplied record has an ID, group ID, width and height in cm. Training and validation labels are released for development; final-test labels stay with the teacher until the model is frozen. The numerical results in later worked examples are illustrative and are not expected scores for your project.</w:t>
+      <w:pPr>
+        <w:spacing w:line="336" w:lineRule="auto" w:after="180"/>
+      </w:pPr>
+      <w:r>
+        <w:rPr>
+          <w:b w:val="0"/>
+        </w:rPr>
+        <w:t xml:space="preserve">Example proposal: can a small classifier improve validation accuracy over the </w:t>
+      </w:r>
+      <w:r>
+        <w:rPr>
+          <w:b/>
+        </w:rPr>
+        <w:t>training</w:t>
+      </w:r>
+      <w:r>
+        <w:rPr>
+          <w:b w:val="0"/>
+        </w:rPr>
+        <w:t xml:space="preserve">-majority </w:t>
+      </w:r>
+      <w:r>
+        <w:rPr>
+          <w:b/>
+        </w:rPr>
+        <w:t>baseline</w:t>
+      </w:r>
+      <w:r>
+        <w:rPr>
+          <w:b w:val="0"/>
+        </w:rPr>
+        <w:t xml:space="preserve"> on fictional parcel measurements?</w:t>
+      </w:r>
+    </w:p>
+    <w:p>
+      <w:pPr>
+        <w:spacing w:line="336" w:lineRule="auto" w:after="180"/>
+      </w:pPr>
+      <w:r>
+        <w:rPr>
+          <w:b w:val="0"/>
+        </w:rPr>
+        <w:t xml:space="preserve">Before modelling, assign 40 </w:t>
+      </w:r>
+      <w:r>
+        <w:rPr>
+          <w:b/>
+        </w:rPr>
+        <w:t>training</w:t>
+      </w:r>
+      <w:r>
+        <w:rPr>
+          <w:b w:val="0"/>
+        </w:rPr>
+        <w:t>, 20 validation and 12 final-test records, with related parcel groups kept together.</w:t>
+      </w:r>
+    </w:p>
+    <w:p>
+      <w:pPr>
+        <w:spacing w:line="336" w:lineRule="auto" w:after="180"/>
+      </w:pPr>
+      <w:r>
+        <w:rPr>
+          <w:b w:val="0"/>
+        </w:rPr>
+        <w:t>Define blocked as positive, keep a fixed label rule, and reserve test labels with the teacher until Week 35.</w:t>
+      </w:r>
+    </w:p>
+    <w:p>
+      <w:pPr>
+        <w:spacing w:line="336" w:lineRule="auto" w:after="180"/>
+      </w:pPr>
+      <w:r>
+        <w:rPr>
+          <w:b w:val="0"/>
+        </w:rPr>
+        <w:t xml:space="preserve">Before continuing, underline the decision rule and circle the </w:t>
+      </w:r>
+      <w:r>
+        <w:rPr>
+          <w:b/>
+        </w:rPr>
+        <w:t>evidence</w:t>
+      </w:r>
+      <w:r>
+        <w:rPr>
+          <w:b w:val="0"/>
+        </w:rPr>
+        <w:t xml:space="preserve"> that supports the conclusion. Explain the example to a partner without replacing the counts or conditions with a stronger claim.</w:t>
+      </w:r>
+    </w:p>
+    <w:p>
+      <w:pPr>
+        <w:spacing w:line="336" w:lineRule="auto" w:after="180"/>
+      </w:pPr>
+      <w:r>
+        <w:rPr>
+          <w:b w:val="0"/>
+        </w:rPr>
+        <w:t>Keep the distinction between an observed result and a proposed next step.</w:t>
+      </w:r>
+    </w:p>
+    <w:p>
+      <w:pPr>
+        <w:spacing w:line="336" w:lineRule="auto" w:after="180"/>
+      </w:pPr>
+      <w:r>
+        <w:rPr>
+          <w:b w:val="0"/>
+        </w:rPr>
+        <w:t>Your teacher can prepare the 72-record fictional grid described in the teacher guide, or approve another documented synthetic dataset. Each supplied record has an ID, group ID, width and height in cm.</w:t>
+      </w:r>
+    </w:p>
+    <w:p>
+      <w:pPr>
+        <w:spacing w:line="336" w:lineRule="auto" w:after="180"/>
+      </w:pPr>
+      <w:r>
+        <w:rPr>
+          <w:b/>
+        </w:rPr>
+        <w:t>Training</w:t>
+      </w:r>
+      <w:r>
+        <w:rPr>
+          <w:b w:val="0"/>
+        </w:rPr>
+        <w:t xml:space="preserve"> and validation labels are released for development; final-test labels stay with the teacher until the model is frozen.</w:t>
+      </w:r>
+    </w:p>
+    <w:p>
+      <w:pPr>
+        <w:spacing w:line="336" w:lineRule="auto" w:after="180"/>
+      </w:pPr>
+      <w:r>
+        <w:rPr>
+          <w:b w:val="0"/>
+        </w:rPr>
+        <w:t>The numerical results in later worked examples are illustrative and are not expected scores for your project.</w:t>
       </w:r>
     </w:p>
     <w:p>
@@ -529,8 +1293,49 @@
       </w:r>
     </w:p>
     <w:p>
-      <w:r>
-        <w:t>Illustrative training has 30 clear and 10 blocked cases, so the baseline always predicts clear. On 20 validation cases with 14 clear and 6 blocked, its matrix is[[14, 0],[6, 0]], accuracy 70 percent. Candidate matrix[[12, 2],[2, 4]] gives accuracy 80 percent, precision 4/6 and recall 4/6. These are example results, not the student team results.</w:t>
+      <w:pPr>
+        <w:spacing w:line="336" w:lineRule="auto" w:after="180"/>
+      </w:pPr>
+      <w:r>
+        <w:rPr>
+          <w:b w:val="0"/>
+        </w:rPr>
+        <w:t xml:space="preserve">Illustrative </w:t>
+      </w:r>
+      <w:r>
+        <w:rPr>
+          <w:b/>
+        </w:rPr>
+        <w:t>training</w:t>
+      </w:r>
+      <w:r>
+        <w:rPr>
+          <w:b w:val="0"/>
+        </w:rPr>
+        <w:t xml:space="preserve"> has 30 clear and 10 blocked cases, so the </w:t>
+      </w:r>
+      <w:r>
+        <w:rPr>
+          <w:b/>
+        </w:rPr>
+        <w:t>baseline</w:t>
+      </w:r>
+      <w:r>
+        <w:rPr>
+          <w:b w:val="0"/>
+        </w:rPr>
+        <w:t xml:space="preserve"> always predicts clear. On 20 validation cases with 14 clear and 6 blocked, its matrix is[[14, 0],[6, 0]], accuracy 70 percent.</w:t>
+      </w:r>
+    </w:p>
+    <w:p>
+      <w:pPr>
+        <w:spacing w:line="336" w:lineRule="auto" w:after="180"/>
+      </w:pPr>
+      <w:r>
+        <w:rPr>
+          <w:b w:val="0"/>
+        </w:rPr>
+        <w:t>Candidate matrix[[12, 2],[2, 4]] gives accuracy 80 percent, precision 4/6 and recall 4/6. These are example results, not the student team results.</w:t>
       </w:r>
     </w:p>
     <w:p>
@@ -557,8 +1362,38 @@
       </w:r>
     </w:p>
     <w:p>
-      <w:r>
-        <w:t>Trace the calculation on paper before running this optional Python check. Use the stated fictional inputs and compare intermediate values. The code checks this example; your independent workbook case uses different evidence.</w:t>
+      <w:pPr>
+        <w:spacing w:line="336" w:lineRule="auto" w:after="180"/>
+      </w:pPr>
+      <w:r>
+        <w:rPr>
+          <w:b w:val="0"/>
+        </w:rPr>
+        <w:t xml:space="preserve">Trace the calculation on paper before running this optional Python check. Use the stated fictional </w:t>
+      </w:r>
+      <w:r>
+        <w:rPr>
+          <w:b/>
+        </w:rPr>
+        <w:t>input</w:t>
+      </w:r>
+      <w:r>
+        <w:rPr>
+          <w:b w:val="0"/>
+        </w:rPr>
+        <w:t xml:space="preserve">s and compare intermediate values. The code checks this example; your independent workbook case uses different </w:t>
+      </w:r>
+      <w:r>
+        <w:rPr>
+          <w:b/>
+        </w:rPr>
+        <w:t>evidence</w:t>
+      </w:r>
+      <w:r>
+        <w:rPr>
+          <w:b w:val="0"/>
+        </w:rPr>
+        <w:t>.</w:t>
       </w:r>
     </w:p>
     <w:p>
@@ -570,8 +1405,26 @@
       </w:r>
     </w:p>
     <w:p>
-      <w:r>
-        <w:t>Point to the input, the deciding step and the result in this week’s visual. Explain the same step in ordinary words. A picture helps when you can say what each part represents.</w:t>
+      <w:pPr>
+        <w:spacing w:line="336" w:lineRule="auto" w:after="180"/>
+      </w:pPr>
+      <w:r>
+        <w:rPr>
+          <w:b w:val="0"/>
+        </w:rPr>
+        <w:t xml:space="preserve">Point to the </w:t>
+      </w:r>
+      <w:r>
+        <w:rPr>
+          <w:b/>
+        </w:rPr>
+        <w:t>input</w:t>
+      </w:r>
+      <w:r>
+        <w:rPr>
+          <w:b w:val="0"/>
+        </w:rPr>
+        <w:t>, the deciding step and the result in this week’s visual. Explain the same step in ordinary words. A picture helps when you can say what each part represents.</w:t>
       </w:r>
     </w:p>
     <w:p>
@@ -584,6 +1437,17 @@
     </w:p>
     <w:p>
       <w:r>
+        <w:t>Compare the supplied cases for Capstone Dataset and Baseline. Identify the detail that changes the conclusion.</w:t>
+      </w:r>
+    </w:p>
+    <w:p>
+      <w:pPr>
+        <w:spacing w:line="336" w:lineRule="auto" w:after="180"/>
+      </w:pPr>
+      <w:r>
+        <w:rPr>
+          <w:b/>
+        </w:rPr>
         <w:t>EVALUATION DESIGN</w:t>
       </w:r>
     </w:p>
@@ -596,7 +1460,13 @@
       </w:r>
     </w:p>
     <w:p>
-      <w:r>
+      <w:pPr>
+        <w:spacing w:line="336" w:lineRule="auto" w:after="180"/>
+      </w:pPr>
+      <w:r>
+        <w:rPr>
+          <w:b w:val="0"/>
+        </w:rPr>
         <w:t>A system is not understood until it survives more than one comfortable example.</w:t>
       </w:r>
     </w:p>
@@ -745,32 +1615,91 @@
       </w:r>
     </w:p>
     <w:p>
-      <w:r>
+      <w:pPr>
+        <w:spacing w:line="336" w:lineRule="auto" w:after="180"/>
+      </w:pPr>
+      <w:r>
+        <w:rPr>
+          <w:b w:val="0"/>
+        </w:rPr>
         <w:t>NORMAL  Expected data and expected behavior.</w:t>
       </w:r>
     </w:p>
     <w:p>
-      <w:r>
-        <w:t>BOUNDARY  Value close to a threshold, ambiguous label, or uncertain prediction.</w:t>
-      </w:r>
-    </w:p>
-    <w:p>
-      <w:r>
+      <w:pPr>
+        <w:pStyle w:val="Heading3"/>
+      </w:pPr>
+      <w:r>
+        <w:t>Keep this boundary clear</w:t>
+      </w:r>
+    </w:p>
+    <w:p>
+      <w:pPr>
+        <w:spacing w:line="336" w:lineRule="auto" w:after="180"/>
+        <w:shd w:fill="FFF5E6"/>
+      </w:pPr>
+      <w:r>
+        <w:rPr>
+          <w:b w:val="0"/>
+        </w:rPr>
+        <w:t xml:space="preserve">BOUNDARY  Value close to a threshold, ambiguous label, or uncertain </w:t>
+      </w:r>
+      <w:r>
+        <w:rPr>
+          <w:b/>
+        </w:rPr>
+        <w:t>prediction</w:t>
+      </w:r>
+      <w:r>
+        <w:rPr>
+          <w:b w:val="0"/>
+        </w:rPr>
+        <w:t>.</w:t>
+      </w:r>
+    </w:p>
+    <w:p>
+      <w:pPr>
+        <w:spacing w:line="336" w:lineRule="auto" w:after="180"/>
+      </w:pPr>
+      <w:r>
+        <w:rPr>
+          <w:b w:val="0"/>
+        </w:rPr>
         <w:t>MISSING  Necessary field, label, source, or measurement is unavailable.</w:t>
       </w:r>
     </w:p>
     <w:p>
-      <w:r>
+      <w:pPr>
+        <w:spacing w:line="336" w:lineRule="auto" w:after="180"/>
+      </w:pPr>
+      <w:r>
+        <w:rPr>
+          <w:b w:val="0"/>
+        </w:rPr>
         <w:t>SHIFTED  New lighting, species, device, subgroup, or time condition.</w:t>
       </w:r>
     </w:p>
     <w:p>
-      <w:r>
+      <w:pPr>
+        <w:spacing w:line="336" w:lineRule="auto" w:after="180"/>
+        <w:shd w:fill="FFF5E6"/>
+      </w:pPr>
+      <w:r>
+        <w:rPr>
+          <w:b w:val="0"/>
+        </w:rPr>
         <w:t>RELEASE RULE  Passing one case never proves generalization. Predefine expected behavior for all four categories.</w:t>
       </w:r>
     </w:p>
     <w:p>
-      <w:r>
+      <w:pPr>
+        <w:spacing w:line="336" w:lineRule="auto" w:after="180"/>
+        <w:shd w:fill="F5F1FB"/>
+      </w:pPr>
+      <w:r>
+        <w:rPr>
+          <w:b w:val="0"/>
+        </w:rPr>
         <w:t>Which case most threatens today's claim, and why?</w:t>
       </w:r>
     </w:p>
@@ -783,17 +1712,80 @@
       </w:r>
     </w:p>
     <w:p>
-      <w:r>
-        <w:t>Change: A derived crop of plantG is added to training.</w:t>
-      </w:r>
-    </w:p>
-    <w:p>
-      <w:r>
-        <w:t>Prediction: The final group separation is violated.</w:t>
-      </w:r>
-    </w:p>
-    <w:p>
-      <w:r>
+      <w:pPr>
+        <w:pStyle w:val="Heading3"/>
+      </w:pPr>
+      <w:r>
+        <w:t>Change one thing</w:t>
+      </w:r>
+    </w:p>
+    <w:p>
+      <w:pPr>
+        <w:spacing w:line="336" w:lineRule="auto" w:after="180"/>
+        <w:shd w:fill="F5F1FB"/>
+      </w:pPr>
+      <w:r>
+        <w:rPr>
+          <w:b w:val="0"/>
+        </w:rPr>
+        <w:t xml:space="preserve">Change: A derived crop of plantG is added to </w:t>
+      </w:r>
+      <w:r>
+        <w:rPr>
+          <w:b/>
+        </w:rPr>
+        <w:t>training</w:t>
+      </w:r>
+      <w:r>
+        <w:rPr>
+          <w:b w:val="0"/>
+        </w:rPr>
+        <w:t>.</w:t>
+      </w:r>
+    </w:p>
+    <w:p>
+      <w:pPr>
+        <w:pStyle w:val="Heading3"/>
+      </w:pPr>
+      <w:r>
+        <w:t>Predicted result</w:t>
+      </w:r>
+    </w:p>
+    <w:p>
+      <w:pPr>
+        <w:spacing w:line="336" w:lineRule="auto" w:after="180"/>
+        <w:shd w:fill="F1F6FC"/>
+      </w:pPr>
+      <w:r>
+        <w:rPr>
+          <w:b/>
+        </w:rPr>
+        <w:t>Prediction</w:t>
+      </w:r>
+      <w:r>
+        <w:rPr>
+          <w:b w:val="0"/>
+        </w:rPr>
+        <w:t>: The final group separation is violated.</w:t>
+      </w:r>
+    </w:p>
+    <w:p>
+      <w:pPr>
+        <w:pStyle w:val="Heading3"/>
+      </w:pPr>
+      <w:r>
+        <w:t>Why the result follows</w:t>
+      </w:r>
+    </w:p>
+    <w:p>
+      <w:pPr>
+        <w:spacing w:line="336" w:lineRule="auto" w:after="180"/>
+        <w:shd w:fill="F1F6FC"/>
+      </w:pPr>
+      <w:r>
+        <w:rPr>
+          <w:b w:val="0"/>
+        </w:rPr>
         <w:t>Reason: The crop retains the same source plant identity even with a new file name.</w:t>
       </w:r>
     </w:p>
@@ -807,6 +1799,17 @@
     </w:p>
     <w:p>
       <w:r>
+        <w:t>Use the vocabulary of Capstone Dataset and Baseline to explain a concrete decision, rather than only memorising definitions.</w:t>
+      </w:r>
+    </w:p>
+    <w:p>
+      <w:pPr>
+        <w:spacing w:line="336" w:lineRule="auto" w:after="180"/>
+      </w:pPr>
+      <w:r>
+        <w:rPr>
+          <w:b/>
+        </w:rPr>
         <w:t>VOCABULARY</w:t>
       </w:r>
     </w:p>
@@ -819,7 +1822,13 @@
       </w:r>
     </w:p>
     <w:p>
-      <w:r>
+      <w:pPr>
+        <w:spacing w:line="336" w:lineRule="auto" w:after="180"/>
+      </w:pPr>
+      <w:r>
+        <w:rPr>
+          <w:b w:val="0"/>
+        </w:rPr>
         <w:t>A definition matters when it lets you interpret a new dataset, model, or result.</w:t>
       </w:r>
     </w:p>
@@ -1135,12 +2144,37 @@
       </w:tr>
     </w:tbl>
     <w:p>
-      <w:r>
-        <w:t>MISCONCEPTION TO REPAIR  Capstone work should begin by training the most advanced available model.</w:t>
-      </w:r>
-    </w:p>
-    <w:p>
-      <w:r>
+      <w:pPr>
+        <w:spacing w:line="336" w:lineRule="auto" w:after="180"/>
+        <w:shd w:fill="FFF5E6"/>
+      </w:pPr>
+      <w:r>
+        <w:rPr>
+          <w:b w:val="0"/>
+        </w:rPr>
+        <w:t xml:space="preserve">MISCONCEPTION TO REPAIR  Capstone work should begin by </w:t>
+      </w:r>
+      <w:r>
+        <w:rPr>
+          <w:b/>
+        </w:rPr>
+        <w:t>training</w:t>
+      </w:r>
+      <w:r>
+        <w:rPr>
+          <w:b w:val="0"/>
+        </w:rPr>
+        <w:t xml:space="preserve"> the most advanced available model.</w:t>
+      </w:r>
+    </w:p>
+    <w:p>
+      <w:pPr>
+        <w:spacing w:line="336" w:lineRule="auto" w:after="180"/>
+      </w:pPr>
+      <w:r>
+        <w:rPr>
+          <w:b w:val="0"/>
+        </w:rPr>
         <w:t>Repair the claim using a definition, calculation, or test record:</w:t>
       </w:r>
     </w:p>
@@ -1418,7 +2452,24 @@
     </w:p>
     <w:p>
       <w:r>
-        <w:t>WORKED EVIDENCE</w:t>
+        <w:t>Follow the worked trace for Capstone Dataset and Baseline, predict a step, then compare with its explanation.</w:t>
+      </w:r>
+    </w:p>
+    <w:p>
+      <w:pPr>
+        <w:spacing w:line="336" w:lineRule="auto" w:after="180"/>
+      </w:pPr>
+      <w:r>
+        <w:rPr>
+          <w:b/>
+        </w:rPr>
+        <w:t xml:space="preserve">WORKED </w:t>
+      </w:r>
+      <w:r>
+        <w:rPr>
+          <w:b/>
+        </w:rPr>
+        <w:t>EVIDENCE</w:t>
       </w:r>
     </w:p>
     <w:p>
@@ -1430,8 +2481,26 @@
       </w:r>
     </w:p>
     <w:p>
-      <w:r>
-        <w:t>Predict first. Then check each step. A correct answer without visible evidence cannot be audited.</w:t>
+      <w:pPr>
+        <w:spacing w:line="336" w:lineRule="auto" w:after="180"/>
+      </w:pPr>
+      <w:r>
+        <w:rPr>
+          <w:b w:val="0"/>
+        </w:rPr>
+        <w:t xml:space="preserve">Predict first. Then check each step. A correct answer without visible </w:t>
+      </w:r>
+      <w:r>
+        <w:rPr>
+          <w:b/>
+        </w:rPr>
+        <w:t>evidence</w:t>
+      </w:r>
+      <w:r>
+        <w:rPr>
+          <w:b w:val="0"/>
+        </w:rPr>
+        <w:t xml:space="preserve"> cannot be audited.</w:t>
       </w:r>
     </w:p>
     <w:p>
@@ -1573,33 +2642,154 @@
       </w:r>
     </w:p>
     <w:p>
-      <w:r>
-        <w:t>STEP 1  Freeze dataset card v3 and grouped split s2 with no plant identity crossing sets.</w:t>
-      </w:r>
-    </w:p>
-    <w:p>
-      <w:r>
+      <w:pPr>
+        <w:pStyle w:val="Heading3"/>
+      </w:pPr>
+      <w:r>
+        <w:t>Step 1</w:t>
+      </w:r>
+    </w:p>
+    <w:p>
+      <w:pPr>
+        <w:spacing w:line="336" w:lineRule="auto" w:after="180"/>
+        <w:shd w:fill="F4F9FC"/>
+      </w:pPr>
+      <w:r>
+        <w:rPr>
+          <w:b w:val="0"/>
+        </w:rPr>
+        <w:t xml:space="preserve">STEP 1  </w:t>
+      </w:r>
+      <w:r>
+        <w:rPr>
+          <w:b/>
+        </w:rPr>
+        <w:t>Freeze</w:t>
+      </w:r>
+      <w:r>
+        <w:rPr>
+          <w:b w:val="0"/>
+        </w:rPr>
+        <w:t xml:space="preserve"> dataset card v3 and grouped split s2 with no plant identity crossing sets.</w:t>
+      </w:r>
+    </w:p>
+    <w:p>
+      <w:pPr>
+        <w:pStyle w:val="Heading3"/>
+      </w:pPr>
+      <w:r>
+        <w:t>Step 2</w:t>
+      </w:r>
+    </w:p>
+    <w:p>
+      <w:pPr>
+        <w:spacing w:line="336" w:lineRule="auto" w:after="180"/>
+        <w:shd w:fill="F4F9FC"/>
+      </w:pPr>
+      <w:r>
+        <w:rPr>
+          <w:b w:val="0"/>
+        </w:rPr>
         <w:t>STEP 2  Test set remains sealed; validation supports model choices.</w:t>
       </w:r>
     </w:p>
     <w:p>
-      <w:r>
-        <w:t>STEP 3  Validation has 12 healthy and 8 spotted leaves. The always-healthy baseline scores 12/20=60% accuracy and 0/8=0% spotted recall. The rule has TP=5, FN=3, TN=10, FP=2: accuracy 75% and spotted recall 62.5%.</w:t>
-      </w:r>
-    </w:p>
-    <w:p>
-      <w:r>
+      <w:pPr>
+        <w:pStyle w:val="Heading3"/>
+      </w:pPr>
+      <w:r>
+        <w:t>Step 3</w:t>
+      </w:r>
+    </w:p>
+    <w:p>
+      <w:pPr>
+        <w:spacing w:line="336" w:lineRule="auto" w:after="180"/>
+        <w:shd w:fill="F4F9FC"/>
+      </w:pPr>
+      <w:r>
+        <w:rPr>
+          <w:b w:val="0"/>
+        </w:rPr>
+        <w:t xml:space="preserve">STEP 3  Validation has 12 healthy and 8 spotted leaves. The always-healthy </w:t>
+      </w:r>
+      <w:r>
+        <w:rPr>
+          <w:b/>
+        </w:rPr>
+        <w:t>baseline</w:t>
+      </w:r>
+      <w:r>
+        <w:rPr>
+          <w:b w:val="0"/>
+        </w:rPr>
+        <w:t xml:space="preserve"> scores 12/20=</w:t>
+      </w:r>
+      <w:r>
+        <w:rPr>
+          <w:b/>
+        </w:rPr>
+        <w:t>60%</w:t>
+      </w:r>
+      <w:r>
+        <w:rPr>
+          <w:b w:val="0"/>
+        </w:rPr>
+        <w:t xml:space="preserve"> accuracy and 0/8=0% spotted recall. The rule has TP=5, FN=3, TN=10, FP=2: accuracy 75% and spotted recall 62.5%.</w:t>
+      </w:r>
+    </w:p>
+    <w:p>
+      <w:pPr>
+        <w:pStyle w:val="Heading3"/>
+      </w:pPr>
+      <w:r>
+        <w:t>Step 4</w:t>
+      </w:r>
+    </w:p>
+    <w:p>
+      <w:pPr>
+        <w:spacing w:line="336" w:lineRule="auto" w:after="180"/>
+        <w:shd w:fill="F4F9FC"/>
+      </w:pPr>
+      <w:r>
+        <w:rPr>
+          <w:b w:val="0"/>
+        </w:rPr>
         <w:t>STEP 4  Acceptance requires valid citations, metric calculations, subgroup review, and safe escalation.</w:t>
       </w:r>
     </w:p>
     <w:p>
-      <w:r>
+      <w:pPr>
+        <w:spacing w:line="336" w:lineRule="auto" w:after="180"/>
+        <w:shd w:fill="EDF7F3"/>
+      </w:pPr>
+      <w:r>
+        <w:rPr>
+          <w:b w:val="0"/>
+        </w:rPr>
         <w:t>CHECK  Verify the denominator, unit, split, class definition, and data version before interpreting a score.</w:t>
       </w:r>
     </w:p>
     <w:p>
-      <w:r>
-        <w:t>Recalculate, retrace, or restate the evidence independently:</w:t>
+      <w:pPr>
+        <w:spacing w:line="336" w:lineRule="auto" w:after="180"/>
+      </w:pPr>
+      <w:r>
+        <w:rPr>
+          <w:b w:val="0"/>
+        </w:rPr>
+        <w:t xml:space="preserve">Recalculate, retrace, or restate the </w:t>
+      </w:r>
+      <w:r>
+        <w:rPr>
+          <w:b/>
+        </w:rPr>
+        <w:t>evidence</w:t>
+      </w:r>
+      <w:r>
+        <w:rPr>
+          <w:b w:val="0"/>
+        </w:rPr>
+        <w:t xml:space="preserve"> independently:</w:t>
       </w:r>
     </w:p>
     <w:p>
@@ -1995,7 +3185,13 @@
       </w:r>
     </w:p>
     <w:p>
-      <w:r>
+      <w:pPr>
+        <w:spacing w:line="336" w:lineRule="auto" w:after="180"/>
+      </w:pPr>
+      <w:r>
+        <w:rPr>
+          <w:b w:val="0"/>
+        </w:rPr>
         <w:t>Cover the result before checking it. Say what is given, choose the procedure, and follow one step at a time. Then uncover the result and explain your first mismatch. Ask why a step is allowed, not only what number it produces.</w:t>
       </w:r>
     </w:p>
@@ -2008,8 +3204,26 @@
       </w:r>
     </w:p>
     <w:p>
-      <w:r>
-        <w:t>Plan the plant capstone around independent groups and a baseline before collecting more rows.</w:t>
+      <w:pPr>
+        <w:spacing w:line="336" w:lineRule="auto" w:after="180"/>
+      </w:pPr>
+      <w:r>
+        <w:rPr>
+          <w:b w:val="0"/>
+        </w:rPr>
+        <w:t xml:space="preserve">Plan the plant capstone around independent groups and a </w:t>
+      </w:r>
+      <w:r>
+        <w:rPr>
+          <w:b/>
+        </w:rPr>
+        <w:t>baseline</w:t>
+      </w:r>
+      <w:r>
+        <w:rPr>
+          <w:b w:val="0"/>
+        </w:rPr>
+        <w:t xml:space="preserve"> before collecting more rows.</w:t>
       </w:r>
     </w:p>
     <w:p>
@@ -2021,13 +3235,55 @@
       </w:r>
     </w:p>
     <w:p>
-      <w:r>
+      <w:pPr>
+        <w:pStyle w:val="Heading3"/>
+      </w:pPr>
+      <w:r>
+        <w:t>Supplied facts</w:t>
+      </w:r>
+    </w:p>
+    <w:p>
+      <w:pPr>
+        <w:spacing w:line="336" w:lineRule="auto" w:after="180"/>
+        <w:shd w:fill="F1F6FC"/>
+      </w:pPr>
+      <w:r>
+        <w:rPr>
+          <w:b w:val="0"/>
+        </w:rPr>
         <w:t>Toy proposed dataset: 8 plants, 3 photos each. Development groupsA–F; final groupsG, H. Target is visible-spot status, with review for hidden leaves.</w:t>
       </w:r>
     </w:p>
     <w:p>
-      <w:r>
-        <w:t>All inputs and outcomes in this worked example are invented classroom data; no real model run is claimed.</w:t>
+      <w:pPr>
+        <w:pStyle w:val="Heading3"/>
+      </w:pPr>
+      <w:r>
+        <w:t>Supplied facts</w:t>
+      </w:r>
+    </w:p>
+    <w:p>
+      <w:pPr>
+        <w:spacing w:line="336" w:lineRule="auto" w:after="180"/>
+        <w:shd w:fill="F1F6FC"/>
+      </w:pPr>
+      <w:r>
+        <w:rPr>
+          <w:b w:val="0"/>
+        </w:rPr>
+        <w:t xml:space="preserve">All </w:t>
+      </w:r>
+      <w:r>
+        <w:rPr>
+          <w:b/>
+        </w:rPr>
+        <w:t>input</w:t>
+      </w:r>
+      <w:r>
+        <w:rPr>
+          <w:b w:val="0"/>
+        </w:rPr>
+        <w:t>s and outcomes in this worked example are invented classroom data; no real model run is claimed.</w:t>
       </w:r>
     </w:p>
     <w:p>
@@ -2190,31 +3446,151 @@
       </w:r>
     </w:p>
     <w:p>
-      <w:r>
-        <w:t>Read the picture in order. Fit majority label only from development training; record metrics and error types. The arrows show which recorded input or intermediate result each decision uses. Explain the deciding step aloud before checking the changed case; pointing to the final answer alone does not show how it follows.</w:t>
-      </w:r>
-    </w:p>
-    <w:p>
       <w:pPr>
         <w:pStyle w:val="Heading3"/>
       </w:pPr>
       <w:r>
+        <w:t>Why the result follows</w:t>
+      </w:r>
+    </w:p>
+    <w:p>
+      <w:pPr>
+        <w:spacing w:line="336" w:lineRule="auto" w:after="180"/>
+        <w:shd w:fill="F1F6FC"/>
+      </w:pPr>
+      <w:r>
+        <w:rPr>
+          <w:b w:val="0"/>
+        </w:rPr>
+        <w:t xml:space="preserve">Read the picture in order. Fit majority label only from development </w:t>
+      </w:r>
+      <w:r>
+        <w:rPr>
+          <w:b/>
+        </w:rPr>
+        <w:t>training</w:t>
+      </w:r>
+      <w:r>
+        <w:rPr>
+          <w:b w:val="0"/>
+        </w:rPr>
+        <w:t xml:space="preserve">; record metrics and error types. The arrows show which recorded </w:t>
+      </w:r>
+      <w:r>
+        <w:rPr>
+          <w:b/>
+        </w:rPr>
+        <w:t>input</w:t>
+      </w:r>
+      <w:r>
+        <w:rPr>
+          <w:b w:val="0"/>
+        </w:rPr>
+        <w:t xml:space="preserve"> or intermediate result each decision uses.</w:t>
+      </w:r>
+    </w:p>
+    <w:p>
+      <w:pPr>
+        <w:spacing w:line="336" w:lineRule="auto" w:after="180"/>
+        <w:shd w:fill="F1F6FC"/>
+      </w:pPr>
+      <w:r>
+        <w:rPr>
+          <w:b w:val="0"/>
+        </w:rPr>
+        <w:t>Explain the deciding step aloud before checking the changed case; pointing to the final answer alone does not show how it follows.</w:t>
+      </w:r>
+    </w:p>
+    <w:p>
+      <w:pPr>
+        <w:pStyle w:val="Heading3"/>
+      </w:pPr>
+      <w:r>
         <w:t>What this example does not establish</w:t>
       </w:r>
     </w:p>
     <w:p>
-      <w:r>
+      <w:pPr>
+        <w:pStyle w:val="Heading3"/>
+      </w:pPr>
+      <w:r>
+        <w:t>Keep the stated limit</w:t>
+      </w:r>
+    </w:p>
+    <w:p>
+      <w:pPr>
+        <w:spacing w:line="336" w:lineRule="auto" w:after="180"/>
+        <w:shd w:fill="FFF5E6"/>
+      </w:pPr>
+      <w:r>
+        <w:rPr>
+          <w:b w:val="0"/>
+        </w:rPr>
         <w:t>A well-planned split does not create sufficient sample size; two held-out plants support only a very narrow claim.</w:t>
       </w:r>
     </w:p>
     <w:p>
-      <w:r>
-        <w:t>Read the labelled picture: What provenance field prevents the crop from appearing independent? Point to the relevant step in the picture, then write the changed result and the rule or evidence that supports it.</w:t>
-      </w:r>
-    </w:p>
-    <w:p>
-      <w:r>
-        <w:t>Change one thing: A derived crop of plantG is added to training. Predict the result before checking the explanation. What remains the same?</w:t>
+      <w:pPr>
+        <w:pStyle w:val="Heading3"/>
+      </w:pPr>
+      <w:r>
+        <w:t>Keep the stated limit</w:t>
+      </w:r>
+    </w:p>
+    <w:p>
+      <w:pPr>
+        <w:spacing w:line="336" w:lineRule="auto" w:after="180"/>
+        <w:shd w:fill="FFF5E6"/>
+      </w:pPr>
+      <w:r>
+        <w:rPr>
+          <w:b w:val="0"/>
+        </w:rPr>
+        <w:t xml:space="preserve">Read the labelled picture: What provenance field prevents the crop from appearing independent? Point to the relevant step in the picture, then write the changed result and the rule or </w:t>
+      </w:r>
+      <w:r>
+        <w:rPr>
+          <w:b/>
+        </w:rPr>
+        <w:t>evidence</w:t>
+      </w:r>
+      <w:r>
+        <w:rPr>
+          <w:b w:val="0"/>
+        </w:rPr>
+        <w:t xml:space="preserve"> that supports it.</w:t>
+      </w:r>
+    </w:p>
+    <w:p>
+      <w:pPr>
+        <w:pStyle w:val="Heading3"/>
+      </w:pPr>
+      <w:r>
+        <w:t>Keep the stated limit</w:t>
+      </w:r>
+    </w:p>
+    <w:p>
+      <w:pPr>
+        <w:spacing w:line="336" w:lineRule="auto" w:after="180"/>
+        <w:shd w:fill="FFF5E6"/>
+      </w:pPr>
+      <w:r>
+        <w:rPr>
+          <w:b w:val="0"/>
+        </w:rPr>
+        <w:t xml:space="preserve">Change one thing: A derived crop of plantG is added to </w:t>
+      </w:r>
+      <w:r>
+        <w:rPr>
+          <w:b/>
+        </w:rPr>
+        <w:t>training</w:t>
+      </w:r>
+      <w:r>
+        <w:rPr>
+          <w:b w:val="0"/>
+        </w:rPr>
+        <w:t>. Predict the result before checking the explanation. What remains the same?</w:t>
       </w:r>
     </w:p>
     <w:p>
@@ -2227,6 +3603,26 @@
     </w:p>
     <w:p>
       <w:r>
+        <w:t>Find the unsupported step in the Capstone Dataset and Baseline claim and explain a repair using the supplied evidence.</w:t>
+      </w:r>
+    </w:p>
+    <w:p>
+      <w:pPr>
+        <w:pStyle w:val="Heading3"/>
+      </w:pPr>
+      <w:r>
+        <w:t>Find the first error</w:t>
+      </w:r>
+    </w:p>
+    <w:p>
+      <w:pPr>
+        <w:spacing w:line="336" w:lineRule="auto" w:after="180"/>
+        <w:shd w:fill="FFF5E6"/>
+      </w:pPr>
+      <w:r>
+        <w:rPr>
+          <w:b w:val="0"/>
+        </w:rPr>
         <w:t>ERROR DETECTIVE</w:t>
       </w:r>
     </w:p>
@@ -2239,7 +3635,13 @@
       </w:r>
     </w:p>
     <w:p>
-      <w:r>
+      <w:pPr>
+        <w:spacing w:line="336" w:lineRule="auto" w:after="180"/>
+      </w:pPr>
+      <w:r>
+        <w:rPr>
+          <w:b w:val="0"/>
+        </w:rPr>
         <w:t>Do not patch the answer. Find the earliest unsupported assumption, data problem, or experiment error.</w:t>
       </w:r>
     </w:p>
@@ -2490,12 +3892,37 @@
       </w:tr>
     </w:tbl>
     <w:p>
-      <w:r>
-        <w:t>CLAIM TO CHALLENGE  Capstone work should begin by training the most advanced available model.</w:t>
-      </w:r>
-    </w:p>
-    <w:p>
-      <w:r>
+      <w:pPr>
+        <w:spacing w:line="336" w:lineRule="auto" w:after="180"/>
+        <w:shd w:fill="FFF5E6"/>
+      </w:pPr>
+      <w:r>
+        <w:rPr>
+          <w:b w:val="0"/>
+        </w:rPr>
+        <w:t xml:space="preserve">CLAIM TO CHALLENGE  Capstone work should begin by </w:t>
+      </w:r>
+      <w:r>
+        <w:rPr>
+          <w:b/>
+        </w:rPr>
+        <w:t>training</w:t>
+      </w:r>
+      <w:r>
+        <w:rPr>
+          <w:b w:val="0"/>
+        </w:rPr>
+        <w:t xml:space="preserve"> the most advanced available model.</w:t>
+      </w:r>
+    </w:p>
+    <w:p>
+      <w:pPr>
+        <w:spacing w:line="336" w:lineRule="auto" w:after="180"/>
+      </w:pPr>
+      <w:r>
+        <w:rPr>
+          <w:b w:val="0"/>
+        </w:rPr>
         <w:t>Diagnose one cause and name the cleanest next experiment:</w:t>
       </w:r>
     </w:p>
@@ -2508,15 +3935,66 @@
       </w:r>
     </w:p>
     <w:p>
-      <w:r>
-        <w:t>Submit a one-page proposal, data dictionary, split-membership record and risk/limitations note. The teacher approves feasibility and synthetic-data scope before modelling. If there are too few valid records for an independent test, use a clearly labelled demonstration and explicitly limit the claim rather than inventing evidence.</w:t>
-      </w:r>
-    </w:p>
-    <w:p>
       <w:pPr>
         <w:pStyle w:val="Heading3"/>
       </w:pPr>
       <w:r>
+        <w:t>Check the claim against the facts</w:t>
+      </w:r>
+    </w:p>
+    <w:p>
+      <w:pPr>
+        <w:spacing w:line="336" w:lineRule="auto" w:after="180"/>
+        <w:shd w:fill="FFF5E6"/>
+      </w:pPr>
+      <w:r>
+        <w:rPr>
+          <w:b w:val="0"/>
+        </w:rPr>
+        <w:t xml:space="preserve">Submit a one-page proposal, </w:t>
+      </w:r>
+      <w:r>
+        <w:rPr>
+          <w:b/>
+        </w:rPr>
+        <w:t>data dictionary</w:t>
+      </w:r>
+      <w:r>
+        <w:rPr>
+          <w:b w:val="0"/>
+        </w:rPr>
+        <w:t>, split-membership record and risk/limitations note. The teacher approves feasibility and synthetic-data scope before modelling.</w:t>
+      </w:r>
+    </w:p>
+    <w:p>
+      <w:pPr>
+        <w:spacing w:line="336" w:lineRule="auto" w:after="180"/>
+        <w:shd w:fill="FFF5E6"/>
+      </w:pPr>
+      <w:r>
+        <w:rPr>
+          <w:b w:val="0"/>
+        </w:rPr>
+        <w:t xml:space="preserve">If there are too few valid records for an independent test, use a clearly labelled demonstration and explicitly limit the claim rather than inventing </w:t>
+      </w:r>
+      <w:r>
+        <w:rPr>
+          <w:b/>
+        </w:rPr>
+        <w:t>evidence</w:t>
+      </w:r>
+      <w:r>
+        <w:rPr>
+          <w:b w:val="0"/>
+        </w:rPr>
+        <w:t>.</w:t>
+      </w:r>
+    </w:p>
+    <w:p>
+      <w:pPr>
+        <w:pStyle w:val="Heading3"/>
+      </w:pPr>
+      <w:r>
         <w:t>What should the team do if it cannot obtain a valid untouched final test?</w:t>
       </w:r>
     </w:p>
@@ -2549,15 +4027,78 @@
       </w:r>
     </w:p>
     <w:p>
-      <w:r>
-        <w:t>The deliverable is a runnable or fully traceable baseline/candidate comparison, a validation table and a signed-off freeze record. If the baseline wins, retain it and explain why. If a pipeline fails, record the failure and fix it on development data before requesting final testing.</w:t>
-      </w:r>
-    </w:p>
-    <w:p>
       <w:pPr>
         <w:pStyle w:val="Heading3"/>
       </w:pPr>
       <w:r>
+        <w:t>Check the claim against the facts</w:t>
+      </w:r>
+    </w:p>
+    <w:p>
+      <w:pPr>
+        <w:spacing w:line="336" w:lineRule="auto" w:after="180"/>
+        <w:shd w:fill="FFF5E6"/>
+      </w:pPr>
+      <w:r>
+        <w:rPr>
+          <w:b w:val="0"/>
+        </w:rPr>
+        <w:t xml:space="preserve">The deliverable is a runnable or fully traceable </w:t>
+      </w:r>
+      <w:r>
+        <w:rPr>
+          <w:b/>
+        </w:rPr>
+        <w:t>baseline</w:t>
+      </w:r>
+      <w:r>
+        <w:rPr>
+          <w:b w:val="0"/>
+        </w:rPr>
+        <w:t xml:space="preserve">/candidate comparison, a validation table and a signed-off </w:t>
+      </w:r>
+      <w:r>
+        <w:rPr>
+          <w:b/>
+        </w:rPr>
+        <w:t>freeze</w:t>
+      </w:r>
+      <w:r>
+        <w:rPr>
+          <w:b w:val="0"/>
+        </w:rPr>
+        <w:t xml:space="preserve"> record. If the </w:t>
+      </w:r>
+      <w:r>
+        <w:rPr>
+          <w:b/>
+        </w:rPr>
+        <w:t>baseline</w:t>
+      </w:r>
+      <w:r>
+        <w:rPr>
+          <w:b w:val="0"/>
+        </w:rPr>
+        <w:t xml:space="preserve"> wins, retain it and explain why.</w:t>
+      </w:r>
+    </w:p>
+    <w:p>
+      <w:pPr>
+        <w:spacing w:line="336" w:lineRule="auto" w:after="180"/>
+        <w:shd w:fill="FFF5E6"/>
+      </w:pPr>
+      <w:r>
+        <w:rPr>
+          <w:b w:val="0"/>
+        </w:rPr>
+        <w:t>If a pipeline fails, record the failure and fix it on development data before requesting final testing.</w:t>
+      </w:r>
+    </w:p>
+    <w:p>
+      <w:pPr>
+        <w:pStyle w:val="Heading3"/>
+      </w:pPr>
+      <w:r>
         <w:t>List what must be saved before the teacher releases final-test labels.</w:t>
       </w:r>
     </w:p>
@@ -2591,6 +4132,17 @@
     </w:p>
     <w:p>
       <w:r>
+        <w:t>Practise Capstone Dataset and Baseline with support, then explain the deciding step in your own words.</w:t>
+      </w:r>
+    </w:p>
+    <w:p>
+      <w:pPr>
+        <w:spacing w:line="336" w:lineRule="auto" w:after="180"/>
+      </w:pPr>
+      <w:r>
+        <w:rPr>
+          <w:b/>
+        </w:rPr>
         <w:t>ML STUDIO</w:t>
       </w:r>
     </w:p>
@@ -2603,7 +4155,13 @@
       </w:r>
     </w:p>
     <w:p>
-      <w:r>
+      <w:pPr>
+        <w:spacing w:line="336" w:lineRule="auto" w:after="180"/>
+      </w:pPr>
+      <w:r>
+        <w:rPr>
+          <w:b w:val="0"/>
+        </w:rPr>
         <w:t>A trustworthy result can be reproduced from the recorded data, code, settings, and evaluation rule.</w:t>
       </w:r>
     </w:p>
@@ -2652,37 +4210,106 @@
       </w:r>
     </w:p>
     <w:p>
-      <w:r>
+      <w:pPr>
+        <w:pStyle w:val="Heading3"/>
+      </w:pPr>
+      <w:r>
+        <w:t>Question to explain</w:t>
+      </w:r>
+    </w:p>
+    <w:p>
+      <w:pPr>
+        <w:spacing w:line="336" w:lineRule="auto" w:after="180"/>
+        <w:shd w:fill="F5F1FB"/>
+      </w:pPr>
+      <w:r>
+        <w:rPr>
+          <w:b w:val="0"/>
+        </w:rPr>
         <w:t>QUESTION + intended use + success threshold</w:t>
       </w:r>
     </w:p>
     <w:p>
-      <w:r>
+      <w:pPr>
+        <w:spacing w:line="336" w:lineRule="auto" w:after="180"/>
+      </w:pPr>
+      <w:r>
+        <w:rPr>
+          <w:b w:val="0"/>
+        </w:rPr>
         <w:t>DATA version + grouped split + leakage check</w:t>
       </w:r>
     </w:p>
     <w:p>
-      <w:r>
-        <w:t>CODE/preprocessing + features + model + settings + seed</w:t>
-      </w:r>
-    </w:p>
-    <w:p>
-      <w:r>
+      <w:pPr>
+        <w:spacing w:line="336" w:lineRule="auto" w:after="180"/>
+      </w:pPr>
+      <w:r>
+        <w:rPr>
+          <w:b w:val="0"/>
+        </w:rPr>
+        <w:t>CODE/pre</w:t>
+      </w:r>
+      <w:r>
+        <w:rPr>
+          <w:b/>
+        </w:rPr>
+        <w:t>process</w:t>
+      </w:r>
+      <w:r>
+        <w:rPr>
+          <w:b w:val="0"/>
+        </w:rPr>
+        <w:t>ing + features + model + settings + seed</w:t>
+      </w:r>
+    </w:p>
+    <w:p>
+      <w:pPr>
+        <w:spacing w:line="336" w:lineRule="auto" w:after="180"/>
+      </w:pPr>
+      <w:r>
+        <w:rPr>
+          <w:b w:val="0"/>
+        </w:rPr>
         <w:t>METRICS + positive class + units + denominators</w:t>
       </w:r>
     </w:p>
     <w:p>
-      <w:r>
-        <w:t>PREDICTIONS + errors + subgroup slices + limitations</w:t>
-      </w:r>
-    </w:p>
-    <w:p>
-      <w:r>
+      <w:pPr>
+        <w:spacing w:line="336" w:lineRule="auto" w:after="180"/>
+      </w:pPr>
+      <w:r>
+        <w:rPr>
+          <w:b/>
+        </w:rPr>
+        <w:t>PREDICTION</w:t>
+      </w:r>
+      <w:r>
+        <w:rPr>
+          <w:b w:val="0"/>
+        </w:rPr>
+        <w:t>S + errors + subgroup slices + limitations</w:t>
+      </w:r>
+    </w:p>
+    <w:p>
+      <w:pPr>
+        <w:spacing w:line="336" w:lineRule="auto" w:after="180"/>
+      </w:pPr>
+      <w:r>
+        <w:rPr>
+          <w:b w:val="0"/>
+        </w:rPr>
         <w:t>HUMAN reviewer + release, revise, limit, or stop decision</w:t>
       </w:r>
     </w:p>
     <w:p>
-      <w:r>
+      <w:pPr>
+        <w:spacing w:line="336" w:lineRule="auto" w:after="180"/>
+      </w:pPr>
+      <w:r>
+        <w:rPr>
+          <w:b w:val="0"/>
+        </w:rPr>
         <w:t>Write the minimum record needed to reproduce today's result:</w:t>
       </w:r>
     </w:p>
@@ -2695,8 +4322,73 @@
       </w:r>
     </w:p>
     <w:p>
-      <w:r>
-        <w:t>Acceptance criteria describe the process even if the model loses: no split leakage; predictions for every planned case or documented failures; the same metric for baseline and candidate; precision/recall with denominators; a model card with limits. Improvement is a research outcome, not a grade requirement.</w:t>
+      <w:pPr>
+        <w:spacing w:line="336" w:lineRule="auto" w:after="180"/>
+      </w:pPr>
+      <w:r>
+        <w:rPr>
+          <w:b w:val="0"/>
+        </w:rPr>
+        <w:t xml:space="preserve">Acceptance criteria describe the </w:t>
+      </w:r>
+      <w:r>
+        <w:rPr>
+          <w:b/>
+        </w:rPr>
+        <w:t>process</w:t>
+      </w:r>
+      <w:r>
+        <w:rPr>
+          <w:b w:val="0"/>
+        </w:rPr>
+        <w:t xml:space="preserve"> even if the model loses: no split leakage; </w:t>
+      </w:r>
+      <w:r>
+        <w:rPr>
+          <w:b/>
+        </w:rPr>
+        <w:t>prediction</w:t>
+      </w:r>
+      <w:r>
+        <w:rPr>
+          <w:b w:val="0"/>
+        </w:rPr>
+        <w:t xml:space="preserve">s for every planned case or documented failures; the same metric for </w:t>
+      </w:r>
+      <w:r>
+        <w:rPr>
+          <w:b/>
+        </w:rPr>
+        <w:t>baseline</w:t>
+      </w:r>
+      <w:r>
+        <w:rPr>
+          <w:b w:val="0"/>
+        </w:rPr>
+        <w:t xml:space="preserve"> and candidate; precision/recall with denominators; a model card with limits.</w:t>
+      </w:r>
+    </w:p>
+    <w:p>
+      <w:pPr>
+        <w:spacing w:line="336" w:lineRule="auto" w:after="180"/>
+      </w:pPr>
+      <w:r>
+        <w:rPr>
+          <w:b w:val="0"/>
+        </w:rPr>
+        <w:t xml:space="preserve">Improvement is a research outcome, not a grade </w:t>
+      </w:r>
+      <w:r>
+        <w:rPr>
+          <w:b/>
+        </w:rPr>
+        <w:t>requirement</w:t>
+      </w:r>
+      <w:r>
+        <w:rPr>
+          <w:b w:val="0"/>
+        </w:rPr>
+        <w:t>.</w:t>
       </w:r>
     </w:p>
     <w:p>
@@ -2708,8 +4400,97 @@
       </w:r>
     </w:p>
     <w:p>
-      <w:r>
-        <w:t>Save the data version, feature order, preprocessing values, model settings, tie policy and predictions. A prediction ledger includes row ID, split, reference, baseline output, candidate output and error type. Test labels remain held by the teacher. A peer should be able to reproduce one row by hand.</w:t>
+      <w:pPr>
+        <w:spacing w:line="336" w:lineRule="auto" w:after="180"/>
+      </w:pPr>
+      <w:r>
+        <w:rPr>
+          <w:b w:val="0"/>
+        </w:rPr>
+        <w:t>Save the data version, feature order, pre</w:t>
+      </w:r>
+      <w:r>
+        <w:rPr>
+          <w:b/>
+        </w:rPr>
+        <w:t>process</w:t>
+      </w:r>
+      <w:r>
+        <w:rPr>
+          <w:b w:val="0"/>
+        </w:rPr>
+        <w:t xml:space="preserve">ing values, model settings, tie policy and </w:t>
+      </w:r>
+      <w:r>
+        <w:rPr>
+          <w:b/>
+        </w:rPr>
+        <w:t>prediction</w:t>
+      </w:r>
+      <w:r>
+        <w:rPr>
+          <w:b w:val="0"/>
+        </w:rPr>
+        <w:t xml:space="preserve">s. A </w:t>
+      </w:r>
+      <w:r>
+        <w:rPr>
+          <w:b/>
+        </w:rPr>
+        <w:t>prediction ledger</w:t>
+      </w:r>
+      <w:r>
+        <w:rPr>
+          <w:b w:val="0"/>
+        </w:rPr>
+        <w:t xml:space="preserve"> includes row ID, split, reference, </w:t>
+      </w:r>
+      <w:r>
+        <w:rPr>
+          <w:b/>
+        </w:rPr>
+        <w:t>baseline</w:t>
+      </w:r>
+      <w:r>
+        <w:rPr>
+          <w:b w:val="0"/>
+        </w:rPr>
+        <w:t xml:space="preserve"> </w:t>
+      </w:r>
+      <w:r>
+        <w:rPr>
+          <w:b/>
+        </w:rPr>
+        <w:t>output</w:t>
+      </w:r>
+      <w:r>
+        <w:rPr>
+          <w:b w:val="0"/>
+        </w:rPr>
+        <w:t xml:space="preserve">, candidate </w:t>
+      </w:r>
+      <w:r>
+        <w:rPr>
+          <w:b/>
+        </w:rPr>
+        <w:t>output</w:t>
+      </w:r>
+      <w:r>
+        <w:rPr>
+          <w:b w:val="0"/>
+        </w:rPr>
+        <w:t xml:space="preserve"> and error type.</w:t>
+      </w:r>
+    </w:p>
+    <w:p>
+      <w:pPr>
+        <w:spacing w:line="336" w:lineRule="auto" w:after="180"/>
+      </w:pPr>
+      <w:r>
+        <w:rPr>
+          <w:b w:val="0"/>
+        </w:rPr>
+        <w:t>Test labels remain held by the teacher. A peer should be able to reproduce one row by hand.</w:t>
       </w:r>
     </w:p>
     <w:p>
@@ -2721,8 +4502,38 @@
       </w:r>
     </w:p>
     <w:p>
-      <w:r>
-        <w:t>Use workbook W2 for the connected example “Capstone data and requirements”. First fill the input and rule boxes. Try the middle steps before asking for a hint. After a hint, try the next step yourself.</w:t>
+      <w:pPr>
+        <w:spacing w:line="336" w:lineRule="auto" w:after="180"/>
+      </w:pPr>
+      <w:r>
+        <w:rPr>
+          <w:b w:val="0"/>
+        </w:rPr>
+        <w:t xml:space="preserve">Use workbook W2 for the connected example “Capstone data and </w:t>
+      </w:r>
+      <w:r>
+        <w:rPr>
+          <w:b/>
+        </w:rPr>
+        <w:t>requirement</w:t>
+      </w:r>
+      <w:r>
+        <w:rPr>
+          <w:b w:val="0"/>
+        </w:rPr>
+        <w:t xml:space="preserve">s”. First fill the </w:t>
+      </w:r>
+      <w:r>
+        <w:rPr>
+          <w:b/>
+        </w:rPr>
+        <w:t>input</w:t>
+      </w:r>
+      <w:r>
+        <w:rPr>
+          <w:b w:val="0"/>
+        </w:rPr>
+        <w:t xml:space="preserve"> and rule boxes. Try the middle steps before asking for a hint. After a hint, try the next step yourself.</w:t>
       </w:r>
     </w:p>
     <w:tbl>
@@ -2805,7 +4616,13 @@
       </w:tr>
     </w:tbl>
     <w:p>
-      <w:r>
+      <w:pPr>
+        <w:spacing w:line="336" w:lineRule="auto" w:after="180"/>
+      </w:pPr>
+      <w:r>
+        <w:rPr>
+          <w:b w:val="0"/>
+        </w:rPr>
         <w:t>Explain your trace to a partner. Your partner points to one step to check. Swap roles on the next case. Each person writes their own explanation.</w:t>
       </w:r>
     </w:p>
@@ -2818,12 +4635,47 @@
       </w:r>
     </w:p>
     <w:p>
-      <w:r>
-        <w:t>Use the worked case for Capstone data and requirements. Proposed explanation: “A final answer is enough”. Decide whether this explanation is supported. Point to the step or supplied fact that decides; explain your repair if needed.</w:t>
-      </w:r>
-    </w:p>
-    <w:p>
-      <w:r>
+      <w:pPr>
+        <w:spacing w:line="336" w:lineRule="auto" w:after="180"/>
+      </w:pPr>
+      <w:r>
+        <w:rPr>
+          <w:b w:val="0"/>
+        </w:rPr>
+        <w:t xml:space="preserve">Use the worked case for Capstone data and </w:t>
+      </w:r>
+      <w:r>
+        <w:rPr>
+          <w:b/>
+        </w:rPr>
+        <w:t>requirement</w:t>
+      </w:r>
+      <w:r>
+        <w:rPr>
+          <w:b w:val="0"/>
+        </w:rPr>
+        <w:t>s. Proposed explanation: “A final answer is enough”. Decide whether this explanation is supported.</w:t>
+      </w:r>
+    </w:p>
+    <w:p>
+      <w:pPr>
+        <w:spacing w:line="336" w:lineRule="auto" w:after="180"/>
+      </w:pPr>
+      <w:r>
+        <w:rPr>
+          <w:b w:val="0"/>
+        </w:rPr>
+        <w:t>Point to the step or supplied fact that decides; explain your repair if needed.</w:t>
+      </w:r>
+    </w:p>
+    <w:p>
+      <w:pPr>
+        <w:spacing w:line="336" w:lineRule="auto" w:after="180"/>
+      </w:pPr>
+      <w:r>
+        <w:rPr>
+          <w:b w:val="0"/>
+        </w:rPr>
         <w:t>Answer on your own before discussion. If you are unsure, say which step you need help with.</w:t>
       </w:r>
     </w:p>
@@ -2836,8 +4688,26 @@
       </w:r>
     </w:p>
     <w:p>
-      <w:r>
-        <w:t>Use its named workbook W2. Identify the given inputs, try the middle steps with less help, then explain your trace. Check this claim before group discussion: A final answer is enough</w:t>
+      <w:pPr>
+        <w:spacing w:line="336" w:lineRule="auto" w:after="180"/>
+      </w:pPr>
+      <w:r>
+        <w:rPr>
+          <w:b w:val="0"/>
+        </w:rPr>
+        <w:t xml:space="preserve">Use its named workbook W2. Identify the given </w:t>
+      </w:r>
+      <w:r>
+        <w:rPr>
+          <w:b/>
+        </w:rPr>
+        <w:t>input</w:t>
+      </w:r>
+      <w:r>
+        <w:rPr>
+          <w:b w:val="0"/>
+        </w:rPr>
+        <w:t>s, try the middle steps with less help, then explain your trace. Check this claim before group discussion: A final answer is enough</w:t>
       </w:r>
     </w:p>
     <w:p>
@@ -2849,8 +4719,26 @@
       </w:r>
     </w:p>
     <w:p>
-      <w:r>
-        <w:t>What provenance field prevents the crop from appearing independent? Point to the relevant step in the picture, then write the changed result and the rule or evidence that supports it.</w:t>
+      <w:pPr>
+        <w:spacing w:line="336" w:lineRule="auto" w:after="180"/>
+      </w:pPr>
+      <w:r>
+        <w:rPr>
+          <w:b w:val="0"/>
+        </w:rPr>
+        <w:t xml:space="preserve">What provenance field prevents the crop from appearing independent? Point to the relevant step in the picture, then write the changed result and the rule or </w:t>
+      </w:r>
+      <w:r>
+        <w:rPr>
+          <w:b/>
+        </w:rPr>
+        <w:t>evidence</w:t>
+      </w:r>
+      <w:r>
+        <w:rPr>
+          <w:b w:val="0"/>
+        </w:rPr>
+        <w:t xml:space="preserve"> that supports it.</w:t>
       </w:r>
     </w:p>
     <w:p>
@@ -2882,7 +4770,13 @@
       </w:r>
     </w:p>
     <w:p>
-      <w:r>
+      <w:pPr>
+        <w:spacing w:line="336" w:lineRule="auto" w:after="180"/>
+      </w:pPr>
+      <w:r>
+        <w:rPr>
+          <w:b w:val="0"/>
+        </w:rPr>
         <w:t>This is supported practice. Keep the separately named independent case for an attempt before feedback.</w:t>
       </w:r>
     </w:p>
@@ -2896,7 +4790,24 @@
     </w:p>
     <w:p>
       <w:r>
-        <w:t>EVIDENCE LAB</w:t>
+        <w:t>Investigate Capstone Dataset and Baseline. Record the prediction, actual observation or labelled paper trace, explanation and next test separately.</w:t>
+      </w:r>
+    </w:p>
+    <w:p>
+      <w:pPr>
+        <w:spacing w:line="336" w:lineRule="auto" w:after="180"/>
+      </w:pPr>
+      <w:r>
+        <w:rPr>
+          <w:b/>
+        </w:rPr>
+        <w:t>EVIDENCE</w:t>
+      </w:r>
+      <w:r>
+        <w:rPr>
+          <w:b/>
+        </w:rPr>
+        <w:t xml:space="preserve"> LAB</w:t>
       </w:r>
     </w:p>
     <w:p>
@@ -2908,7 +4819,13 @@
       </w:r>
     </w:p>
     <w:p>
-      <w:r>
+      <w:pPr>
+        <w:spacing w:line="336" w:lineRule="auto" w:after="180"/>
+      </w:pPr>
+      <w:r>
+        <w:rPr>
+          <w:b w:val="0"/>
+        </w:rPr>
         <w:t>Keep the test conditions fixed, record every result, and change only one planned factor.</w:t>
       </w:r>
     </w:p>
@@ -2949,27 +4866,98 @@
       </w:r>
     </w:p>
     <w:p>
-      <w:r>
-        <w:t>1.  Write the hypothesis and expected evidence before running.</w:t>
-      </w:r>
-    </w:p>
-    <w:p>
-      <w:r>
-        <w:t>2.  Capstone Gate 1: peer-audit dataset card, leakage, split, baseline calculations, and acceptance tests; repair before build.</w:t>
-      </w:r>
-    </w:p>
-    <w:p>
-      <w:r>
+      <w:pPr>
+        <w:spacing w:line="336" w:lineRule="auto" w:after="180"/>
+        <w:shd w:fill="F4F9FC"/>
+      </w:pPr>
+      <w:r>
+        <w:rPr>
+          <w:b w:val="0"/>
+        </w:rPr>
+        <w:t xml:space="preserve">1.  Write the hypothesis and expected </w:t>
+      </w:r>
+      <w:r>
+        <w:rPr>
+          <w:b/>
+        </w:rPr>
+        <w:t>evidence</w:t>
+      </w:r>
+      <w:r>
+        <w:rPr>
+          <w:b w:val="0"/>
+        </w:rPr>
+        <w:t xml:space="preserve"> before running.</w:t>
+      </w:r>
+    </w:p>
+    <w:p>
+      <w:pPr>
+        <w:spacing w:line="336" w:lineRule="auto" w:after="180"/>
+        <w:shd w:fill="F4F9FC"/>
+      </w:pPr>
+      <w:r>
+        <w:rPr>
+          <w:b w:val="0"/>
+        </w:rPr>
+        <w:t xml:space="preserve">2.  Capstone Gate 1: peer-audit dataset card, leakage, split, </w:t>
+      </w:r>
+      <w:r>
+        <w:rPr>
+          <w:b/>
+        </w:rPr>
+        <w:t>baseline</w:t>
+      </w:r>
+      <w:r>
+        <w:rPr>
+          <w:b w:val="0"/>
+        </w:rPr>
+        <w:t xml:space="preserve"> calculations, and </w:t>
+      </w:r>
+      <w:r>
+        <w:rPr>
+          <w:b/>
+        </w:rPr>
+        <w:t>acceptance test</w:t>
+      </w:r>
+      <w:r>
+        <w:rPr>
+          <w:b w:val="0"/>
+        </w:rPr>
+        <w:t>s; repair before build.</w:t>
+      </w:r>
+    </w:p>
+    <w:p>
+      <w:pPr>
+        <w:spacing w:line="336" w:lineRule="auto" w:after="180"/>
+        <w:shd w:fill="F4F9FC"/>
+      </w:pPr>
+      <w:r>
+        <w:rPr>
+          <w:b w:val="0"/>
+        </w:rPr>
         <w:t>3.  Run one normal, one boundary, one missing, and one shifted case.</w:t>
       </w:r>
     </w:p>
     <w:p>
-      <w:r>
+      <w:pPr>
+        <w:spacing w:line="336" w:lineRule="auto" w:after="180"/>
+        <w:shd w:fill="F4F9FC"/>
+      </w:pPr>
+      <w:r>
+        <w:rPr>
+          <w:b w:val="0"/>
+        </w:rPr>
         <w:t>4.  Calculate the metric from raw counts or row-level errors.</w:t>
       </w:r>
     </w:p>
     <w:p>
-      <w:r>
+      <w:pPr>
+        <w:spacing w:line="336" w:lineRule="auto" w:after="180"/>
+        <w:shd w:fill="F4F9FC"/>
+      </w:pPr>
+      <w:r>
+        <w:rPr>
+          <w:b w:val="0"/>
+        </w:rPr>
         <w:t>5.  Interpret what changed, what did not, and what remains unsafe or unknown.</w:t>
       </w:r>
     </w:p>
@@ -3227,7 +5215,13 @@
       </w:r>
     </w:p>
     <w:p>
-      <w:r>
+      <w:pPr>
+        <w:spacing w:line="336" w:lineRule="auto" w:after="180"/>
+      </w:pPr>
+      <w:r>
+        <w:rPr>
+          <w:b w:val="0"/>
+        </w:rPr>
         <w:t>Before trying: what do I expect, and why? While trying: which step could first go wrong? Afterwards: what did I actually observe, and what should change? Keep “not run” if you only traced the procedure.</w:t>
       </w:r>
     </w:p>
@@ -3241,6 +5235,17 @@
     </w:p>
     <w:p>
       <w:r>
+        <w:t>Move from recall to tracing, diagnosis and transfer in Capstone Dataset and Baseline. Explain why each step is justified.</w:t>
+      </w:r>
+    </w:p>
+    <w:p>
+      <w:pPr>
+        <w:spacing w:line="336" w:lineRule="auto" w:after="180"/>
+      </w:pPr>
+      <w:r>
+        <w:rPr>
+          <w:b/>
+        </w:rPr>
         <w:t>MASTERY</w:t>
       </w:r>
     </w:p>
@@ -3253,8 +5258,26 @@
       </w:r>
     </w:p>
     <w:p>
-      <w:r>
-        <w:t>Move upward only when you can produce evidence without copying the example.</w:t>
+      <w:pPr>
+        <w:spacing w:line="336" w:lineRule="auto" w:after="180"/>
+      </w:pPr>
+      <w:r>
+        <w:rPr>
+          <w:b w:val="0"/>
+        </w:rPr>
+        <w:t xml:space="preserve">Move upward only when you can produce </w:t>
+      </w:r>
+      <w:r>
+        <w:rPr>
+          <w:b/>
+        </w:rPr>
+        <w:t>evidence</w:t>
+      </w:r>
+      <w:r>
+        <w:rPr>
+          <w:b w:val="0"/>
+        </w:rPr>
+        <w:t xml:space="preserve"> without copying the example.</w:t>
       </w:r>
     </w:p>
     <w:p>
@@ -3294,42 +5317,179 @@
       </w:r>
     </w:p>
     <w:p>
-      <w:r>
-        <w:t>DEFINE  Use all four terms precisely: freeze, acceptance test, baseline result, evidence bundle.</w:t>
-      </w:r>
-    </w:p>
-    <w:p>
-      <w:r>
-        <w:t>CALCULATE  Reproduce the worked evidence with units and denominator.</w:t>
-      </w:r>
-    </w:p>
-    <w:p>
-      <w:r>
+      <w:pPr>
+        <w:spacing w:line="336" w:lineRule="auto" w:after="180"/>
+      </w:pPr>
+      <w:r>
+        <w:rPr>
+          <w:b w:val="0"/>
+        </w:rPr>
+        <w:t xml:space="preserve">DEFINE  Use all four terms precisely: </w:t>
+      </w:r>
+      <w:r>
+        <w:rPr>
+          <w:b/>
+        </w:rPr>
+        <w:t>freeze</w:t>
+      </w:r>
+      <w:r>
+        <w:rPr>
+          <w:b w:val="0"/>
+        </w:rPr>
+        <w:t xml:space="preserve">, </w:t>
+      </w:r>
+      <w:r>
+        <w:rPr>
+          <w:b/>
+        </w:rPr>
+        <w:t>acceptance test</w:t>
+      </w:r>
+      <w:r>
+        <w:rPr>
+          <w:b w:val="0"/>
+        </w:rPr>
+        <w:t xml:space="preserve">, </w:t>
+      </w:r>
+      <w:r>
+        <w:rPr>
+          <w:b/>
+        </w:rPr>
+        <w:t>baseline result</w:t>
+      </w:r>
+      <w:r>
+        <w:rPr>
+          <w:b w:val="0"/>
+        </w:rPr>
+        <w:t xml:space="preserve">, </w:t>
+      </w:r>
+      <w:r>
+        <w:rPr>
+          <w:b/>
+        </w:rPr>
+        <w:t>evidence bundle</w:t>
+      </w:r>
+      <w:r>
+        <w:rPr>
+          <w:b w:val="0"/>
+        </w:rPr>
+        <w:t>.</w:t>
+      </w:r>
+    </w:p>
+    <w:p>
+      <w:pPr>
+        <w:spacing w:line="336" w:lineRule="auto" w:after="180"/>
+      </w:pPr>
+      <w:r>
+        <w:rPr>
+          <w:b w:val="0"/>
+        </w:rPr>
+        <w:t xml:space="preserve">CALCULATE  Reproduce the worked </w:t>
+      </w:r>
+      <w:r>
+        <w:rPr>
+          <w:b/>
+        </w:rPr>
+        <w:t>evidence</w:t>
+      </w:r>
+      <w:r>
+        <w:rPr>
+          <w:b w:val="0"/>
+        </w:rPr>
+        <w:t xml:space="preserve"> with units and denominator.</w:t>
+      </w:r>
+    </w:p>
+    <w:p>
+      <w:pPr>
+        <w:spacing w:line="336" w:lineRule="auto" w:after="180"/>
+        <w:shd w:fill="F4F9FC"/>
+      </w:pPr>
+      <w:r>
+        <w:rPr>
+          <w:b w:val="0"/>
+        </w:rPr>
         <w:t>TRACE  Explain the data, code or decision path.</w:t>
       </w:r>
     </w:p>
     <w:p>
-      <w:r>
-        <w:t>DIAGNOSE  Capstone work should begin by training the most advanced available model.</w:t>
-      </w:r>
-    </w:p>
-    <w:p>
-      <w:r>
+      <w:pPr>
+        <w:spacing w:line="336" w:lineRule="auto" w:after="180"/>
+        <w:shd w:fill="F4F9FC"/>
+      </w:pPr>
+      <w:r>
+        <w:rPr>
+          <w:b w:val="0"/>
+        </w:rPr>
+        <w:t xml:space="preserve">DIAGNOSE  Capstone work should begin by </w:t>
+      </w:r>
+      <w:r>
+        <w:rPr>
+          <w:b/>
+        </w:rPr>
+        <w:t>training</w:t>
+      </w:r>
+      <w:r>
+        <w:rPr>
+          <w:b w:val="0"/>
+        </w:rPr>
+        <w:t xml:space="preserve"> the most advanced available model.</w:t>
+      </w:r>
+    </w:p>
+    <w:p>
+      <w:pPr>
+        <w:spacing w:line="336" w:lineRule="auto" w:after="180"/>
+        <w:shd w:fill="F4F9FC"/>
+      </w:pPr>
+      <w:r>
+        <w:rPr>
+          <w:b w:val="0"/>
+        </w:rPr>
         <w:t>TRANSFER  Solve a fresh dataset or model case.</w:t>
       </w:r>
     </w:p>
     <w:p>
-      <w:r>
-        <w:t>IMPROVE  Change one cause and rerun fixed evidence.</w:t>
-      </w:r>
-    </w:p>
-    <w:p>
-      <w:r>
+      <w:pPr>
+        <w:spacing w:line="336" w:lineRule="auto" w:after="180"/>
+      </w:pPr>
+      <w:r>
+        <w:rPr>
+          <w:b w:val="0"/>
+        </w:rPr>
+        <w:t xml:space="preserve">IMPROVE  Change one cause and rerun fixed </w:t>
+      </w:r>
+      <w:r>
+        <w:rPr>
+          <w:b/>
+        </w:rPr>
+        <w:t>evidence</w:t>
+      </w:r>
+      <w:r>
+        <w:rPr>
+          <w:b w:val="0"/>
+        </w:rPr>
+        <w:t>.</w:t>
+      </w:r>
+    </w:p>
+    <w:p>
+      <w:pPr>
+        <w:spacing w:line="336" w:lineRule="auto" w:after="180"/>
+        <w:shd w:fill="F4F9FC"/>
+      </w:pPr>
+      <w:r>
+        <w:rPr>
+          <w:b w:val="0"/>
+        </w:rPr>
         <w:t>DEFEND  State intended use, metric, limitation, and human responsibility.</w:t>
       </w:r>
     </w:p>
     <w:p>
-      <w:r>
+      <w:pPr>
+        <w:spacing w:line="336" w:lineRule="auto" w:after="180"/>
+        <w:shd w:fill="F1F6F8"/>
+      </w:pPr>
+      <w:r>
+        <w:rPr>
+          <w:b w:val="0"/>
+        </w:rPr>
         <w:t>MASTERY RULE  A coached calculation becomes mastery only after a different case is completed independently.</w:t>
       </w:r>
     </w:p>
@@ -3343,6 +5503,17 @@
     </w:p>
     <w:p>
       <w:r>
+        <w:t>Apply this week’s idea to Responsible Plant Classifier. Keep an annotated decision and the evidence supporting it.</w:t>
+      </w:r>
+    </w:p>
+    <w:p>
+      <w:pPr>
+        <w:spacing w:line="336" w:lineRule="auto" w:after="180"/>
+      </w:pPr>
+      <w:r>
+        <w:rPr>
+          <w:b/>
+        </w:rPr>
         <w:t>CUMULATIVE PROJECT</w:t>
       </w:r>
     </w:p>
@@ -3355,8 +5526,26 @@
       </w:r>
     </w:p>
     <w:p>
-      <w:r>
-        <w:t>Every week adds one reviewable artifact to the same evidence-based capstone.</w:t>
+      <w:pPr>
+        <w:spacing w:line="336" w:lineRule="auto" w:after="180"/>
+      </w:pPr>
+      <w:r>
+        <w:rPr>
+          <w:b w:val="0"/>
+        </w:rPr>
+        <w:t xml:space="preserve">Every week adds one reviewable artifact to the same </w:t>
+      </w:r>
+      <w:r>
+        <w:rPr>
+          <w:b/>
+        </w:rPr>
+        <w:t>evidence</w:t>
+      </w:r>
+      <w:r>
+        <w:rPr>
+          <w:b w:val="0"/>
+        </w:rPr>
+        <w:t>-based capstone.</w:t>
       </w:r>
     </w:p>
     <w:p>
@@ -3396,43 +5585,122 @@
       </w:r>
     </w:p>
     <w:p>
-      <w:r>
+      <w:pPr>
+        <w:spacing w:line="336" w:lineRule="auto" w:after="180"/>
+        <w:shd w:fill="EDF7F3"/>
+      </w:pPr>
+      <w:r>
+        <w:rPr>
+          <w:b w:val="0"/>
+        </w:rPr>
         <w:t>THIS WEEK'S CHECKPOINT  Publish the frozen Plant Classifier design-and-data bundle with version IDs and approval record.</w:t>
       </w:r>
     </w:p>
     <w:p>
-      <w:r>
-        <w:t>Which requirement or risk does this artifact address?</w:t>
-      </w:r>
-    </w:p>
-    <w:p>
-      <w:r>
+      <w:pPr>
+        <w:spacing w:line="336" w:lineRule="auto" w:after="180"/>
+        <w:shd w:fill="F5F1FB"/>
+      </w:pPr>
+      <w:r>
+        <w:rPr>
+          <w:b w:val="0"/>
+        </w:rPr>
+        <w:t xml:space="preserve">Which </w:t>
+      </w:r>
+      <w:r>
+        <w:rPr>
+          <w:b/>
+        </w:rPr>
+        <w:t>requirement</w:t>
+      </w:r>
+      <w:r>
+        <w:rPr>
+          <w:b w:val="0"/>
+        </w:rPr>
+        <w:t xml:space="preserve"> or risk does this artifact address?</w:t>
+      </w:r>
+    </w:p>
+    <w:p>
+      <w:pPr>
+        <w:spacing w:line="336" w:lineRule="auto" w:after="180"/>
+        <w:shd w:fill="F5F1FB"/>
+      </w:pPr>
+      <w:r>
+        <w:rPr>
+          <w:b w:val="0"/>
+        </w:rPr>
         <w:t>Which dataset, split, code, and metric version does it use?</w:t>
       </w:r>
     </w:p>
     <w:p>
-      <w:r>
+      <w:pPr>
+        <w:spacing w:line="336" w:lineRule="auto" w:after="180"/>
+        <w:shd w:fill="F5F1FB"/>
+      </w:pPr>
+      <w:r>
+        <w:rPr>
+          <w:b w:val="0"/>
+        </w:rPr>
         <w:t>What normal and shifted cases were tested?</w:t>
       </w:r>
     </w:p>
     <w:p>
-      <w:r>
+      <w:pPr>
+        <w:spacing w:line="336" w:lineRule="auto" w:after="180"/>
+        <w:shd w:fill="F5F1FB"/>
+      </w:pPr>
+      <w:r>
+        <w:rPr>
+          <w:b w:val="0"/>
+        </w:rPr>
         <w:t>What remains uncertain or weak?</w:t>
       </w:r>
     </w:p>
     <w:p>
-      <w:r>
+      <w:pPr>
+        <w:spacing w:line="336" w:lineRule="auto" w:after="180"/>
+        <w:shd w:fill="F5F1FB"/>
+      </w:pPr>
+      <w:r>
+        <w:rPr>
+          <w:b w:val="0"/>
+        </w:rPr>
         <w:t>What decision still belongs to a teacher or qualified human?</w:t>
       </w:r>
     </w:p>
     <w:p>
-      <w:r>
+      <w:pPr>
+        <w:spacing w:line="336" w:lineRule="auto" w:after="180"/>
+        <w:shd w:fill="FFF5E6"/>
+      </w:pPr>
+      <w:r>
+        <w:rPr>
+          <w:b w:val="0"/>
+        </w:rPr>
         <w:t>RESPONSIBLE RELEASE  Never use this classroom prototype for medical, pesticide, agricultural, or other consequential decisions.</w:t>
       </w:r>
     </w:p>
     <w:p>
-      <w:r>
-        <w:t>My evidence-linked project decision:</w:t>
+      <w:pPr>
+        <w:spacing w:line="336" w:lineRule="auto" w:after="180"/>
+      </w:pPr>
+      <w:r>
+        <w:rPr>
+          <w:b w:val="0"/>
+        </w:rPr>
+        <w:t xml:space="preserve">My </w:t>
+      </w:r>
+      <w:r>
+        <w:rPr>
+          <w:b/>
+        </w:rPr>
+        <w:t>evidence</w:t>
+      </w:r>
+      <w:r>
+        <w:rPr>
+          <w:b w:val="0"/>
+        </w:rPr>
+        <w:t>-linked project decision:</w:t>
       </w:r>
     </w:p>
     <w:p>
@@ -3444,8 +5712,37 @@
       </w:r>
     </w:p>
     <w:p>
-      <w:r>
-        <w:t>For your Responsible Plant Classifier, save the input, procedure, observed result and limitation of this check. Label this worked example as practice; use a different, previously unreviewed case when checking independent understanding.</w:t>
+      <w:pPr>
+        <w:spacing w:line="336" w:lineRule="auto" w:after="180"/>
+      </w:pPr>
+      <w:r>
+        <w:rPr>
+          <w:b w:val="0"/>
+        </w:rPr>
+        <w:t xml:space="preserve">For your Responsible Plant Classifier, save the </w:t>
+      </w:r>
+      <w:r>
+        <w:rPr>
+          <w:b/>
+        </w:rPr>
+        <w:t>input</w:t>
+      </w:r>
+      <w:r>
+        <w:rPr>
+          <w:b w:val="0"/>
+        </w:rPr>
+        <w:t>, procedure, observed result and limitation of this check.</w:t>
+      </w:r>
+    </w:p>
+    <w:p>
+      <w:pPr>
+        <w:spacing w:line="336" w:lineRule="auto" w:after="180"/>
+      </w:pPr>
+      <w:r>
+        <w:rPr>
+          <w:b w:val="0"/>
+        </w:rPr>
+        <w:t>Label this worked example as practice; use a different, previously unreviewed case when checking independent understanding.</w:t>
       </w:r>
     </w:p>
     <w:p>
@@ -3458,6 +5755,17 @@
     </w:p>
     <w:p>
       <w:r>
+        <w:t>Use a genuinely new case for independent evidence. Previously discussed examples remain practice; use the separately named independent case before feedback.</w:t>
+      </w:r>
+    </w:p>
+    <w:p>
+      <w:pPr>
+        <w:spacing w:line="336" w:lineRule="auto" w:after="180"/>
+      </w:pPr>
+      <w:r>
+        <w:rPr>
+          <w:b/>
+        </w:rPr>
         <w:t>INDEPENDENT PROOF</w:t>
       </w:r>
     </w:p>
@@ -3470,7 +5778,13 @@
       </w:r>
     </w:p>
     <w:p>
-      <w:r>
+      <w:pPr>
+        <w:spacing w:line="336" w:lineRule="auto" w:after="180"/>
+      </w:pPr>
+      <w:r>
+        <w:rPr>
+          <w:b w:val="0"/>
+        </w:rPr>
         <w:t>Complete this with a fresh case after guided practice and compare it with the mastery criteria.</w:t>
       </w:r>
     </w:p>
@@ -3511,48 +5825,180 @@
       </w:r>
     </w:p>
     <w:p>
-      <w:r>
-        <w:t>REQUIRED PROOF  Freeze the dataset card, split, and baseline results before training.</w:t>
-      </w:r>
-    </w:p>
-    <w:p>
-      <w:r>
+      <w:pPr>
+        <w:pStyle w:val="Heading3"/>
+      </w:pPr>
+      <w:r>
+        <w:t>What success looks like</w:t>
+      </w:r>
+    </w:p>
+    <w:p>
+      <w:pPr>
+        <w:spacing w:line="336" w:lineRule="auto" w:after="180"/>
+        <w:shd w:fill="EDF7F3"/>
+      </w:pPr>
+      <w:r>
+        <w:rPr>
+          <w:b w:val="0"/>
+        </w:rPr>
+        <w:t xml:space="preserve">REQUIRED PROOF  </w:t>
+      </w:r>
+      <w:r>
+        <w:rPr>
+          <w:b/>
+        </w:rPr>
+        <w:t>Freeze</w:t>
+      </w:r>
+      <w:r>
+        <w:rPr>
+          <w:b w:val="0"/>
+        </w:rPr>
+        <w:t xml:space="preserve"> the dataset card, split, and </w:t>
+      </w:r>
+      <w:r>
+        <w:rPr>
+          <w:b/>
+        </w:rPr>
+        <w:t>baseline result</w:t>
+      </w:r>
+      <w:r>
+        <w:rPr>
+          <w:b w:val="0"/>
+        </w:rPr>
+        <w:t xml:space="preserve">s before </w:t>
+      </w:r>
+      <w:r>
+        <w:rPr>
+          <w:b/>
+        </w:rPr>
+        <w:t>training</w:t>
+      </w:r>
+      <w:r>
+        <w:rPr>
+          <w:b w:val="0"/>
+        </w:rPr>
+        <w:t>.</w:t>
+      </w:r>
+    </w:p>
+    <w:p>
+      <w:pPr>
+        <w:spacing w:line="336" w:lineRule="auto" w:after="180"/>
+      </w:pPr>
+      <w:r>
+        <w:rPr>
+          <w:b w:val="0"/>
+        </w:rPr>
         <w:t>□ Define the task, feature/target roles, and intended-use boundary.</w:t>
       </w:r>
     </w:p>
     <w:p>
-      <w:r>
+      <w:pPr>
+        <w:spacing w:line="336" w:lineRule="auto" w:after="180"/>
+      </w:pPr>
+      <w:r>
+        <w:rPr>
+          <w:b w:val="0"/>
+        </w:rPr>
         <w:t>□ Show the calculation, code trace, or experiment record.</w:t>
       </w:r>
     </w:p>
     <w:p>
-      <w:r>
+      <w:pPr>
+        <w:spacing w:line="336" w:lineRule="auto" w:after="180"/>
+      </w:pPr>
+      <w:r>
+        <w:rPr>
+          <w:b w:val="0"/>
+        </w:rPr>
         <w:t>□ Test a normal case and one revealing boundary, missing, or shifted case.</w:t>
       </w:r>
     </w:p>
     <w:p>
-      <w:r>
+      <w:pPr>
+        <w:spacing w:line="336" w:lineRule="auto" w:after="180"/>
+      </w:pPr>
+      <w:r>
+        <w:rPr>
+          <w:b w:val="0"/>
+        </w:rPr>
         <w:t>□ Diagnose one failure without changing several factors at once.</w:t>
       </w:r>
     </w:p>
     <w:p>
-      <w:r>
+      <w:pPr>
+        <w:spacing w:line="336" w:lineRule="auto" w:after="180"/>
+      </w:pPr>
+      <w:r>
+        <w:rPr>
+          <w:b w:val="0"/>
+        </w:rPr>
         <w:t>□ Name a limitation, fairness concern, and the human-review action.</w:t>
       </w:r>
     </w:p>
     <w:p>
-      <w:r>
-        <w:t>Independent evidence and defense:</w:t>
-      </w:r>
-    </w:p>
-    <w:p>
-      <w:r>
+      <w:pPr>
+        <w:spacing w:line="336" w:lineRule="auto" w:after="180"/>
+      </w:pPr>
+      <w:r>
+        <w:rPr>
+          <w:b w:val="0"/>
+        </w:rPr>
+        <w:t xml:space="preserve">Independent </w:t>
+      </w:r>
+      <w:r>
+        <w:rPr>
+          <w:b/>
+        </w:rPr>
+        <w:t>evidence</w:t>
+      </w:r>
+      <w:r>
+        <w:rPr>
+          <w:b w:val="0"/>
+        </w:rPr>
+        <w:t xml:space="preserve"> and defense:</w:t>
+      </w:r>
+    </w:p>
+    <w:p>
+      <w:pPr>
+        <w:spacing w:line="336" w:lineRule="auto" w:after="180"/>
+      </w:pPr>
+      <w:r>
+        <w:rPr>
+          <w:b w:val="0"/>
+        </w:rPr>
         <w:t>My level:  □ Not yet  □ With one hint  □ Independently  □ I can teach and defend it</w:t>
       </w:r>
     </w:p>
     <w:p>
-      <w:r>
-        <w:t>NEXT BRIDGE  Carry the experiment evidence into: Capstone Train, Analyze, Improve.</w:t>
+      <w:pPr>
+        <w:pStyle w:val="Heading3"/>
+      </w:pPr>
+      <w:r>
+        <w:t>Connect to the next lesson</w:t>
+      </w:r>
+    </w:p>
+    <w:p>
+      <w:pPr>
+        <w:spacing w:line="336" w:lineRule="auto" w:after="180"/>
+        <w:shd w:fill="F1F6F8"/>
+      </w:pPr>
+      <w:r>
+        <w:rPr>
+          <w:b w:val="0"/>
+        </w:rPr>
+        <w:t xml:space="preserve">NEXT BRIDGE  Carry the experiment </w:t>
+      </w:r>
+      <w:r>
+        <w:rPr>
+          <w:b/>
+        </w:rPr>
+        <w:t>evidence</w:t>
+      </w:r>
+      <w:r>
+        <w:rPr>
+          <w:b w:val="0"/>
+        </w:rPr>
+        <w:t xml:space="preserve"> into: Capstone Train, Analyze, Improve.</w:t>
       </w:r>
     </w:p>
     <w:p>
@@ -3564,6 +6010,11 @@
       </w:r>
     </w:p>
     <w:p>
+      <w:r>
+        <w:t>Revisit the complete Capstone Dataset and Baseline case for supported practice. Repeated examples do not become fresh assessments.</w:t>
+      </w:r>
+    </w:p>
+    <w:p>
       <w:pPr>
         <w:pStyle w:val="Heading3"/>
       </w:pPr>
@@ -3572,7 +6023,13 @@
       </w:r>
     </w:p>
     <w:p>
-      <w:r>
+      <w:pPr>
+        <w:spacing w:line="336" w:lineRule="auto" w:after="180"/>
+      </w:pPr>
+      <w:r>
+        <w:rPr>
+          <w:b w:val="0"/>
+        </w:rPr>
         <w:t>Use the supplied details to practise the weekly concept before attempting the independent question. This case extends the illustrated lesson.</w:t>
       </w:r>
     </w:p>
@@ -3585,7 +6042,13 @@
       </w:r>
     </w:p>
     <w:p>
-      <w:r>
+      <w:pPr>
+        <w:spacing w:line="336" w:lineRule="auto" w:after="180"/>
+      </w:pPr>
+      <w:r>
+        <w:rPr>
+          <w:b w:val="0"/>
+        </w:rPr>
         <w:t>Capstone has60 independent leaves, several photos per leaf, healthy/spotted labels.</w:t>
       </w:r>
     </w:p>
@@ -3598,8 +6061,26 @@
       </w:r>
     </w:p>
     <w:p>
-      <w:r>
-        <w:t>Plan grouping and baseline.</w:t>
+      <w:pPr>
+        <w:spacing w:line="336" w:lineRule="auto" w:after="180"/>
+      </w:pPr>
+      <w:r>
+        <w:rPr>
+          <w:b w:val="0"/>
+        </w:rPr>
+        <w:t xml:space="preserve">Plan grouping and </w:t>
+      </w:r>
+      <w:r>
+        <w:rPr>
+          <w:b/>
+        </w:rPr>
+        <w:t>baseline</w:t>
+      </w:r>
+      <w:r>
+        <w:rPr>
+          <w:b w:val="0"/>
+        </w:rPr>
+        <w:t>.</w:t>
       </w:r>
     </w:p>
     <w:p>
@@ -3611,8 +6092,38 @@
       </w:r>
     </w:p>
     <w:p>
-      <w:r>
-        <w:t>Keep all views together in train/validation/test partitions. Define labels/use, fit a majority baseline on training labels and evaluate declared metrics.</w:t>
+      <w:pPr>
+        <w:spacing w:line="336" w:lineRule="auto" w:after="180"/>
+      </w:pPr>
+      <w:r>
+        <w:rPr>
+          <w:b w:val="0"/>
+        </w:rPr>
+        <w:t xml:space="preserve">Keep all views together in train/validation/test partitions. Define labels/use, fit a majority </w:t>
+      </w:r>
+      <w:r>
+        <w:rPr>
+          <w:b/>
+        </w:rPr>
+        <w:t>baseline</w:t>
+      </w:r>
+      <w:r>
+        <w:rPr>
+          <w:b w:val="0"/>
+        </w:rPr>
+        <w:t xml:space="preserve"> on </w:t>
+      </w:r>
+      <w:r>
+        <w:rPr>
+          <w:b/>
+        </w:rPr>
+        <w:t>training</w:t>
+      </w:r>
+      <w:r>
+        <w:rPr>
+          <w:b w:val="0"/>
+        </w:rPr>
+        <w:t xml:space="preserve"> labels and evaluate declared metrics.</w:t>
       </w:r>
     </w:p>
     <w:p>
@@ -3624,7 +6135,14 @@
       </w:r>
     </w:p>
     <w:p>
-      <w:r>
+      <w:pPr>
+        <w:spacing w:line="336" w:lineRule="auto" w:after="180"/>
+        <w:shd w:fill="F5F1FB"/>
+      </w:pPr>
+      <w:r>
+        <w:rPr>
+          <w:b w:val="0"/>
+        </w:rPr>
         <w:t>Which detail supports the answer, and why does it matter?</w:t>
       </w:r>
     </w:p>
@@ -3802,18 +6320,72 @@
       </w:tr>
     </w:tbl>
     <w:p>
-      <w:r>
+      <w:pPr>
+        <w:spacing w:line="336" w:lineRule="auto" w:after="180"/>
+      </w:pPr>
+      <w:r>
+        <w:rPr>
+          <w:b w:val="0"/>
+        </w:rPr>
         <w:t>Capstone has60 independent leaves, several photos per leaf, healthy/spotted labels.</w:t>
       </w:r>
     </w:p>
     <w:p>
-      <w:r>
-        <w:t>Plan grouping and baseline.</w:t>
-      </w:r>
-    </w:p>
-    <w:p>
-      <w:r>
-        <w:t>Keep all views together in train/validation/test partitions. Define labels/use, fit a majority baseline on training labels and evaluate declared metrics.</w:t>
+      <w:pPr>
+        <w:spacing w:line="336" w:lineRule="auto" w:after="180"/>
+      </w:pPr>
+      <w:r>
+        <w:rPr>
+          <w:b w:val="0"/>
+        </w:rPr>
+        <w:t xml:space="preserve">Plan grouping and </w:t>
+      </w:r>
+      <w:r>
+        <w:rPr>
+          <w:b/>
+        </w:rPr>
+        <w:t>baseline</w:t>
+      </w:r>
+      <w:r>
+        <w:rPr>
+          <w:b w:val="0"/>
+        </w:rPr>
+        <w:t>.</w:t>
+      </w:r>
+    </w:p>
+    <w:p>
+      <w:pPr>
+        <w:spacing w:line="336" w:lineRule="auto" w:after="180"/>
+      </w:pPr>
+      <w:r>
+        <w:rPr>
+          <w:b w:val="0"/>
+        </w:rPr>
+        <w:t xml:space="preserve">Keep all views together in train/validation/test partitions. Define labels/use, fit a majority </w:t>
+      </w:r>
+      <w:r>
+        <w:rPr>
+          <w:b/>
+        </w:rPr>
+        <w:t>baseline</w:t>
+      </w:r>
+      <w:r>
+        <w:rPr>
+          <w:b w:val="0"/>
+        </w:rPr>
+        <w:t xml:space="preserve"> on </w:t>
+      </w:r>
+      <w:r>
+        <w:rPr>
+          <w:b/>
+        </w:rPr>
+        <w:t>training</w:t>
+      </w:r>
+      <w:r>
+        <w:rPr>
+          <w:b w:val="0"/>
+        </w:rPr>
+        <w:t xml:space="preserve"> labels and evaluate declared metrics.</w:t>
       </w:r>
     </w:p>
     <w:p>
@@ -3825,6 +6397,11 @@
       </w:r>
     </w:p>
     <w:p>
+      <w:r>
+        <w:t>Attempt the reserved new case before feedback. Record support; the earlier examples below remain additional practice.</w:t>
+      </w:r>
+    </w:p>
+    <w:p>
       <w:pPr>
         <w:pStyle w:val="Heading3"/>
       </w:pPr>
@@ -3833,7 +6410,13 @@
       </w:r>
     </w:p>
     <w:p>
-      <w:r>
+      <w:pPr>
+        <w:spacing w:line="336" w:lineRule="auto" w:after="180"/>
+      </w:pPr>
+      <w:r>
+        <w:rPr>
+          <w:b w:val="0"/>
+        </w:rPr>
         <w:t>A proposed 80-row dataset has 40 related pairs, and the team splits individual rows randomly then uses pair ID as a feature. Revise its plan.</w:t>
       </w:r>
     </w:p>
@@ -3881,7 +6464,13 @@
       </w:r>
     </w:p>
     <w:p>
-      <w:r>
+      <w:pPr>
+        <w:spacing w:line="336" w:lineRule="auto" w:after="180"/>
+      </w:pPr>
+      <w:r>
+        <w:rPr>
+          <w:b w:val="0"/>
+        </w:rPr>
         <w:t>Attempt this case before feedback. Record any help. Earlier examples below are further practice; a case already practised with feedback cannot establish fresh transfer.</w:t>
       </w:r>
     </w:p>
@@ -3894,18 +6483,67 @@
       </w:r>
     </w:p>
     <w:p>
-      <w:r>
+      <w:pPr>
+        <w:spacing w:line="336" w:lineRule="auto" w:after="180"/>
+      </w:pPr>
+      <w:r>
+        <w:rPr>
+          <w:b w:val="0"/>
+        </w:rPr>
         <w:t>Close the worked explanation. Apply the idea to this different question without copying.</w:t>
       </w:r>
     </w:p>
     <w:p>
-      <w:r>
-        <w:t>Your capstone dataset includes duplicate photographs in both training and validation. What should be repaired before measuring the baseline?</w:t>
-      </w:r>
-    </w:p>
-    <w:p>
-      <w:r>
-        <w:t>My answer, with a trace, calculation or supporting evidence</w:t>
+      <w:pPr>
+        <w:spacing w:line="336" w:lineRule="auto" w:after="180"/>
+        <w:shd w:fill="F5F1FB"/>
+      </w:pPr>
+      <w:r>
+        <w:rPr>
+          <w:b w:val="0"/>
+        </w:rPr>
+        <w:t xml:space="preserve">Your capstone dataset includes duplicate photographs in both </w:t>
+      </w:r>
+      <w:r>
+        <w:rPr>
+          <w:b/>
+        </w:rPr>
+        <w:t>training</w:t>
+      </w:r>
+      <w:r>
+        <w:rPr>
+          <w:b w:val="0"/>
+        </w:rPr>
+        <w:t xml:space="preserve"> and validation. What should be repaired before measuring the </w:t>
+      </w:r>
+      <w:r>
+        <w:rPr>
+          <w:b/>
+        </w:rPr>
+        <w:t>baseline</w:t>
+      </w:r>
+      <w:r>
+        <w:rPr>
+          <w:b w:val="0"/>
+        </w:rPr>
+        <w:t>?</w:t>
+      </w:r>
+    </w:p>
+    <w:p>
+      <w:pPr>
+        <w:spacing w:line="336" w:lineRule="auto" w:after="180"/>
+      </w:pPr>
+      <w:r>
+        <w:rPr>
+          <w:b w:val="0"/>
+        </w:rPr>
+        <w:t xml:space="preserve">My answer, with a trace, calculation or supporting </w:t>
+      </w:r>
+      <w:r>
+        <w:rPr>
+          <w:b/>
+        </w:rPr>
+        <w:t>evidence</w:t>
       </w:r>
     </w:p>
     <w:p>
@@ -3950,13 +6588,37 @@
       </w:r>
     </w:p>
     <w:p>
-      <w:r>
+      <w:pPr>
+        <w:spacing w:line="336" w:lineRule="auto" w:after="180"/>
+      </w:pPr>
+      <w:r>
+        <w:rPr>
+          <w:b w:val="0"/>
+        </w:rPr>
         <w:t>Change one relevant detail. Predict the result before testing. Include a boundary or missing-information case when it helps reveal a limit.</w:t>
       </w:r>
     </w:p>
     <w:p>
-      <w:r>
-        <w:t>My changed input and expected result</w:t>
+      <w:pPr>
+        <w:spacing w:line="336" w:lineRule="auto" w:after="180"/>
+      </w:pPr>
+      <w:r>
+        <w:rPr>
+          <w:b w:val="0"/>
+        </w:rPr>
+        <w:t xml:space="preserve">My changed </w:t>
+      </w:r>
+      <w:r>
+        <w:rPr>
+          <w:b/>
+        </w:rPr>
+        <w:t>input</w:t>
+      </w:r>
+      <w:r>
+        <w:rPr>
+          <w:b w:val="0"/>
+        </w:rPr>
+        <w:t xml:space="preserve"> and expected result</w:t>
       </w:r>
     </w:p>
     <w:p>
@@ -4001,13 +6663,37 @@
       </w:r>
     </w:p>
     <w:p>
-      <w:r>
+      <w:pPr>
+        <w:spacing w:line="336" w:lineRule="auto" w:after="180"/>
+      </w:pPr>
+      <w:r>
+        <w:rPr>
+          <w:b w:val="0"/>
+        </w:rPr>
         <w:t>Publish the frozen Plant Classifier design-and-data bundle with version IDs and approval record.</w:t>
       </w:r>
     </w:p>
     <w:p>
-      <w:r>
-        <w:t>The evidence I will keep</w:t>
+      <w:pPr>
+        <w:spacing w:line="336" w:lineRule="auto" w:after="180"/>
+      </w:pPr>
+      <w:r>
+        <w:rPr>
+          <w:b w:val="0"/>
+        </w:rPr>
+        <w:t xml:space="preserve">The </w:t>
+      </w:r>
+      <w:r>
+        <w:rPr>
+          <w:b/>
+        </w:rPr>
+        <w:t>evidence</w:t>
+      </w:r>
+      <w:r>
+        <w:rPr>
+          <w:b w:val="0"/>
+        </w:rPr>
+        <w:t xml:space="preserve"> I will keep</w:t>
       </w:r>
     </w:p>
     <w:p>
@@ -4044,8 +6730,26 @@
       </w:r>
     </w:p>
     <w:p>
-      <w:r>
-        <w:t>Your teacher has the independent answer and scoring criteria. Complete the matching workbook week to keep your practice evidence together.</w:t>
+      <w:pPr>
+        <w:spacing w:line="336" w:lineRule="auto" w:after="180"/>
+      </w:pPr>
+      <w:r>
+        <w:rPr>
+          <w:b w:val="0"/>
+        </w:rPr>
+        <w:t xml:space="preserve">Your teacher has the independent answer and scoring criteria. Complete the matching workbook week to keep your practice </w:t>
+      </w:r>
+      <w:r>
+        <w:rPr>
+          <w:b/>
+        </w:rPr>
+        <w:t>evidence</w:t>
+      </w:r>
+      <w:r>
+        <w:rPr>
+          <w:b w:val="0"/>
+        </w:rPr>
+        <w:t xml:space="preserve"> together.</w:t>
       </w:r>
     </w:p>
     <w:p>
@@ -4057,8 +6761,27 @@
       </w:r>
     </w:p>
     <w:p>
-      <w:r>
-        <w:t>A capstone has two views of each of 40 leaves. Specify a 24/8/8 leaf split and baseline procedure. When may final labels be consulted?</w:t>
+      <w:pPr>
+        <w:spacing w:line="336" w:lineRule="auto" w:after="180"/>
+        <w:shd w:fill="F5F1FB"/>
+      </w:pPr>
+      <w:r>
+        <w:rPr>
+          <w:b w:val="0"/>
+        </w:rPr>
+        <w:t xml:space="preserve">A capstone has two views of each of 40 leaves. Specify a 24/8/8 leaf split and </w:t>
+      </w:r>
+      <w:r>
+        <w:rPr>
+          <w:b/>
+        </w:rPr>
+        <w:t>baseline</w:t>
+      </w:r>
+      <w:r>
+        <w:rPr>
+          <w:b w:val="0"/>
+        </w:rPr>
+        <w:t xml:space="preserve"> procedure. When may final labels be consulted?</w:t>
       </w:r>
     </w:p>
     <w:p>
@@ -4113,8 +6836,25 @@
       </w:r>
     </w:p>
     <w:p>
-      <w:r>
-        <w:t>Attempt the independent case before hints. Record whether you worked alone, used a hint or followed a model. After feedback, fix the first unsupported step and explain why it changed. A later check uses a changed case, not a copied answer.</w:t>
+      <w:pPr>
+        <w:spacing w:line="336" w:lineRule="auto" w:after="180"/>
+      </w:pPr>
+      <w:r>
+        <w:rPr>
+          <w:b w:val="0"/>
+        </w:rPr>
+        <w:t>Attempt the independent case before hints. Record whether you worked alone, used a hint or followed a model. After feedback, fix the first unsupported step and explain why it changed.</w:t>
+      </w:r>
+    </w:p>
+    <w:p>
+      <w:pPr>
+        <w:spacing w:line="336" w:lineRule="auto" w:after="180"/>
+      </w:pPr>
+      <w:r>
+        <w:rPr>
+          <w:b w:val="0"/>
+        </w:rPr>
+        <w:t>A later check uses a changed case, not a copied answer.</w:t>
       </w:r>
     </w:p>
     <w:p>
@@ -4127,7 +6867,30 @@
     </w:p>
     <w:p>
       <w:r>
-        <w:t>Start with this question: Plan the plant capstone around independent groups and a baseline before collecting more rows.</w:t>
+        <w:t>Use this map to navigate Capstone Dataset and Baseline, connect the goals to tasks and keep one evidence record for each attempt.</w:t>
+      </w:r>
+    </w:p>
+    <w:p>
+      <w:pPr>
+        <w:spacing w:line="336" w:lineRule="auto" w:after="180"/>
+      </w:pPr>
+      <w:r>
+        <w:rPr>
+          <w:b w:val="0"/>
+        </w:rPr>
+        <w:t xml:space="preserve">Start with this question: Plan the plant capstone around independent groups and a </w:t>
+      </w:r>
+      <w:r>
+        <w:rPr>
+          <w:b/>
+        </w:rPr>
+        <w:t>baseline</w:t>
+      </w:r>
+      <w:r>
+        <w:rPr>
+          <w:b w:val="0"/>
+        </w:rPr>
+        <w:t xml:space="preserve"> before collecting more rows.</w:t>
       </w:r>
     </w:p>
     <w:tbl>
@@ -4233,13 +6996,61 @@
       </w:tr>
     </w:tbl>
     <w:p>
-      <w:r>
-        <w:t>Remember → watch and explain → try with help → investigate → try independently → keep project evidence. Your teacher may spread this lesson across several classes.</w:t>
-      </w:r>
-    </w:p>
-    <w:p>
-      <w:r>
-        <w:t>Keep your first prediction. Compare it with what the evidence shows and explain any change.</w:t>
+      <w:pPr>
+        <w:spacing w:line="336" w:lineRule="auto" w:after="180"/>
+      </w:pPr>
+      <w:r>
+        <w:rPr>
+          <w:b w:val="0"/>
+        </w:rPr>
+        <w:t xml:space="preserve">Remember → watch and explain → try with help → investigate → try independently → keep project </w:t>
+      </w:r>
+      <w:r>
+        <w:rPr>
+          <w:b/>
+        </w:rPr>
+        <w:t>evidence</w:t>
+      </w:r>
+      <w:r>
+        <w:rPr>
+          <w:b w:val="0"/>
+        </w:rPr>
+        <w:t>. Your teacher may spread this lesson across several classes.</w:t>
+      </w:r>
+    </w:p>
+    <w:p>
+      <w:pPr>
+        <w:spacing w:line="336" w:lineRule="auto" w:after="180"/>
+      </w:pPr>
+      <w:r>
+        <w:rPr>
+          <w:b w:val="0"/>
+        </w:rPr>
+        <w:t xml:space="preserve">Keep your first </w:t>
+      </w:r>
+      <w:r>
+        <w:rPr>
+          <w:b/>
+        </w:rPr>
+        <w:t>prediction</w:t>
+      </w:r>
+      <w:r>
+        <w:rPr>
+          <w:b w:val="0"/>
+        </w:rPr>
+        <w:t xml:space="preserve">. Compare it with what the </w:t>
+      </w:r>
+      <w:r>
+        <w:rPr>
+          <w:b/>
+        </w:rPr>
+        <w:t>evidence</w:t>
+      </w:r>
+      <w:r>
+        <w:rPr>
+          <w:b w:val="0"/>
+        </w:rPr>
+        <w:t xml:space="preserve"> shows and explain any change.</w:t>
       </w:r>
     </w:p>
     <w:p>
@@ -4252,6 +7063,17 @@
     </w:p>
     <w:p>
       <w:r>
+        <w:t>Explain Capstone Dataset and Baseline without notes, identify a remaining question and plan a later check with a changed case.</w:t>
+      </w:r>
+    </w:p>
+    <w:p>
+      <w:pPr>
+        <w:spacing w:line="336" w:lineRule="auto" w:after="180"/>
+      </w:pPr>
+      <w:r>
+        <w:rPr>
+          <w:b w:val="0"/>
+        </w:rPr>
         <w:t>Close your notes. Explain this goal in your own words: Define a feasible capstone question and acceptance criteria</w:t>
       </w:r>
     </w:p>
@@ -4289,13 +7111,61 @@
       </w:r>
     </w:p>
     <w:p>
-      <w:r>
-        <w:t>If you are unsure, return to the worked picture and explain one arrow. If you are ready, change an input or assumption and justify your prediction.</w:t>
-      </w:r>
-    </w:p>
-    <w:p>
-      <w:r>
-        <w:t>Save your workbook evidence. At the next review, try a different case before opening your old answer.</w:t>
+      <w:pPr>
+        <w:spacing w:line="336" w:lineRule="auto" w:after="180"/>
+      </w:pPr>
+      <w:r>
+        <w:rPr>
+          <w:b w:val="0"/>
+        </w:rPr>
+        <w:t xml:space="preserve">If you are unsure, return to the worked picture and explain one arrow. If you are ready, change an </w:t>
+      </w:r>
+      <w:r>
+        <w:rPr>
+          <w:b/>
+        </w:rPr>
+        <w:t>input</w:t>
+      </w:r>
+      <w:r>
+        <w:rPr>
+          <w:b w:val="0"/>
+        </w:rPr>
+        <w:t xml:space="preserve"> or assumption and justify your </w:t>
+      </w:r>
+      <w:r>
+        <w:rPr>
+          <w:b/>
+        </w:rPr>
+        <w:t>prediction</w:t>
+      </w:r>
+      <w:r>
+        <w:rPr>
+          <w:b w:val="0"/>
+        </w:rPr>
+        <w:t>.</w:t>
+      </w:r>
+    </w:p>
+    <w:p>
+      <w:pPr>
+        <w:spacing w:line="336" w:lineRule="auto" w:after="180"/>
+      </w:pPr>
+      <w:r>
+        <w:rPr>
+          <w:b w:val="0"/>
+        </w:rPr>
+        <w:t xml:space="preserve">Save your workbook </w:t>
+      </w:r>
+      <w:r>
+        <w:rPr>
+          <w:b/>
+        </w:rPr>
+        <w:t>evidence</w:t>
+      </w:r>
+      <w:r>
+        <w:rPr>
+          <w:b w:val="0"/>
+        </w:rPr>
+        <w:t>. At the next review, try a different case before opening your old answer.</w:t>
       </w:r>
     </w:p>
     <w:p>
@@ -4308,12 +7178,41 @@
     </w:p>
     <w:p>
       <w:r>
+        <w:t>Attempt supported questions before using hints or feedback. Review a missing building block, then keep the completed work.</w:t>
+      </w:r>
+    </w:p>
+    <w:p>
+      <w:pPr>
+        <w:spacing w:line="336" w:lineRule="auto" w:after="180"/>
+      </w:pPr>
+      <w:r>
+        <w:rPr>
+          <w:b w:val="0"/>
+        </w:rPr>
         <w:t>Use this supported practice once, in the browser or on paper. Keep the reserved independent assessment for a separate first attempt before teacher feedback.</w:t>
       </w:r>
     </w:p>
     <w:p>
-      <w:r>
-        <w:t>Plan the plant capstone around independent groups and a baseline before collecting more rows.</w:t>
+      <w:pPr>
+        <w:spacing w:line="336" w:lineRule="auto" w:after="180"/>
+      </w:pPr>
+      <w:r>
+        <w:rPr>
+          <w:b w:val="0"/>
+        </w:rPr>
+        <w:t xml:space="preserve">Plan the plant capstone around independent groups and a </w:t>
+      </w:r>
+      <w:r>
+        <w:rPr>
+          <w:b/>
+        </w:rPr>
+        <w:t>baseline</w:t>
+      </w:r>
+      <w:r>
+        <w:rPr>
+          <w:b w:val="0"/>
+        </w:rPr>
+        <w:t xml:space="preserve"> before collecting more rows.</w:t>
       </w:r>
     </w:p>
     <w:p>
@@ -4325,23 +7224,68 @@
       </w:r>
     </w:p>
     <w:p>
-      <w:r>
-        <w:t>Which labelled step matches this detail? Fit majority label only from development training; record metrics and error types.</w:t>
-      </w:r>
-    </w:p>
-    <w:p>
-      <w:r>
+      <w:pPr>
+        <w:spacing w:line="336" w:lineRule="auto" w:after="180"/>
+      </w:pPr>
+      <w:r>
+        <w:rPr>
+          <w:b w:val="0"/>
+        </w:rPr>
+        <w:t xml:space="preserve">Which labelled step matches this detail? Fit majority label only from development </w:t>
+      </w:r>
+      <w:r>
+        <w:rPr>
+          <w:b/>
+        </w:rPr>
+        <w:t>training</w:t>
+      </w:r>
+      <w:r>
+        <w:rPr>
+          <w:b w:val="0"/>
+        </w:rPr>
+        <w:t>; record metrics and error types.</w:t>
+      </w:r>
+    </w:p>
+    <w:p>
+      <w:pPr>
+        <w:spacing w:line="336" w:lineRule="auto" w:after="180"/>
+        <w:shd w:fill="F4F9FC"/>
+      </w:pPr>
+      <w:r>
+        <w:rPr>
+          <w:b w:val="0"/>
+        </w:rPr>
         <w:t>1. Define target</w:t>
       </w:r>
     </w:p>
     <w:p>
-      <w:r>
+      <w:pPr>
+        <w:spacing w:line="336" w:lineRule="auto" w:after="180"/>
+        <w:shd w:fill="F4F9FC"/>
+      </w:pPr>
+      <w:r>
+        <w:rPr>
+          <w:b w:val="0"/>
+        </w:rPr>
         <w:t>2. Split by groups</w:t>
       </w:r>
     </w:p>
     <w:p>
-      <w:r>
-        <w:t>3. Plan baseline</w:t>
+      <w:pPr>
+        <w:spacing w:line="336" w:lineRule="auto" w:after="180"/>
+        <w:shd w:fill="F4F9FC"/>
+      </w:pPr>
+      <w:r>
+        <w:rPr>
+          <w:b w:val="0"/>
+        </w:rPr>
+        <w:t xml:space="preserve">3. Plan </w:t>
+      </w:r>
+      <w:r>
+        <w:rPr>
+          <w:b/>
+        </w:rPr>
+        <w:t>baseline</w:t>
       </w:r>
     </w:p>
     <w:p>
@@ -4378,40 +7322,214 @@
       </w:r>
     </w:p>
     <w:p>
-      <w:r>
+      <w:pPr>
+        <w:pStyle w:val="Heading3"/>
+      </w:pPr>
+      <w:r>
+        <w:t>Hint · try first</w:t>
+      </w:r>
+    </w:p>
+    <w:p>
+      <w:pPr>
+        <w:spacing w:line="336" w:lineRule="auto" w:after="180"/>
+        <w:shd w:fill="F1F6F8"/>
+      </w:pPr>
+      <w:r>
+        <w:rPr>
+          <w:b w:val="0"/>
+        </w:rPr>
         <w:t>Hint if needed: Read the steps in the pictorial case. Match the supplied detail to the stage that performs or records it.</w:t>
       </w:r>
     </w:p>
     <w:p>
-      <w:r>
-        <w:t>After your attempt, compare with the supported explanation: Plan baseline Fit majority label only from development training; record metrics and error types. Read the picture in order. Fit majority label only from development training; record metrics and error types. The arrows show which recorded input or intermediate result each decision uses. Explain the deciding step aloud before checking the changed case; pointing to the final answer alone does not show how it follows.</w:t>
-      </w:r>
-    </w:p>
-    <w:p>
       <w:pPr>
         <w:pStyle w:val="Heading3"/>
       </w:pPr>
       <w:r>
+        <w:t>Feedback · compare after trying</w:t>
+      </w:r>
+    </w:p>
+    <w:p>
+      <w:pPr>
+        <w:spacing w:line="336" w:lineRule="auto" w:after="180"/>
+        <w:shd w:fill="F1F6FC"/>
+      </w:pPr>
+      <w:r>
+        <w:rPr>
+          <w:b w:val="0"/>
+        </w:rPr>
+        <w:t xml:space="preserve">After your attempt, compare with the supported explanation: Plan </w:t>
+      </w:r>
+      <w:r>
+        <w:rPr>
+          <w:b/>
+        </w:rPr>
+        <w:t>baseline</w:t>
+      </w:r>
+      <w:r>
+        <w:rPr>
+          <w:b w:val="0"/>
+        </w:rPr>
+        <w:t xml:space="preserve"> Fit majority label only from development </w:t>
+      </w:r>
+      <w:r>
+        <w:rPr>
+          <w:b/>
+        </w:rPr>
+        <w:t>training</w:t>
+      </w:r>
+      <w:r>
+        <w:rPr>
+          <w:b w:val="0"/>
+        </w:rPr>
+        <w:t>; record metrics and error types. Read the picture in order.</w:t>
+      </w:r>
+    </w:p>
+    <w:p>
+      <w:pPr>
+        <w:spacing w:line="336" w:lineRule="auto" w:after="180"/>
+        <w:shd w:fill="F1F6FC"/>
+      </w:pPr>
+      <w:r>
+        <w:rPr>
+          <w:b w:val="0"/>
+        </w:rPr>
+        <w:t xml:space="preserve">Fit majority label only from development </w:t>
+      </w:r>
+      <w:r>
+        <w:rPr>
+          <w:b/>
+        </w:rPr>
+        <w:t>training</w:t>
+      </w:r>
+      <w:r>
+        <w:rPr>
+          <w:b w:val="0"/>
+        </w:rPr>
+        <w:t xml:space="preserve">; record metrics and error types. The arrows show which recorded </w:t>
+      </w:r>
+      <w:r>
+        <w:rPr>
+          <w:b/>
+        </w:rPr>
+        <w:t>input</w:t>
+      </w:r>
+      <w:r>
+        <w:rPr>
+          <w:b w:val="0"/>
+        </w:rPr>
+        <w:t xml:space="preserve"> or intermediate result each decision uses.</w:t>
+      </w:r>
+    </w:p>
+    <w:p>
+      <w:pPr>
+        <w:spacing w:line="336" w:lineRule="auto" w:after="180"/>
+        <w:shd w:fill="F1F6FC"/>
+      </w:pPr>
+      <w:r>
+        <w:rPr>
+          <w:b w:val="0"/>
+        </w:rPr>
+        <w:t>Explain the deciding step aloud before checking the changed case; pointing to the final answer alone does not show how it follows.</w:t>
+      </w:r>
+    </w:p>
+    <w:p>
+      <w:pPr>
+        <w:pStyle w:val="Heading3"/>
+      </w:pPr>
+      <w:r>
         <w:t>Practice 2: explain the deciding evidence</w:t>
       </w:r>
     </w:p>
     <w:p>
-      <w:r>
-        <w:t>Changed-case practice: A derived crop of plantG is added to training. Which conclusion is supported by the supplied facts?</w:t>
-      </w:r>
-    </w:p>
-    <w:p>
-      <w:r>
-        <w:t>1. This one example guarantees correct results for every future input.</w:t>
-      </w:r>
-    </w:p>
-    <w:p>
-      <w:r>
-        <w:t>2. We can decide the result without examining the changed input or the procedure.</w:t>
-      </w:r>
-    </w:p>
-    <w:p>
-      <w:r>
+      <w:pPr>
+        <w:pStyle w:val="Heading3"/>
+      </w:pPr>
+      <w:r>
+        <w:t>Changed case · predict first</w:t>
+      </w:r>
+    </w:p>
+    <w:p>
+      <w:pPr>
+        <w:spacing w:line="336" w:lineRule="auto" w:after="180"/>
+        <w:shd w:fill="F5F1FB"/>
+      </w:pPr>
+      <w:r>
+        <w:rPr>
+          <w:b w:val="0"/>
+        </w:rPr>
+        <w:t xml:space="preserve">Changed-case practice: A derived crop of plantG is added to </w:t>
+      </w:r>
+      <w:r>
+        <w:rPr>
+          <w:b/>
+        </w:rPr>
+        <w:t>training</w:t>
+      </w:r>
+      <w:r>
+        <w:rPr>
+          <w:b w:val="0"/>
+        </w:rPr>
+        <w:t>. Which conclusion is supported by the supplied facts?</w:t>
+      </w:r>
+    </w:p>
+    <w:p>
+      <w:pPr>
+        <w:spacing w:line="336" w:lineRule="auto" w:after="180"/>
+        <w:shd w:fill="F4F9FC"/>
+      </w:pPr>
+      <w:r>
+        <w:rPr>
+          <w:b w:val="0"/>
+        </w:rPr>
+        <w:t xml:space="preserve">1. This one example guarantees correct results for every future </w:t>
+      </w:r>
+      <w:r>
+        <w:rPr>
+          <w:b/>
+        </w:rPr>
+        <w:t>input</w:t>
+      </w:r>
+      <w:r>
+        <w:rPr>
+          <w:b w:val="0"/>
+        </w:rPr>
+        <w:t>.</w:t>
+      </w:r>
+    </w:p>
+    <w:p>
+      <w:pPr>
+        <w:spacing w:line="336" w:lineRule="auto" w:after="180"/>
+        <w:shd w:fill="F4F9FC"/>
+      </w:pPr>
+      <w:r>
+        <w:rPr>
+          <w:b w:val="0"/>
+        </w:rPr>
+        <w:t xml:space="preserve">2. We can decide the result without examining the changed </w:t>
+      </w:r>
+      <w:r>
+        <w:rPr>
+          <w:b/>
+        </w:rPr>
+        <w:t>input</w:t>
+      </w:r>
+      <w:r>
+        <w:rPr>
+          <w:b w:val="0"/>
+        </w:rPr>
+        <w:t xml:space="preserve"> or the procedure.</w:t>
+      </w:r>
+    </w:p>
+    <w:p>
+      <w:pPr>
+        <w:spacing w:line="336" w:lineRule="auto" w:after="180"/>
+        <w:shd w:fill="F4F9FC"/>
+      </w:pPr>
+      <w:r>
+        <w:rPr>
+          <w:b w:val="0"/>
+        </w:rPr>
         <w:t>3. The final group separation is violated.</w:t>
       </w:r>
     </w:p>
@@ -4449,12 +7567,42 @@
       </w:r>
     </w:p>
     <w:p>
-      <w:r>
+      <w:pPr>
+        <w:pStyle w:val="Heading3"/>
+      </w:pPr>
+      <w:r>
+        <w:t>Hint · try first</w:t>
+      </w:r>
+    </w:p>
+    <w:p>
+      <w:pPr>
+        <w:spacing w:line="336" w:lineRule="auto" w:after="180"/>
+        <w:shd w:fill="F1F6F8"/>
+      </w:pPr>
+      <w:r>
+        <w:rPr>
+          <w:b w:val="0"/>
+        </w:rPr>
         <w:t>Hint if needed: Use the changed condition and the deciding step in the pictorial trace. The answer must say what follows from those facts.</w:t>
       </w:r>
     </w:p>
     <w:p>
-      <w:r>
+      <w:pPr>
+        <w:pStyle w:val="Heading3"/>
+      </w:pPr>
+      <w:r>
+        <w:t>Feedback · compare after trying</w:t>
+      </w:r>
+    </w:p>
+    <w:p>
+      <w:pPr>
+        <w:spacing w:line="336" w:lineRule="auto" w:after="180"/>
+        <w:shd w:fill="F1F6FC"/>
+      </w:pPr>
+      <w:r>
+        <w:rPr>
+          <w:b w:val="0"/>
+        </w:rPr>
         <w:t>After your attempt, compare with the supported explanation: The final group separation is violated. The crop retains the same source plant identity even with a new file name.</w:t>
       </w:r>
     </w:p>
@@ -4467,18 +7615,129 @@
       </w:r>
     </w:p>
     <w:p>
-      <w:r>
-        <w:t>Review Model Cards and Human Review (ai-4/33). Goal: Write a model card whose claims match evidence. Short practice: Write a bounded replacement for the publicity sentence. Point to the relevant step in the picture, then write the changed result and the rule or evidence that supports it.. Return to this week and explain what you changed.</w:t>
-      </w:r>
-    </w:p>
-    <w:p>
-      <w:r>
-        <w:t>Review Subgroup Performance (ai-4/31). Goal: Calculate subgroup results with sample sizes. Short practice: Why should the report retain subgroup rates alongside the total? Point to the relevant step in the picture, then write the changed result and the rule or evidence that supports it.. Return to this week and explain what you changed.</w:t>
-      </w:r>
-    </w:p>
-    <w:p>
-      <w:r>
-        <w:t>Review Learning Curves (ai-4/28). Goal: Read training-size learning curves. Short practice: What comparison is valid if the validation set changes between sizes? Point to the relevant step in the picture, then write the changed result and the rule or evidence that supports it.. Return to this week and explain what you changed.</w:t>
+      <w:pPr>
+        <w:spacing w:line="336" w:lineRule="auto" w:after="180"/>
+      </w:pPr>
+      <w:r>
+        <w:rPr>
+          <w:b w:val="0"/>
+        </w:rPr>
+        <w:t xml:space="preserve">Review Model Cards and Human Review (ai-4/33). Goal: Write a model card whose claims match </w:t>
+      </w:r>
+      <w:r>
+        <w:rPr>
+          <w:b/>
+        </w:rPr>
+        <w:t>evidence</w:t>
+      </w:r>
+      <w:r>
+        <w:rPr>
+          <w:b w:val="0"/>
+        </w:rPr>
+        <w:t>. Short practice: Write a bounded replacement for the publicity sentence.</w:t>
+      </w:r>
+    </w:p>
+    <w:p>
+      <w:pPr>
+        <w:spacing w:line="336" w:lineRule="auto" w:after="180"/>
+      </w:pPr>
+      <w:r>
+        <w:rPr>
+          <w:b w:val="0"/>
+        </w:rPr>
+        <w:t xml:space="preserve">Point to the relevant step in the picture, then write the changed result and the rule or </w:t>
+      </w:r>
+      <w:r>
+        <w:rPr>
+          <w:b/>
+        </w:rPr>
+        <w:t>evidence</w:t>
+      </w:r>
+      <w:r>
+        <w:rPr>
+          <w:b w:val="0"/>
+        </w:rPr>
+        <w:t xml:space="preserve"> that supports it.. Return to this week and explain what you changed.</w:t>
+      </w:r>
+    </w:p>
+    <w:p>
+      <w:pPr>
+        <w:spacing w:line="336" w:lineRule="auto" w:after="180"/>
+      </w:pPr>
+      <w:r>
+        <w:rPr>
+          <w:b w:val="0"/>
+        </w:rPr>
+        <w:t>Review Subgroup Performance (ai-4/31). Goal: Calculate subgroup results with sample sizes. Short practice: Why should the report retain subgroup rates alongside the total?</w:t>
+      </w:r>
+    </w:p>
+    <w:p>
+      <w:pPr>
+        <w:spacing w:line="336" w:lineRule="auto" w:after="180"/>
+      </w:pPr>
+      <w:r>
+        <w:rPr>
+          <w:b w:val="0"/>
+        </w:rPr>
+        <w:t xml:space="preserve">Point to the relevant step in the picture, then write the changed result and the rule or </w:t>
+      </w:r>
+      <w:r>
+        <w:rPr>
+          <w:b/>
+        </w:rPr>
+        <w:t>evidence</w:t>
+      </w:r>
+      <w:r>
+        <w:rPr>
+          <w:b w:val="0"/>
+        </w:rPr>
+        <w:t xml:space="preserve"> that supports it.. Return to this week and explain what you changed.</w:t>
+      </w:r>
+    </w:p>
+    <w:p>
+      <w:pPr>
+        <w:spacing w:line="336" w:lineRule="auto" w:after="180"/>
+      </w:pPr>
+      <w:r>
+        <w:rPr>
+          <w:b w:val="0"/>
+        </w:rPr>
+        <w:t xml:space="preserve">Review Learning Curves (ai-4/28). Goal: Read </w:t>
+      </w:r>
+      <w:r>
+        <w:rPr>
+          <w:b/>
+        </w:rPr>
+        <w:t>training</w:t>
+      </w:r>
+      <w:r>
+        <w:rPr>
+          <w:b w:val="0"/>
+        </w:rPr>
+        <w:t>-size learning curves. Short practice: What comparison is valid if the validation set changes between sizes?</w:t>
+      </w:r>
+    </w:p>
+    <w:p>
+      <w:pPr>
+        <w:spacing w:line="336" w:lineRule="auto" w:after="180"/>
+      </w:pPr>
+      <w:r>
+        <w:rPr>
+          <w:b w:val="0"/>
+        </w:rPr>
+        <w:t xml:space="preserve">Point to the relevant step in the picture, then write the changed result and the rule or </w:t>
+      </w:r>
+      <w:r>
+        <w:rPr>
+          <w:b/>
+        </w:rPr>
+        <w:t>evidence</w:t>
+      </w:r>
+      <w:r>
+        <w:rPr>
+          <w:b w:val="0"/>
+        </w:rPr>
+        <w:t xml:space="preserve"> that supports it.. Return to this week and explain what you changed.</w:t>
       </w:r>
     </w:p>
     <w:p>
@@ -4490,8 +7749,61 @@
       </w:r>
     </w:p>
     <w:p>
-      <w:r>
-        <w:t>The browser lab lets you edit the supported Python examples already included in this lesson. Predict first, run, inspect the actual output or error, change one input, then run again. Keep code, predictions, actual results and a reasoned revision together. On paper, label your result as a trace rather than an execution.</w:t>
+      <w:pPr>
+        <w:spacing w:line="336" w:lineRule="auto" w:after="180"/>
+      </w:pPr>
+      <w:r>
+        <w:rPr>
+          <w:b w:val="0"/>
+        </w:rPr>
+        <w:t xml:space="preserve">The browser lab lets you edit the supported Python examples already included in this lesson. Predict first, run, inspect the actual </w:t>
+      </w:r>
+      <w:r>
+        <w:rPr>
+          <w:b/>
+        </w:rPr>
+        <w:t>output</w:t>
+      </w:r>
+      <w:r>
+        <w:rPr>
+          <w:b w:val="0"/>
+        </w:rPr>
+        <w:t xml:space="preserve"> or error, change one </w:t>
+      </w:r>
+      <w:r>
+        <w:rPr>
+          <w:b/>
+        </w:rPr>
+        <w:t>input</w:t>
+      </w:r>
+      <w:r>
+        <w:rPr>
+          <w:b w:val="0"/>
+        </w:rPr>
+        <w:t>, then run again.</w:t>
+      </w:r>
+    </w:p>
+    <w:p>
+      <w:pPr>
+        <w:spacing w:line="336" w:lineRule="auto" w:after="180"/>
+      </w:pPr>
+      <w:r>
+        <w:rPr>
+          <w:b w:val="0"/>
+        </w:rPr>
+        <w:t xml:space="preserve">Keep code, </w:t>
+      </w:r>
+      <w:r>
+        <w:rPr>
+          <w:b/>
+        </w:rPr>
+        <w:t>prediction</w:t>
+      </w:r>
+      <w:r>
+        <w:rPr>
+          <w:b w:val="0"/>
+        </w:rPr>
+        <w:t>s, actual results and a reasoned revision together. On paper, label your result as a trace rather than an execution.</w:t>
       </w:r>
     </w:p>
     <w:p>
@@ -4503,8 +7815,756 @@
       </w:r>
     </w:p>
     <w:p>
-      <w:r>
-        <w:t>Use Download completed work in the hosted lesson to export your answers, reflections, practice feedback and code-run evidence. Open the HTML copy to read or print it. Drafts stay in this browser when storage is available; clear drafts on a shared device.</w:t>
+      <w:pPr>
+        <w:spacing w:line="336" w:lineRule="auto" w:after="180"/>
+      </w:pPr>
+      <w:r>
+        <w:rPr>
+          <w:b w:val="0"/>
+        </w:rPr>
+        <w:t xml:space="preserve">Use Download completed work in the hosted lesson to export your answers, reflections, practice feedback and code-run </w:t>
+      </w:r>
+      <w:r>
+        <w:rPr>
+          <w:b/>
+        </w:rPr>
+        <w:t>evidence</w:t>
+      </w:r>
+      <w:r>
+        <w:rPr>
+          <w:b w:val="0"/>
+        </w:rPr>
+        <w:t>. Open the HTML copy to read or print it.</w:t>
+      </w:r>
+    </w:p>
+    <w:p>
+      <w:pPr>
+        <w:spacing w:line="336" w:lineRule="auto" w:after="180"/>
+      </w:pPr>
+      <w:r>
+        <w:rPr>
+          <w:b w:val="0"/>
+        </w:rPr>
+        <w:t>Drafts stay in this browser when storage is available; clear drafts on a shared device.</w:t>
+      </w:r>
+    </w:p>
+    <w:p>
+      <w:pPr>
+        <w:pStyle w:val="Heading1"/>
+      </w:pPr>
+      <w:r>
+        <w:t>18. Visual concept journey</w:t>
+      </w:r>
+    </w:p>
+    <w:p>
+      <w:r>
+        <w:t>Explain each Capstone Dataset and Baseline graphic using its labels, deciding evidence and relevant limitation.</w:t>
+      </w:r>
+    </w:p>
+    <w:p>
+      <w:pPr>
+        <w:pStyle w:val="Heading3"/>
+      </w:pPr>
+      <w:r>
+        <w:t>01. Capstone Dataset and Baseline: the case</w:t>
+      </w:r>
+    </w:p>
+    <w:p>
+      <w:r>
+        <w:drawing>
+          <wp:inline xmlns:a="http://schemas.openxmlformats.org/drawingml/2006/main" xmlns:pic="http://schemas.openxmlformats.org/drawingml/2006/picture">
+            <wp:extent cx="5486400" cy="3291840"/>
+            <wp:docPr id="21" name="Picture 21" descr="Plan the plant capstone around independent groups and a baseline before collecting more rows. Supplied facts: Toy proposed dataset: 8 plants, 3 photos each. Development groupsA–F; final groupsG, H. Target is visible-spot status, with review for hidden leaves. All inputs and outcomes in this worked example are invented classroom data; no real model run is claimed."/>
+            <wp:cNvGraphicFramePr>
+              <a:graphicFrameLocks noChangeAspect="1"/>
+            </wp:cNvGraphicFramePr>
+            <a:graphic>
+              <a:graphicData uri="http://schemas.openxmlformats.org/drawingml/2006/picture">
+                <pic:pic>
+                  <pic:nvPicPr>
+                    <pic:cNvPr id="0" name="academy-story-ai-4-34-01.png"/>
+                    <pic:cNvPicPr/>
+                  </pic:nvPicPr>
+                  <pic:blipFill>
+                    <a:blip r:embed="rId28"/>
+                    <a:stretch>
+                      <a:fillRect/>
+                    </a:stretch>
+                  </pic:blipFill>
+                  <pic:spPr>
+                    <a:xfrm>
+                      <a:off x="0" y="0"/>
+                      <a:ext cx="5486400" cy="3291840"/>
+                    </a:xfrm>
+                    <a:prstGeom prst="rect"/>
+                  </pic:spPr>
+                </pic:pic>
+              </a:graphicData>
+            </a:graphic>
+          </wp:inline>
+        </w:drawing>
+      </w:r>
+    </w:p>
+    <w:p>
+      <w:pPr>
+        <w:spacing w:line="336" w:lineRule="auto" w:after="180"/>
+      </w:pPr>
+      <w:r>
+        <w:rPr>
+          <w:b w:val="0"/>
+        </w:rPr>
+        <w:t xml:space="preserve">Plan the plant capstone around independent groups and a </w:t>
+      </w:r>
+      <w:r>
+        <w:rPr>
+          <w:b/>
+        </w:rPr>
+        <w:t>baseline</w:t>
+      </w:r>
+      <w:r>
+        <w:rPr>
+          <w:b w:val="0"/>
+        </w:rPr>
+        <w:t xml:space="preserve"> before collecting more rows. Supplied facts: Toy proposed dataset: 8 plants, 3 photos each. Development groupsA–F; final groupsG, H.</w:t>
+      </w:r>
+    </w:p>
+    <w:p>
+      <w:pPr>
+        <w:spacing w:line="336" w:lineRule="auto" w:after="180"/>
+      </w:pPr>
+      <w:r>
+        <w:rPr>
+          <w:b w:val="0"/>
+        </w:rPr>
+        <w:t xml:space="preserve">Target is visible-spot status, with review for hidden leaves. All </w:t>
+      </w:r>
+      <w:r>
+        <w:rPr>
+          <w:b/>
+        </w:rPr>
+        <w:t>input</w:t>
+      </w:r>
+      <w:r>
+        <w:rPr>
+          <w:b w:val="0"/>
+        </w:rPr>
+        <w:t>s and outcomes in this worked example are invented classroom data; no real model run is claimed.</w:t>
+      </w:r>
+    </w:p>
+    <w:p>
+      <w:pPr>
+        <w:spacing w:line="336" w:lineRule="auto" w:after="180"/>
+        <w:shd w:fill="F5F1FB"/>
+      </w:pPr>
+      <w:r>
+        <w:rPr>
+          <w:b w:val="0"/>
+        </w:rPr>
+        <w:t>Point to the given fact that matters most. Explain why it matters.</w:t>
+      </w:r>
+    </w:p>
+    <w:p>
+      <w:pPr>
+        <w:pStyle w:val="Heading3"/>
+      </w:pPr>
+      <w:r>
+        <w:t>02. Follow the deciding steps</w:t>
+      </w:r>
+    </w:p>
+    <w:p>
+      <w:r>
+        <w:drawing>
+          <wp:inline xmlns:a="http://schemas.openxmlformats.org/drawingml/2006/main" xmlns:pic="http://schemas.openxmlformats.org/drawingml/2006/picture">
+            <wp:extent cx="5486400" cy="3182112"/>
+            <wp:docPr id="22" name="Picture 22" descr="Define target: Write visible-spot and review rules before annotation. → Split by groups: Keep all 18 A–F views in development and all 6 G/H views for final evaluation. → Plan baseline: Fit majority label only from development training; record metrics and error types."/>
+            <wp:cNvGraphicFramePr>
+              <a:graphicFrameLocks noChangeAspect="1"/>
+            </wp:cNvGraphicFramePr>
+            <a:graphic>
+              <a:graphicData uri="http://schemas.openxmlformats.org/drawingml/2006/picture">
+                <pic:pic>
+                  <pic:nvPicPr>
+                    <pic:cNvPr id="0" name="academy-story-ai-4-34-02.png"/>
+                    <pic:cNvPicPr/>
+                  </pic:nvPicPr>
+                  <pic:blipFill>
+                    <a:blip r:embed="rId29"/>
+                    <a:stretch>
+                      <a:fillRect/>
+                    </a:stretch>
+                  </pic:blipFill>
+                  <pic:spPr>
+                    <a:xfrm>
+                      <a:off x="0" y="0"/>
+                      <a:ext cx="5486400" cy="3182112"/>
+                    </a:xfrm>
+                    <a:prstGeom prst="rect"/>
+                  </pic:spPr>
+                </pic:pic>
+              </a:graphicData>
+            </a:graphic>
+          </wp:inline>
+        </w:drawing>
+      </w:r>
+    </w:p>
+    <w:p>
+      <w:pPr>
+        <w:spacing w:line="336" w:lineRule="auto" w:after="180"/>
+      </w:pPr>
+      <w:r>
+        <w:rPr>
+          <w:b w:val="0"/>
+        </w:rPr>
+        <w:t xml:space="preserve">Define target: Write visible-spot and review rules before annotation. → Split by groups: Keep all 18 A–F views in development and all 6 G/H views for final evaluation. → Plan </w:t>
+      </w:r>
+      <w:r>
+        <w:rPr>
+          <w:b/>
+        </w:rPr>
+        <w:t>baseline</w:t>
+      </w:r>
+      <w:r>
+        <w:rPr>
+          <w:b w:val="0"/>
+        </w:rPr>
+        <w:t xml:space="preserve">: Fit majority label only from development </w:t>
+      </w:r>
+      <w:r>
+        <w:rPr>
+          <w:b/>
+        </w:rPr>
+        <w:t>training</w:t>
+      </w:r>
+      <w:r>
+        <w:rPr>
+          <w:b w:val="0"/>
+        </w:rPr>
+        <w:t>; record metrics and error types.</w:t>
+      </w:r>
+    </w:p>
+    <w:p>
+      <w:pPr>
+        <w:spacing w:line="336" w:lineRule="auto" w:after="180"/>
+        <w:shd w:fill="F5F1FB"/>
+      </w:pPr>
+      <w:r>
+        <w:rPr>
+          <w:b w:val="0"/>
+        </w:rPr>
+        <w:t xml:space="preserve">Point to each numbered stage and explain which recorded </w:t>
+      </w:r>
+      <w:r>
+        <w:rPr>
+          <w:b/>
+        </w:rPr>
+        <w:t>input</w:t>
+      </w:r>
+      <w:r>
+        <w:rPr>
+          <w:b w:val="0"/>
+        </w:rPr>
+        <w:t xml:space="preserve"> it uses.</w:t>
+      </w:r>
+    </w:p>
+    <w:p>
+      <w:pPr>
+        <w:pStyle w:val="Heading3"/>
+      </w:pPr>
+      <w:r>
+        <w:t>03. Four-step worked evidence for Week 34: Capstone Dataset and Baseline</w:t>
+      </w:r>
+    </w:p>
+    <w:p>
+      <w:r>
+        <w:drawing>
+          <wp:inline xmlns:a="http://schemas.openxmlformats.org/drawingml/2006/main" xmlns:pic="http://schemas.openxmlformats.org/drawingml/2006/picture">
+            <wp:extent cx="5486400" cy="4349496"/>
+            <wp:docPr id="23" name="Picture 23" descr="Four-step worked evidence for Week 34: Capstone Dataset and Baseline. 1 | Freeze dataset card v3 and grouped split s2 with no plant identity crossing sets.. 2 | Test set remains sealed; validation supports model choices.. 3 | Validation has 12 healthy and 8 spotted leaves. The always-healthy baseline scores 12/20=60% accuracy and 0/8=0% spotted recall. The rule has TP=5, FN=3, TN=10, FP=2: accuracy 75% and spotted recall 62.5%.. 4 | Acceptance requires valid citations, metric calculations, subgroup review, and safe escalation."/>
+            <wp:cNvGraphicFramePr>
+              <a:graphicFrameLocks noChangeAspect="1"/>
+            </wp:cNvGraphicFramePr>
+            <a:graphic>
+              <a:graphicData uri="http://schemas.openxmlformats.org/drawingml/2006/picture">
+                <pic:pic>
+                  <pic:nvPicPr>
+                    <pic:cNvPr id="0" name="academy-story-ai-4-34-03.png"/>
+                    <pic:cNvPicPr/>
+                  </pic:nvPicPr>
+                  <pic:blipFill>
+                    <a:blip r:embed="rId30"/>
+                    <a:stretch>
+                      <a:fillRect/>
+                    </a:stretch>
+                  </pic:blipFill>
+                  <pic:spPr>
+                    <a:xfrm>
+                      <a:off x="0" y="0"/>
+                      <a:ext cx="5486400" cy="4349496"/>
+                    </a:xfrm>
+                    <a:prstGeom prst="rect"/>
+                  </pic:spPr>
+                </pic:pic>
+              </a:graphicData>
+            </a:graphic>
+          </wp:inline>
+        </w:drawing>
+      </w:r>
+    </w:p>
+    <w:p>
+      <w:pPr>
+        <w:spacing w:line="336" w:lineRule="auto" w:after="180"/>
+      </w:pPr>
+      <w:r>
+        <w:rPr>
+          <w:b w:val="0"/>
+        </w:rPr>
+        <w:t xml:space="preserve">Four-step worked </w:t>
+      </w:r>
+      <w:r>
+        <w:rPr>
+          <w:b/>
+        </w:rPr>
+        <w:t>evidence</w:t>
+      </w:r>
+      <w:r>
+        <w:rPr>
+          <w:b w:val="0"/>
+        </w:rPr>
+        <w:t xml:space="preserve"> for Week 34: Capstone Dataset and </w:t>
+      </w:r>
+      <w:r>
+        <w:rPr>
+          <w:b/>
+        </w:rPr>
+        <w:t>Baseline</w:t>
+      </w:r>
+      <w:r>
+        <w:rPr>
+          <w:b w:val="0"/>
+        </w:rPr>
+        <w:t xml:space="preserve">. 1 | </w:t>
+      </w:r>
+      <w:r>
+        <w:rPr>
+          <w:b/>
+        </w:rPr>
+        <w:t>Freeze</w:t>
+      </w:r>
+      <w:r>
+        <w:rPr>
+          <w:b w:val="0"/>
+        </w:rPr>
+        <w:t xml:space="preserve"> dataset card v3 and grouped split s2 with no plant identity crossing sets.. 2 | Test set remains sealed; validation supports model choices.. 3 | Validation has 12 healthy and 8 spotted leaves.</w:t>
+      </w:r>
+    </w:p>
+    <w:p>
+      <w:pPr>
+        <w:spacing w:line="336" w:lineRule="auto" w:after="180"/>
+      </w:pPr>
+      <w:r>
+        <w:rPr>
+          <w:b w:val="0"/>
+        </w:rPr>
+        <w:t xml:space="preserve">The always-healthy </w:t>
+      </w:r>
+      <w:r>
+        <w:rPr>
+          <w:b/>
+        </w:rPr>
+        <w:t>baseline</w:t>
+      </w:r>
+      <w:r>
+        <w:rPr>
+          <w:b w:val="0"/>
+        </w:rPr>
+        <w:t xml:space="preserve"> scores 12/20=</w:t>
+      </w:r>
+      <w:r>
+        <w:rPr>
+          <w:b/>
+        </w:rPr>
+        <w:t>60%</w:t>
+      </w:r>
+      <w:r>
+        <w:rPr>
+          <w:b w:val="0"/>
+        </w:rPr>
+        <w:t xml:space="preserve"> accuracy and 0/8=0% spotted recall.</w:t>
+      </w:r>
+    </w:p>
+    <w:p>
+      <w:pPr>
+        <w:spacing w:line="336" w:lineRule="auto" w:after="180"/>
+      </w:pPr>
+      <w:r>
+        <w:rPr>
+          <w:b w:val="0"/>
+        </w:rPr>
+        <w:t>The rule has TP=5, FN=3, TN=10, FP=2: accuracy 75% and spotted recall 62.5%.. 4 | Acceptance requires valid citations, metric calculations, subgroup review, and safe escalation.</w:t>
+      </w:r>
+    </w:p>
+    <w:p>
+      <w:pPr>
+        <w:spacing w:line="336" w:lineRule="auto" w:after="180"/>
+        <w:shd w:fill="F5F1FB"/>
+      </w:pPr>
+      <w:r>
+        <w:rPr>
+          <w:b w:val="0"/>
+        </w:rPr>
+        <w:t>Read the labels and values. Explain the relationship the model shows.</w:t>
+      </w:r>
+    </w:p>
+    <w:p>
+      <w:pPr>
+        <w:pStyle w:val="Heading3"/>
+      </w:pPr>
+      <w:r>
+        <w:t>04. Change one thing. Trace what follows.</w:t>
+      </w:r>
+    </w:p>
+    <w:p>
+      <w:r>
+        <w:drawing>
+          <wp:inline xmlns:a="http://schemas.openxmlformats.org/drawingml/2006/main" xmlns:pic="http://schemas.openxmlformats.org/drawingml/2006/picture">
+            <wp:extent cx="5486400" cy="3026664"/>
+            <wp:docPr id="24" name="Picture 24" descr="Original case: Fit majority label only from development training; record metrics and error types. Changed condition: A derived crop of plantG is added to training. Expected result: The final group separation is violated. Reason: The crop retains the same source plant identity even with a new file name."/>
+            <wp:cNvGraphicFramePr>
+              <a:graphicFrameLocks noChangeAspect="1"/>
+            </wp:cNvGraphicFramePr>
+            <a:graphic>
+              <a:graphicData uri="http://schemas.openxmlformats.org/drawingml/2006/picture">
+                <pic:pic>
+                  <pic:nvPicPr>
+                    <pic:cNvPr id="0" name="academy-story-ai-4-34-04.png"/>
+                    <pic:cNvPicPr/>
+                  </pic:nvPicPr>
+                  <pic:blipFill>
+                    <a:blip r:embed="rId31"/>
+                    <a:stretch>
+                      <a:fillRect/>
+                    </a:stretch>
+                  </pic:blipFill>
+                  <pic:spPr>
+                    <a:xfrm>
+                      <a:off x="0" y="0"/>
+                      <a:ext cx="5486400" cy="3026664"/>
+                    </a:xfrm>
+                    <a:prstGeom prst="rect"/>
+                  </pic:spPr>
+                </pic:pic>
+              </a:graphicData>
+            </a:graphic>
+          </wp:inline>
+        </w:drawing>
+      </w:r>
+    </w:p>
+    <w:p>
+      <w:pPr>
+        <w:spacing w:line="336" w:lineRule="auto" w:after="180"/>
+      </w:pPr>
+      <w:r>
+        <w:rPr>
+          <w:b w:val="0"/>
+        </w:rPr>
+        <w:t xml:space="preserve">Original case: Fit majority label only from development </w:t>
+      </w:r>
+      <w:r>
+        <w:rPr>
+          <w:b/>
+        </w:rPr>
+        <w:t>training</w:t>
+      </w:r>
+      <w:r>
+        <w:rPr>
+          <w:b w:val="0"/>
+        </w:rPr>
+        <w:t xml:space="preserve">; record metrics and error types. Changed condition: A derived crop of plantG is added to </w:t>
+      </w:r>
+      <w:r>
+        <w:rPr>
+          <w:b/>
+        </w:rPr>
+        <w:t>training</w:t>
+      </w:r>
+      <w:r>
+        <w:rPr>
+          <w:b w:val="0"/>
+        </w:rPr>
+        <w:t>. Expected result: The final group separation is violated.</w:t>
+      </w:r>
+    </w:p>
+    <w:p>
+      <w:pPr>
+        <w:spacing w:line="336" w:lineRule="auto" w:after="180"/>
+      </w:pPr>
+      <w:r>
+        <w:rPr>
+          <w:b w:val="0"/>
+        </w:rPr>
+        <w:t>Reason: The crop retains the same source plant identity even with a new file name.</w:t>
+      </w:r>
+    </w:p>
+    <w:p>
+      <w:pPr>
+        <w:spacing w:line="336" w:lineRule="auto" w:after="180"/>
+        <w:shd w:fill="F5F1FB"/>
+      </w:pPr>
+      <w:r>
+        <w:rPr>
+          <w:b w:val="0"/>
+        </w:rPr>
+        <w:t>Predict before checking the worked changed-case result. Name what changed and what the supplied facts allow you to conclude.</w:t>
+      </w:r>
+    </w:p>
+    <w:p>
+      <w:pPr>
+        <w:pStyle w:val="Heading3"/>
+      </w:pPr>
+      <w:r>
+        <w:t>05. Connect the explanation to its limit</w:t>
+      </w:r>
+    </w:p>
+    <w:p>
+      <w:r>
+        <w:drawing>
+          <wp:inline xmlns:a="http://schemas.openxmlformats.org/drawingml/2006/main" xmlns:pic="http://schemas.openxmlformats.org/drawingml/2006/picture">
+            <wp:extent cx="5486400" cy="2834640"/>
+            <wp:docPr id="25" name="Picture 25" descr="Read the picture in order. Fit majority label only from development training; record metrics and error types. The arrows show which recorded input or intermediate result each decision uses. Explain the deciding step aloud before checking the changed case; pointing to the final answer alone does not show how it follows. Limit: A well-planned split does not create sufficient sample size; two held-out plants support only a very narrow claim."/>
+            <wp:cNvGraphicFramePr>
+              <a:graphicFrameLocks noChangeAspect="1"/>
+            </wp:cNvGraphicFramePr>
+            <a:graphic>
+              <a:graphicData uri="http://schemas.openxmlformats.org/drawingml/2006/picture">
+                <pic:pic>
+                  <pic:nvPicPr>
+                    <pic:cNvPr id="0" name="academy-story-ai-4-34-05.png"/>
+                    <pic:cNvPicPr/>
+                  </pic:nvPicPr>
+                  <pic:blipFill>
+                    <a:blip r:embed="rId32"/>
+                    <a:stretch>
+                      <a:fillRect/>
+                    </a:stretch>
+                  </pic:blipFill>
+                  <pic:spPr>
+                    <a:xfrm>
+                      <a:off x="0" y="0"/>
+                      <a:ext cx="5486400" cy="2834640"/>
+                    </a:xfrm>
+                    <a:prstGeom prst="rect"/>
+                  </pic:spPr>
+                </pic:pic>
+              </a:graphicData>
+            </a:graphic>
+          </wp:inline>
+        </w:drawing>
+      </w:r>
+    </w:p>
+    <w:p>
+      <w:pPr>
+        <w:spacing w:line="336" w:lineRule="auto" w:after="180"/>
+      </w:pPr>
+      <w:r>
+        <w:rPr>
+          <w:b w:val="0"/>
+        </w:rPr>
+        <w:t xml:space="preserve">Read the picture in order. Fit majority label only from development </w:t>
+      </w:r>
+      <w:r>
+        <w:rPr>
+          <w:b/>
+        </w:rPr>
+        <w:t>training</w:t>
+      </w:r>
+      <w:r>
+        <w:rPr>
+          <w:b w:val="0"/>
+        </w:rPr>
+        <w:t xml:space="preserve">; record metrics and error types. The arrows show which recorded </w:t>
+      </w:r>
+      <w:r>
+        <w:rPr>
+          <w:b/>
+        </w:rPr>
+        <w:t>input</w:t>
+      </w:r>
+      <w:r>
+        <w:rPr>
+          <w:b w:val="0"/>
+        </w:rPr>
+        <w:t xml:space="preserve"> or intermediate result each decision uses.</w:t>
+      </w:r>
+    </w:p>
+    <w:p>
+      <w:pPr>
+        <w:spacing w:line="336" w:lineRule="auto" w:after="180"/>
+      </w:pPr>
+      <w:r>
+        <w:rPr>
+          <w:b w:val="0"/>
+        </w:rPr>
+        <w:t>Explain the deciding step aloud before checking the changed case; pointing to the final answer alone does not show how it follows.</w:t>
+      </w:r>
+    </w:p>
+    <w:p>
+      <w:pPr>
+        <w:spacing w:line="336" w:lineRule="auto" w:after="180"/>
+      </w:pPr>
+      <w:r>
+        <w:rPr>
+          <w:b w:val="0"/>
+        </w:rPr>
+        <w:t>Limit: A well-planned split does not create sufficient sample size; two held-out plants support only a very narrow claim.</w:t>
+      </w:r>
+    </w:p>
+    <w:p>
+      <w:pPr>
+        <w:spacing w:line="336" w:lineRule="auto" w:after="180"/>
+        <w:shd w:fill="F5F1FB"/>
+      </w:pPr>
+      <w:r>
+        <w:rPr>
+          <w:b w:val="0"/>
+        </w:rPr>
+        <w:t>Explain the case, then point to a limit on the claim.</w:t>
+      </w:r>
+    </w:p>
+    <w:p>
+      <w:pPr>
+        <w:pStyle w:val="Heading3"/>
+      </w:pPr>
+      <w:r>
+        <w:t>06. Make the idea visible in your project</w:t>
+      </w:r>
+    </w:p>
+    <w:p>
+      <w:r>
+        <w:drawing>
+          <wp:inline xmlns:a="http://schemas.openxmlformats.org/drawingml/2006/main" xmlns:pic="http://schemas.openxmlformats.org/drawingml/2006/picture">
+            <wp:extent cx="5486400" cy="3681984"/>
+            <wp:docPr id="26" name="Picture 26" descr="For your Responsible Plant Classifier, save the input, procedure, observed result and limitation of this check. Label this worked example as practice; use a different, previously unreviewed case when checking independent understanding. Draw your input, deciding step, result and limit. Supported question: What provenance field prevents the crop from appearing independent? Point to the relevant step in the picture, then write the changed result and the rule or evidence that supports it."/>
+            <wp:cNvGraphicFramePr>
+              <a:graphicFrameLocks noChangeAspect="1"/>
+            </wp:cNvGraphicFramePr>
+            <a:graphic>
+              <a:graphicData uri="http://schemas.openxmlformats.org/drawingml/2006/picture">
+                <pic:pic>
+                  <pic:nvPicPr>
+                    <pic:cNvPr id="0" name="academy-story-ai-4-34-06.png"/>
+                    <pic:cNvPicPr/>
+                  </pic:nvPicPr>
+                  <pic:blipFill>
+                    <a:blip r:embed="rId33"/>
+                    <a:stretch>
+                      <a:fillRect/>
+                    </a:stretch>
+                  </pic:blipFill>
+                  <pic:spPr>
+                    <a:xfrm>
+                      <a:off x="0" y="0"/>
+                      <a:ext cx="5486400" cy="3681984"/>
+                    </a:xfrm>
+                    <a:prstGeom prst="rect"/>
+                  </pic:spPr>
+                </pic:pic>
+              </a:graphicData>
+            </a:graphic>
+          </wp:inline>
+        </w:drawing>
+      </w:r>
+    </w:p>
+    <w:p>
+      <w:pPr>
+        <w:spacing w:line="336" w:lineRule="auto" w:after="180"/>
+      </w:pPr>
+      <w:r>
+        <w:rPr>
+          <w:b w:val="0"/>
+        </w:rPr>
+        <w:t xml:space="preserve">For your Responsible Plant Classifier, save the </w:t>
+      </w:r>
+      <w:r>
+        <w:rPr>
+          <w:b/>
+        </w:rPr>
+        <w:t>input</w:t>
+      </w:r>
+      <w:r>
+        <w:rPr>
+          <w:b w:val="0"/>
+        </w:rPr>
+        <w:t>, procedure, observed result and limitation of this check.</w:t>
+      </w:r>
+    </w:p>
+    <w:p>
+      <w:pPr>
+        <w:spacing w:line="336" w:lineRule="auto" w:after="180"/>
+      </w:pPr>
+      <w:r>
+        <w:rPr>
+          <w:b w:val="0"/>
+        </w:rPr>
+        <w:t xml:space="preserve">Label this worked example as practice; use a different, previously unreviewed case when checking independent understanding. Draw your </w:t>
+      </w:r>
+      <w:r>
+        <w:rPr>
+          <w:b/>
+        </w:rPr>
+        <w:t>input</w:t>
+      </w:r>
+      <w:r>
+        <w:rPr>
+          <w:b w:val="0"/>
+        </w:rPr>
+        <w:t>, deciding step, result and limit.</w:t>
+      </w:r>
+    </w:p>
+    <w:p>
+      <w:pPr>
+        <w:spacing w:line="336" w:lineRule="auto" w:after="180"/>
+      </w:pPr>
+      <w:r>
+        <w:rPr>
+          <w:b w:val="0"/>
+        </w:rPr>
+        <w:t xml:space="preserve">Supported question: What provenance field prevents the crop from appearing independent? Point to the relevant step in the picture, then write the changed result and the rule or </w:t>
+      </w:r>
+      <w:r>
+        <w:rPr>
+          <w:b/>
+        </w:rPr>
+        <w:t>evidence</w:t>
+      </w:r>
+      <w:r>
+        <w:rPr>
+          <w:b w:val="0"/>
+        </w:rPr>
+        <w:t xml:space="preserve"> that supports it.</w:t>
+      </w:r>
+    </w:p>
+    <w:p>
+      <w:pPr>
+        <w:spacing w:line="336" w:lineRule="auto" w:after="180"/>
+        <w:shd w:fill="F5F1FB"/>
+      </w:pPr>
+      <w:r>
+        <w:rPr>
+          <w:b w:val="0"/>
+        </w:rPr>
+        <w:t xml:space="preserve">Draw your project trace and justify the deciding step using </w:t>
+      </w:r>
+      <w:r>
+        <w:rPr>
+          <w:b/>
+        </w:rPr>
+        <w:t>evidence</w:t>
+      </w:r>
+      <w:r>
+        <w:rPr>
+          <w:b w:val="0"/>
+        </w:rPr>
+        <w:t>.</w:t>
       </w:r>
     </w:p>
     <w:sectPr>
